--- a/插件详细手册/6.地图/地图设计-万花镜室.docx
+++ b/插件详细手册/6.地图/地图设计-万花镜室.docx
@@ -1,30 +1,34 @@
 
 <file path=word/document.xml><?xml version="1.0" encoding="utf-8"?>
-<w:document xmlns:wpc="http://schemas.microsoft.com/office/word/2010/wordprocessingCanvas" xmlns:cx="http://schemas.microsoft.com/office/drawing/2014/chartex" xmlns:cx1="http://schemas.microsoft.com/office/drawing/2015/9/8/chartex" xmlns:cx2="http://schemas.microsoft.com/office/drawing/2015/10/21/chartex" xmlns:cx3="http://schemas.microsoft.com/office/drawing/2016/5/9/chartex" xmlns:cx4="http://schemas.microsoft.com/office/drawing/2016/5/10/chartex" xmlns:cx5="http://schemas.microsoft.com/office/drawing/2016/5/11/chartex" xmlns:cx6="http://schemas.microsoft.com/office/drawing/2016/5/12/chartex" xmlns:cx7="http://schemas.microsoft.com/office/drawing/2016/5/13/chartex" xmlns:cx8="http://schemas.microsoft.com/office/drawing/2016/5/14/chartex" xmlns:mc="http://schemas.openxmlformats.org/markup-compatibility/2006" xmlns:aink="http://schemas.microsoft.com/office/drawing/2016/ink" xmlns:am3d="http://schemas.microsoft.com/office/drawing/2017/model3d" xmlns:o="urn:schemas-microsoft-com:office:office" xmlns:oel="http://schemas.microsoft.com/office/2019/extlst" xmlns:r="http://schemas.openxmlformats.org/officeDocument/2006/relationships" xmlns:m="http://schemas.openxmlformats.org/officeDocument/2006/math" xmlns:v="urn:schemas-microsoft-com:vml" xmlns:wp14="http://schemas.microsoft.com/office/word/2010/wordprocessingDrawing" xmlns:wp="http://schemas.openxmlformats.org/drawingml/2006/wordprocessingDrawing" xmlns:w10="urn:schemas-microsoft-com:office:word" xmlns:w="http://schemas.openxmlformats.org/wordprocessingml/2006/main" xmlns:w14="http://schemas.microsoft.com/office/word/2010/wordml" xmlns:w15="http://schemas.microsoft.com/office/word/2012/wordml" xmlns:w16cex="http://schemas.microsoft.com/office/word/2018/wordml/cex" xmlns:w16cid="http://schemas.microsoft.com/office/word/2016/wordml/cid" xmlns:w16="http://schemas.microsoft.com/office/word/2018/wordml" xmlns:w16du="http://schemas.microsoft.com/office/word/2023/wordml/word16du" xmlns:w16sdtdh="http://schemas.microsoft.com/office/word/2020/wordml/sdtdatahash" xmlns:w16se="http://schemas.microsoft.com/office/word/2015/wordml/symex" xmlns:wpg="http://schemas.microsoft.com/office/word/2010/wordprocessingGroup" xmlns:wpi="http://schemas.microsoft.com/office/word/2010/wordprocessingInk" xmlns:wne="http://schemas.microsoft.com/office/word/2006/wordml" xmlns:wps="http://schemas.microsoft.com/office/word/2010/wordprocessingShape" mc:Ignorable="w14 w15 w16se w16cid w16 w16cex w16sdtdh w16du wp14">
+<w:document xmlns:wpc="http://schemas.microsoft.com/office/word/2010/wordprocessingCanvas" xmlns:cx="http://schemas.microsoft.com/office/drawing/2014/chartex" xmlns:cx1="http://schemas.microsoft.com/office/drawing/2015/9/8/chartex" xmlns:cx2="http://schemas.microsoft.com/office/drawing/2015/10/21/chartex" xmlns:cx3="http://schemas.microsoft.com/office/drawing/2016/5/9/chartex" xmlns:cx4="http://schemas.microsoft.com/office/drawing/2016/5/10/chartex" xmlns:cx5="http://schemas.microsoft.com/office/drawing/2016/5/11/chartex" xmlns:cx6="http://schemas.microsoft.com/office/drawing/2016/5/12/chartex" xmlns:cx7="http://schemas.microsoft.com/office/drawing/2016/5/13/chartex" xmlns:cx8="http://schemas.microsoft.com/office/drawing/2016/5/14/chartex" xmlns:mc="http://schemas.openxmlformats.org/markup-compatibility/2006" xmlns:aink="http://schemas.microsoft.com/office/drawing/2016/ink" xmlns:am3d="http://schemas.microsoft.com/office/drawing/2017/model3d" xmlns:o="urn:schemas-microsoft-com:office:office" xmlns:oel="http://schemas.microsoft.com/office/2019/extlst" xmlns:r="http://schemas.openxmlformats.org/officeDocument/2006/relationships" xmlns:m="http://schemas.openxmlformats.org/officeDocument/2006/math" xmlns:v="urn:schemas-microsoft-com:vml" xmlns:wp14="http://schemas.microsoft.com/office/word/2010/wordprocessingDrawing" xmlns:wp="http://schemas.openxmlformats.org/drawingml/2006/wordprocessingDrawing" xmlns:w10="urn:schemas-microsoft-com:office:word" xmlns:w="http://schemas.openxmlformats.org/wordprocessingml/2006/main" xmlns:w14="http://schemas.microsoft.com/office/word/2010/wordml" xmlns:w15="http://schemas.microsoft.com/office/word/2012/wordml" xmlns:w16cex="http://schemas.microsoft.com/office/word/2018/wordml/cex" xmlns:w16cid="http://schemas.microsoft.com/office/word/2016/wordml/cid" xmlns:w16="http://schemas.microsoft.com/office/word/2018/wordml" xmlns:w16du="http://schemas.microsoft.com/office/word/2023/wordml/word16du" xmlns:w16sdtdh="http://schemas.microsoft.com/office/word/2020/wordml/sdtdatahash" xmlns:w16sdtfl="http://schemas.microsoft.com/office/word/2024/wordml/sdtformatlock" xmlns:w16se="http://schemas.microsoft.com/office/word/2015/wordml/symex" xmlns:wpg="http://schemas.microsoft.com/office/word/2010/wordprocessingGroup" xmlns:wpi="http://schemas.microsoft.com/office/word/2010/wordprocessingInk" xmlns:wne="http://schemas.microsoft.com/office/word/2006/wordml" xmlns:wps="http://schemas.microsoft.com/office/word/2010/wordprocessingShape" mc:Ignorable="w14 w15 w16se w16cid w16 w16cex w16sdtdh w16sdtfl w16du wp14">
   <w:body>
     <w:p>
       <w:pPr>
         <w:pStyle w:val="2"/>
-      </w:pPr>
-      <w:r>
         <w:rPr>
           <w:rFonts w:hint="eastAsia"/>
         </w:rPr>
+      </w:pPr>
+      <w:r>
+        <w:rPr>
+          <w:rFonts w:hint="eastAsia"/>
+        </w:rPr>
         <w:t>概述</w:t>
       </w:r>
     </w:p>
     <w:p>
       <w:pPr>
         <w:pStyle w:val="3"/>
-        <w:rPr>
-          <w:sz w:val="28"/>
-        </w:rPr>
-      </w:pPr>
-      <w:r>
         <w:rPr>
           <w:rFonts w:hint="eastAsia"/>
           <w:sz w:val="28"/>
         </w:rPr>
+      </w:pPr>
+      <w:r>
+        <w:rPr>
+          <w:rFonts w:hint="eastAsia"/>
+          <w:sz w:val="28"/>
+        </w:rPr>
         <w:t>地图简介</w:t>
       </w:r>
     </w:p>
@@ -72,9 +76,9 @@
           <w:noProof/>
         </w:rPr>
         <w:drawing>
-          <wp:inline distT="0" distB="0" distL="0" distR="0" wp14:anchorId="62F79F42" wp14:editId="76783C74">
-            <wp:extent cx="4023360" cy="3106406"/>
-            <wp:effectExtent l="0" t="0" r="0" b="0"/>
+          <wp:inline distT="0" distB="0" distL="0" distR="0" wp14:anchorId="62F79F42" wp14:editId="412B94EA">
+            <wp:extent cx="3954780" cy="3053456"/>
+            <wp:effectExtent l="0" t="0" r="7620" b="0"/>
             <wp:docPr id="1484233242" name="图片 1"/>
             <wp:cNvGraphicFramePr>
               <a:graphicFrameLocks xmlns:a="http://schemas.openxmlformats.org/drawingml/2006/main" noChangeAspect="1"/>
@@ -104,7 +108,7 @@
                   <pic:spPr bwMode="auto">
                     <a:xfrm>
                       <a:off x="0" y="0"/>
-                      <a:ext cx="4031375" cy="3112594"/>
+                      <a:ext cx="3965853" cy="3062005"/>
                     </a:xfrm>
                     <a:prstGeom prst="rect">
                       <a:avLst/>
@@ -121,54 +125,222 @@
         </w:drawing>
       </w:r>
     </w:p>
-    <w:p>
-      <w:pPr>
-        <w:widowControl/>
-        <w:snapToGrid w:val="0"/>
+    <w:tbl>
+      <w:tblPr>
+        <w:tblStyle w:val="af"/>
+        <w:tblW w:w="0" w:type="auto"/>
+        <w:shd w:val="clear" w:color="auto" w:fill="DEEAF6" w:themeFill="accent1" w:themeFillTint="33"/>
+        <w:tblLook w:val="04A0" w:firstRow="1" w:lastRow="0" w:firstColumn="1" w:lastColumn="0" w:noHBand="0" w:noVBand="1"/>
+      </w:tblPr>
+      <w:tblGrid>
+        <w:gridCol w:w="8522"/>
+      </w:tblGrid>
+      <w:tr>
+        <w:tc>
+          <w:tcPr>
+            <w:tcW w:w="8522" w:type="dxa"/>
+            <w:shd w:val="clear" w:color="auto" w:fill="DEEAF6" w:themeFill="accent1" w:themeFillTint="33"/>
+          </w:tcPr>
+          <w:p>
+            <w:pPr>
+              <w:widowControl/>
+              <w:snapToGrid w:val="0"/>
+              <w:jc w:val="left"/>
+              <w:rPr>
+                <w:rFonts w:ascii="Tahoma" w:eastAsia="微软雅黑" w:hAnsi="Tahoma"/>
+                <w:kern w:val="0"/>
+                <w:sz w:val="22"/>
+              </w:rPr>
+            </w:pPr>
+            <w:r>
+              <w:rPr>
+                <w:rFonts w:ascii="Tahoma" w:eastAsia="微软雅黑" w:hAnsi="Tahoma" w:hint="eastAsia"/>
+                <w:kern w:val="0"/>
+                <w:sz w:val="22"/>
+              </w:rPr>
+              <w:t>示例</w:t>
+            </w:r>
+            <w:r>
+              <w:rPr>
+                <w:rFonts w:ascii="Tahoma" w:eastAsia="微软雅黑" w:hAnsi="Tahoma" w:hint="eastAsia"/>
+                <w:kern w:val="0"/>
+                <w:sz w:val="22"/>
+              </w:rPr>
+              <w:t>中的地图为“</w:t>
+            </w:r>
+            <w:r>
+              <w:rPr>
+                <w:rFonts w:ascii="Tahoma" w:eastAsia="微软雅黑" w:hAnsi="Tahoma" w:hint="eastAsia"/>
+                <w:kern w:val="0"/>
+                <w:sz w:val="22"/>
+              </w:rPr>
+              <w:t>万花镜室</w:t>
+            </w:r>
+            <w:r>
+              <w:rPr>
+                <w:rFonts w:ascii="Tahoma" w:eastAsia="微软雅黑" w:hAnsi="Tahoma" w:hint="eastAsia"/>
+                <w:kern w:val="0"/>
+                <w:sz w:val="22"/>
+              </w:rPr>
+              <w:t>”</w:t>
+            </w:r>
+            <w:r>
+              <w:rPr>
+                <w:rFonts w:ascii="Tahoma" w:eastAsia="微软雅黑" w:hAnsi="Tahoma" w:hint="eastAsia"/>
+                <w:kern w:val="0"/>
+                <w:sz w:val="22"/>
+              </w:rPr>
+              <w:t>，</w:t>
+            </w:r>
+            <w:r>
+              <w:rPr>
+                <w:rFonts w:ascii="Tahoma" w:eastAsia="微软雅黑" w:hAnsi="Tahoma" w:hint="eastAsia"/>
+                <w:kern w:val="0"/>
+                <w:sz w:val="22"/>
+              </w:rPr>
+              <w:t>你</w:t>
+            </w:r>
+            <w:r>
+              <w:rPr>
+                <w:rFonts w:ascii="Tahoma" w:eastAsia="微软雅黑" w:hAnsi="Tahoma" w:hint="eastAsia"/>
+                <w:kern w:val="0"/>
+                <w:sz w:val="22"/>
+              </w:rPr>
+              <w:t>可以</w:t>
+            </w:r>
+            <w:r>
+              <w:rPr>
+                <w:rFonts w:ascii="Tahoma" w:eastAsia="微软雅黑" w:hAnsi="Tahoma" w:hint="eastAsia"/>
+                <w:kern w:val="0"/>
+                <w:sz w:val="22"/>
+              </w:rPr>
+              <w:t>设置</w:t>
+            </w:r>
+            <w:r>
+              <w:rPr>
+                <w:rFonts w:ascii="Tahoma" w:eastAsia="微软雅黑" w:hAnsi="Tahoma" w:hint="eastAsia"/>
+                <w:kern w:val="0"/>
+                <w:sz w:val="22"/>
+              </w:rPr>
+              <w:t xml:space="preserve"> </w:t>
+            </w:r>
+            <w:r>
+              <w:rPr>
+                <w:rFonts w:ascii="Tahoma" w:eastAsia="微软雅黑" w:hAnsi="Tahoma" w:hint="eastAsia"/>
+                <w:kern w:val="0"/>
+                <w:sz w:val="22"/>
+              </w:rPr>
+              <w:t>玩家起始位置</w:t>
+            </w:r>
+            <w:r>
+              <w:rPr>
+                <w:rFonts w:ascii="Tahoma" w:eastAsia="微软雅黑" w:hAnsi="Tahoma" w:hint="eastAsia"/>
+                <w:kern w:val="0"/>
+                <w:sz w:val="22"/>
+              </w:rPr>
+              <w:t xml:space="preserve"> </w:t>
+            </w:r>
+            <w:r>
+              <w:rPr>
+                <w:rFonts w:ascii="Tahoma" w:eastAsia="微软雅黑" w:hAnsi="Tahoma" w:hint="eastAsia"/>
+                <w:kern w:val="0"/>
+                <w:sz w:val="22"/>
+              </w:rPr>
+              <w:t>在该地图。</w:t>
+            </w:r>
+          </w:p>
+          <w:p>
+            <w:pPr>
+              <w:widowControl/>
+              <w:snapToGrid w:val="0"/>
+              <w:jc w:val="center"/>
+              <w:rPr>
+                <w:rFonts w:ascii="Tahoma" w:eastAsia="微软雅黑" w:hAnsi="Tahoma" w:hint="eastAsia"/>
+                <w:kern w:val="0"/>
+                <w:sz w:val="22"/>
+              </w:rPr>
+            </w:pPr>
+            <w:r>
+              <w:rPr>
+                <w:rFonts w:hint="eastAsia"/>
+                <w:noProof/>
+              </w:rPr>
+              <w:drawing>
+                <wp:inline distT="0" distB="0" distL="0" distR="0" wp14:anchorId="12870048" wp14:editId="46453279">
+                  <wp:extent cx="2446020" cy="792480"/>
+                  <wp:effectExtent l="0" t="0" r="0" b="7620"/>
+                  <wp:docPr id="2142537991" name="图片 1"/>
+                  <wp:cNvGraphicFramePr>
+                    <a:graphicFrameLocks xmlns:a="http://schemas.openxmlformats.org/drawingml/2006/main" noChangeAspect="1"/>
+                  </wp:cNvGraphicFramePr>
+                  <a:graphic xmlns:a="http://schemas.openxmlformats.org/drawingml/2006/main">
+                    <a:graphicData uri="http://schemas.openxmlformats.org/drawingml/2006/picture">
+                      <pic:pic xmlns:pic="http://schemas.openxmlformats.org/drawingml/2006/picture">
+                        <pic:nvPicPr>
+                          <pic:cNvPr id="0" name="Picture 5"/>
+                          <pic:cNvPicPr>
+                            <a:picLocks noChangeAspect="1" noChangeArrowheads="1"/>
+                          </pic:cNvPicPr>
+                        </pic:nvPicPr>
+                        <pic:blipFill>
+                          <a:blip r:embed="rId8">
+                            <a:extLst>
+                              <a:ext uri="{28A0092B-C50C-407E-A947-70E740481C1C}">
+                                <a14:useLocalDpi xmlns:a14="http://schemas.microsoft.com/office/drawing/2010/main" val="0"/>
+                              </a:ext>
+                            </a:extLst>
+                          </a:blip>
+                          <a:srcRect/>
+                          <a:stretch>
+                            <a:fillRect/>
+                          </a:stretch>
+                        </pic:blipFill>
+                        <pic:spPr bwMode="auto">
+                          <a:xfrm>
+                            <a:off x="0" y="0"/>
+                            <a:ext cx="2446020" cy="792480"/>
+                          </a:xfrm>
+                          <a:prstGeom prst="rect">
+                            <a:avLst/>
+                          </a:prstGeom>
+                          <a:noFill/>
+                          <a:ln>
+                            <a:noFill/>
+                          </a:ln>
+                        </pic:spPr>
+                      </pic:pic>
+                    </a:graphicData>
+                  </a:graphic>
+                </wp:inline>
+              </w:drawing>
+            </w:r>
+          </w:p>
+        </w:tc>
+      </w:tr>
+    </w:tbl>
+    <w:p>
+      <w:pPr>
+        <w:widowControl/>
+        <w:snapToGrid w:val="0"/>
+        <w:spacing w:before="120"/>
         <w:jc w:val="left"/>
         <w:rPr>
           <w:rFonts w:ascii="Tahoma" w:eastAsia="微软雅黑" w:hAnsi="Tahoma"/>
-          <w:b/>
-          <w:bCs/>
-          <w:kern w:val="0"/>
-          <w:sz w:val="22"/>
-        </w:rPr>
-      </w:pPr>
-      <w:r>
-        <w:rPr>
-          <w:rFonts w:ascii="Tahoma" w:eastAsia="微软雅黑" w:hAnsi="Tahoma" w:hint="eastAsia"/>
-          <w:b/>
-          <w:bCs/>
-          <w:kern w:val="0"/>
-          <w:sz w:val="22"/>
-        </w:rPr>
-        <w:t>注意，该文档</w:t>
-      </w:r>
-      <w:r>
-        <w:rPr>
-          <w:rFonts w:ascii="Tahoma" w:eastAsia="微软雅黑" w:hAnsi="Tahoma" w:hint="eastAsia"/>
-          <w:b/>
-          <w:bCs/>
-          <w:kern w:val="0"/>
-          <w:sz w:val="22"/>
-        </w:rPr>
-        <w:t>只</w:t>
-      </w:r>
-      <w:r>
-        <w:rPr>
-          <w:rFonts w:ascii="Tahoma" w:eastAsia="微软雅黑" w:hAnsi="Tahoma" w:hint="eastAsia"/>
-          <w:b/>
-          <w:bCs/>
-          <w:kern w:val="0"/>
-          <w:sz w:val="22"/>
-        </w:rPr>
-        <w:t>详细说明</w:t>
-      </w:r>
-      <w:r>
-        <w:rPr>
-          <w:rFonts w:ascii="Tahoma" w:eastAsia="微软雅黑" w:hAnsi="Tahoma" w:hint="eastAsia"/>
-          <w:b/>
-          <w:bCs/>
+          <w:kern w:val="0"/>
+          <w:sz w:val="22"/>
+        </w:rPr>
+      </w:pPr>
+      <w:r>
+        <w:rPr>
+          <w:rFonts w:ascii="Tahoma" w:eastAsia="微软雅黑" w:hAnsi="Tahoma" w:hint="eastAsia"/>
+          <w:kern w:val="0"/>
+          <w:sz w:val="22"/>
+        </w:rPr>
+        <w:t>注意，该文档只详细说明</w:t>
+      </w:r>
+      <w:r>
+        <w:rPr>
+          <w:rFonts w:ascii="Tahoma" w:eastAsia="微软雅黑" w:hAnsi="Tahoma" w:hint="eastAsia"/>
           <w:kern w:val="0"/>
           <w:sz w:val="22"/>
         </w:rPr>
@@ -177,42 +349,10 @@
       <w:r>
         <w:rPr>
           <w:rFonts w:ascii="Tahoma" w:eastAsia="微软雅黑" w:hAnsi="Tahoma" w:hint="eastAsia"/>
-          <w:b/>
-          <w:bCs/>
-          <w:kern w:val="0"/>
-          <w:sz w:val="22"/>
-        </w:rPr>
-        <w:t>整体</w:t>
-      </w:r>
-      <w:r>
-        <w:rPr>
-          <w:rFonts w:ascii="Tahoma" w:eastAsia="微软雅黑" w:hAnsi="Tahoma" w:hint="eastAsia"/>
-          <w:b/>
-          <w:bCs/>
-          <w:kern w:val="0"/>
-          <w:sz w:val="22"/>
-        </w:rPr>
-        <w:t>设计</w:t>
-      </w:r>
-      <w:r>
-        <w:rPr>
-          <w:rFonts w:ascii="Tahoma" w:eastAsia="微软雅黑" w:hAnsi="Tahoma" w:hint="eastAsia"/>
-          <w:b/>
-          <w:bCs/>
-          <w:kern w:val="0"/>
-          <w:sz w:val="22"/>
-        </w:rPr>
-        <w:t>思路</w:t>
-      </w:r>
-      <w:r>
-        <w:rPr>
-          <w:rFonts w:ascii="Tahoma" w:eastAsia="微软雅黑" w:hAnsi="Tahoma" w:hint="eastAsia"/>
-          <w:b/>
-          <w:bCs/>
-          <w:kern w:val="0"/>
-          <w:sz w:val="22"/>
-        </w:rPr>
-        <w:t>。</w:t>
+          <w:kern w:val="0"/>
+          <w:sz w:val="22"/>
+        </w:rPr>
+        <w:t>整体设计思路。</w:t>
       </w:r>
     </w:p>
     <w:p>
@@ -220,7 +360,7 @@
         <w:widowControl/>
         <w:jc w:val="left"/>
         <w:rPr>
-          <w:rFonts w:ascii="宋体" w:eastAsia="宋体" w:hAnsi="宋体" w:cs="宋体"/>
+          <w:rFonts w:ascii="宋体" w:eastAsia="宋体" w:hAnsi="宋体" w:cs="宋体" w:hint="eastAsia"/>
           <w:kern w:val="0"/>
           <w:sz w:val="24"/>
           <w:szCs w:val="24"/>
@@ -232,7 +372,7 @@
         <w:widowControl/>
         <w:jc w:val="left"/>
         <w:rPr>
-          <w:rFonts w:ascii="宋体" w:eastAsia="宋体" w:hAnsi="宋体" w:cs="宋体"/>
+          <w:rFonts w:ascii="宋体" w:eastAsia="宋体" w:hAnsi="宋体" w:cs="宋体" w:hint="eastAsia"/>
           <w:kern w:val="0"/>
           <w:sz w:val="24"/>
           <w:szCs w:val="24"/>
@@ -252,6 +392,7 @@
       <w:pPr>
         <w:pStyle w:val="3"/>
         <w:rPr>
+          <w:rFonts w:hint="eastAsia"/>
           <w:sz w:val="28"/>
         </w:rPr>
       </w:pPr>
@@ -534,7 +675,7 @@
                     </pic:cNvPicPr>
                   </pic:nvPicPr>
                   <pic:blipFill>
-                    <a:blip r:embed="rId8">
+                    <a:blip r:embed="rId9">
                       <a:extLst>
                         <a:ext uri="{28A0092B-C50C-407E-A947-70E740481C1C}">
                           <a14:useLocalDpi xmlns:a14="http://schemas.microsoft.com/office/drawing/2010/main" val="0"/>
@@ -842,7 +983,7 @@
         <w:snapToGrid w:val="0"/>
         <w:jc w:val="center"/>
         <w:rPr>
-          <w:rFonts w:ascii="宋体" w:eastAsia="宋体" w:hAnsi="宋体" w:cs="宋体"/>
+          <w:rFonts w:ascii="宋体" w:eastAsia="宋体" w:hAnsi="宋体" w:cs="宋体" w:hint="eastAsia"/>
           <w:kern w:val="0"/>
           <w:sz w:val="24"/>
           <w:szCs w:val="24"/>
@@ -874,7 +1015,7 @@
                     </pic:cNvPicPr>
                   </pic:nvPicPr>
                   <pic:blipFill>
-                    <a:blip r:embed="rId9">
+                    <a:blip r:embed="rId10">
                       <a:extLst>
                         <a:ext uri="{28A0092B-C50C-407E-A947-70E740481C1C}">
                           <a14:useLocalDpi xmlns:a14="http://schemas.microsoft.com/office/drawing/2010/main" val="0"/>
@@ -1017,7 +1158,7 @@
         <w:snapToGrid w:val="0"/>
         <w:jc w:val="center"/>
         <w:rPr>
-          <w:rFonts w:ascii="宋体" w:eastAsia="宋体" w:hAnsi="宋体" w:cs="宋体"/>
+          <w:rFonts w:ascii="宋体" w:eastAsia="宋体" w:hAnsi="宋体" w:cs="宋体" w:hint="eastAsia"/>
           <w:kern w:val="0"/>
           <w:sz w:val="24"/>
           <w:szCs w:val="24"/>
@@ -1049,7 +1190,7 @@
                     </pic:cNvPicPr>
                   </pic:nvPicPr>
                   <pic:blipFill>
-                    <a:blip r:embed="rId10">
+                    <a:blip r:embed="rId11">
                       <a:extLst>
                         <a:ext uri="{28A0092B-C50C-407E-A947-70E740481C1C}">
                           <a14:useLocalDpi xmlns:a14="http://schemas.microsoft.com/office/drawing/2010/main" val="0"/>
@@ -1086,7 +1227,7 @@
         <w:widowControl/>
         <w:jc w:val="left"/>
         <w:rPr>
-          <w:rFonts w:ascii="宋体" w:eastAsia="宋体" w:hAnsi="宋体" w:cs="宋体"/>
+          <w:rFonts w:ascii="宋体" w:eastAsia="宋体" w:hAnsi="宋体" w:cs="宋体" w:hint="eastAsia"/>
           <w:kern w:val="0"/>
           <w:sz w:val="24"/>
           <w:szCs w:val="24"/>
@@ -1105,6 +1246,9 @@
     <w:p>
       <w:pPr>
         <w:pStyle w:val="2"/>
+        <w:rPr>
+          <w:rFonts w:hint="eastAsia"/>
+        </w:rPr>
       </w:pPr>
       <w:r>
         <w:rPr>
@@ -1130,27 +1274,31 @@
       <w:pPr>
         <w:pStyle w:val="3"/>
         <w:rPr>
-          <w:sz w:val="28"/>
-        </w:rPr>
-      </w:pPr>
-      <w:r>
-        <w:rPr>
           <w:rFonts w:hint="eastAsia"/>
           <w:sz w:val="28"/>
         </w:rPr>
-        <w:t>设计</w:t>
-      </w:r>
+      </w:pPr>
       <w:r>
         <w:rPr>
           <w:rFonts w:hint="eastAsia"/>
           <w:sz w:val="28"/>
         </w:rPr>
+        <w:t>设计</w:t>
+      </w:r>
+      <w:r>
+        <w:rPr>
+          <w:rFonts w:hint="eastAsia"/>
+          <w:sz w:val="28"/>
+        </w:rPr>
         <w:t>简介</w:t>
       </w:r>
     </w:p>
     <w:p>
       <w:pPr>
         <w:pStyle w:val="4"/>
+        <w:rPr>
+          <w:rFonts w:hint="eastAsia"/>
+        </w:rPr>
       </w:pPr>
       <w:r>
         <w:rPr>
@@ -1434,7 +1582,7 @@
                     </pic:cNvPicPr>
                   </pic:nvPicPr>
                   <pic:blipFill>
-                    <a:blip r:embed="rId11">
+                    <a:blip r:embed="rId12">
                       <a:extLst>
                         <a:ext uri="{28A0092B-C50C-407E-A947-70E740481C1C}">
                           <a14:useLocalDpi xmlns:a14="http://schemas.microsoft.com/office/drawing/2010/main" val="0"/>
@@ -1648,14 +1796,15 @@
       <w:pPr>
         <w:pStyle w:val="3"/>
         <w:rPr>
-          <w:sz w:val="28"/>
-        </w:rPr>
-      </w:pPr>
-      <w:r>
-        <w:rPr>
           <w:rFonts w:hint="eastAsia"/>
           <w:sz w:val="28"/>
         </w:rPr>
+      </w:pPr>
+      <w:r>
+        <w:rPr>
+          <w:rFonts w:hint="eastAsia"/>
+          <w:sz w:val="28"/>
+        </w:rPr>
         <w:lastRenderedPageBreak/>
         <w:t>房间</w:t>
       </w:r>
@@ -1670,6 +1819,9 @@
     <w:p>
       <w:pPr>
         <w:pStyle w:val="4"/>
+        <w:rPr>
+          <w:rFonts w:hint="eastAsia"/>
+        </w:rPr>
       </w:pPr>
       <w:r>
         <w:rPr>
@@ -2085,7 +2237,7 @@
                     </pic:cNvPicPr>
                   </pic:nvPicPr>
                   <pic:blipFill>
-                    <a:blip r:embed="rId12">
+                    <a:blip r:embed="rId13">
                       <a:extLst>
                         <a:ext uri="{28A0092B-C50C-407E-A947-70E740481C1C}">
                           <a14:useLocalDpi xmlns:a14="http://schemas.microsoft.com/office/drawing/2010/main" val="0"/>
@@ -2151,7 +2303,7 @@
         <w:snapToGrid w:val="0"/>
         <w:jc w:val="center"/>
         <w:rPr>
-          <w:rFonts w:ascii="宋体" w:eastAsia="宋体" w:hAnsi="宋体" w:cs="宋体"/>
+          <w:rFonts w:ascii="宋体" w:eastAsia="宋体" w:hAnsi="宋体" w:cs="宋体" w:hint="eastAsia"/>
           <w:kern w:val="0"/>
           <w:sz w:val="24"/>
           <w:szCs w:val="24"/>
@@ -2183,7 +2335,7 @@
                     </pic:cNvPicPr>
                   </pic:nvPicPr>
                   <pic:blipFill>
-                    <a:blip r:embed="rId13">
+                    <a:blip r:embed="rId14">
                       <a:extLst>
                         <a:ext uri="{28A0092B-C50C-407E-A947-70E740481C1C}">
                           <a14:useLocalDpi xmlns:a14="http://schemas.microsoft.com/office/drawing/2010/main" val="0"/>
@@ -2300,7 +2452,7 @@
         <w:widowControl/>
         <w:jc w:val="center"/>
         <w:rPr>
-          <w:rFonts w:ascii="宋体" w:eastAsia="宋体" w:hAnsi="宋体" w:cs="宋体"/>
+          <w:rFonts w:ascii="宋体" w:eastAsia="宋体" w:hAnsi="宋体" w:cs="宋体" w:hint="eastAsia"/>
           <w:kern w:val="0"/>
           <w:sz w:val="24"/>
           <w:szCs w:val="24"/>
@@ -2332,7 +2484,7 @@
                     </pic:cNvPicPr>
                   </pic:nvPicPr>
                   <pic:blipFill>
-                    <a:blip r:embed="rId14">
+                    <a:blip r:embed="rId15">
                       <a:extLst>
                         <a:ext uri="{28A0092B-C50C-407E-A947-70E740481C1C}">
                           <a14:useLocalDpi xmlns:a14="http://schemas.microsoft.com/office/drawing/2010/main" val="0"/>
@@ -2499,7 +2651,7 @@
           <w:sz w:val="22"/>
         </w:rPr>
         <w:drawing>
-          <wp:inline distT="0" distB="0" distL="0" distR="0" wp14:anchorId="3EF103CC" wp14:editId="61CFA84B">
+          <wp:inline distT="0" distB="0" distL="0" distR="0" wp14:anchorId="3EF103CC" wp14:editId="2C84FB24">
             <wp:extent cx="3507324" cy="2674620"/>
             <wp:effectExtent l="0" t="0" r="0" b="0"/>
             <wp:docPr id="451926018" name="图片 6"/>
@@ -2516,7 +2668,7 @@
                     </pic:cNvPicPr>
                   </pic:nvPicPr>
                   <pic:blipFill>
-                    <a:blip r:embed="rId15" cstate="print">
+                    <a:blip r:embed="rId16" cstate="print">
                       <a:extLst>
                         <a:ext uri="{28A0092B-C50C-407E-A947-70E740481C1C}">
                           <a14:useLocalDpi xmlns:a14="http://schemas.microsoft.com/office/drawing/2010/main" val="0"/>
@@ -2615,6 +2767,9 @@
     <w:p>
       <w:pPr>
         <w:pStyle w:val="4"/>
+        <w:rPr>
+          <w:rFonts w:hint="eastAsia"/>
+        </w:rPr>
       </w:pPr>
       <w:bookmarkStart w:id="0" w:name="_2）可通行图块填涂"/>
       <w:bookmarkStart w:id="1" w:name="_2）比例修正"/>
@@ -2672,7 +2827,7 @@
         <w:ind w:firstLine="420"/>
         <w:jc w:val="left"/>
         <w:rPr>
-          <w:rFonts w:ascii="宋体" w:eastAsia="宋体" w:hAnsi="宋体" w:cs="宋体"/>
+          <w:rFonts w:ascii="宋体" w:eastAsia="宋体" w:hAnsi="宋体" w:cs="宋体" w:hint="eastAsia"/>
           <w:kern w:val="0"/>
           <w:sz w:val="24"/>
           <w:szCs w:val="24"/>
@@ -2889,7 +3044,7 @@
                     </pic:cNvPicPr>
                   </pic:nvPicPr>
                   <pic:blipFill>
-                    <a:blip r:embed="rId8">
+                    <a:blip r:embed="rId9">
                       <a:extLst>
                         <a:ext uri="{28A0092B-C50C-407E-A947-70E740481C1C}">
                           <a14:useLocalDpi xmlns:a14="http://schemas.microsoft.com/office/drawing/2010/main" val="0"/>
@@ -3463,7 +3618,7 @@
         <w:snapToGrid w:val="0"/>
         <w:jc w:val="center"/>
         <w:rPr>
-          <w:rFonts w:ascii="宋体" w:eastAsia="宋体" w:hAnsi="宋体" w:cs="宋体"/>
+          <w:rFonts w:ascii="宋体" w:eastAsia="宋体" w:hAnsi="宋体" w:cs="宋体" w:hint="eastAsia"/>
           <w:kern w:val="0"/>
           <w:sz w:val="24"/>
           <w:szCs w:val="24"/>
@@ -3495,7 +3650,7 @@
                     </pic:cNvPicPr>
                   </pic:nvPicPr>
                   <pic:blipFill>
-                    <a:blip r:embed="rId16">
+                    <a:blip r:embed="rId17">
                       <a:extLst>
                         <a:ext uri="{28A0092B-C50C-407E-A947-70E740481C1C}">
                           <a14:useLocalDpi xmlns:a14="http://schemas.microsoft.com/office/drawing/2010/main" val="0"/>
@@ -4735,7 +4890,7 @@
         <w:snapToGrid w:val="0"/>
         <w:jc w:val="center"/>
         <w:rPr>
-          <w:rFonts w:ascii="宋体" w:eastAsia="宋体" w:hAnsi="宋体" w:cs="宋体"/>
+          <w:rFonts w:ascii="宋体" w:eastAsia="宋体" w:hAnsi="宋体" w:cs="宋体" w:hint="eastAsia"/>
           <w:kern w:val="0"/>
           <w:sz w:val="24"/>
           <w:szCs w:val="24"/>
@@ -4767,7 +4922,7 @@
                     </pic:cNvPicPr>
                   </pic:nvPicPr>
                   <pic:blipFill>
-                    <a:blip r:embed="rId9">
+                    <a:blip r:embed="rId10">
                       <a:extLst>
                         <a:ext uri="{28A0092B-C50C-407E-A947-70E740481C1C}">
                           <a14:useLocalDpi xmlns:a14="http://schemas.microsoft.com/office/drawing/2010/main" val="0"/>
@@ -4853,7 +5008,7 @@
           <w:noProof/>
         </w:rPr>
         <w:drawing>
-          <wp:inline distT="0" distB="0" distL="0" distR="0" wp14:anchorId="14A9F1E4" wp14:editId="45B23CB4">
+          <wp:inline distT="0" distB="0" distL="0" distR="0" wp14:anchorId="14A9F1E4" wp14:editId="7D18691A">
             <wp:extent cx="2883247" cy="2202180"/>
             <wp:effectExtent l="0" t="0" r="0" b="7620"/>
             <wp:docPr id="85470203" name="图片 5"/>
@@ -4870,7 +5025,7 @@
                     </pic:cNvPicPr>
                   </pic:nvPicPr>
                   <pic:blipFill>
-                    <a:blip r:embed="rId17" cstate="print">
+                    <a:blip r:embed="rId18" cstate="print">
                       <a:extLst>
                         <a:ext uri="{28A0092B-C50C-407E-A947-70E740481C1C}">
                           <a14:useLocalDpi xmlns:a14="http://schemas.microsoft.com/office/drawing/2010/main" val="0"/>
@@ -4924,6 +5079,9 @@
     <w:p>
       <w:pPr>
         <w:pStyle w:val="4"/>
+        <w:rPr>
+          <w:rFonts w:hint="eastAsia"/>
+        </w:rPr>
       </w:pPr>
       <w:r>
         <w:rPr>
@@ -5062,7 +5220,7 @@
                     </pic:cNvPicPr>
                   </pic:nvPicPr>
                   <pic:blipFill>
-                    <a:blip r:embed="rId18" cstate="print">
+                    <a:blip r:embed="rId19" cstate="print">
                       <a:extLst>
                         <a:ext uri="{28A0092B-C50C-407E-A947-70E740481C1C}">
                           <a14:useLocalDpi xmlns:a14="http://schemas.microsoft.com/office/drawing/2010/main" val="0"/>
@@ -5115,9 +5273,9 @@
             <o:lock v:ext="edit" aspectratio="t"/>
           </v:shapetype>
           <v:shape id="_x0000_i1025" type="#_x0000_t75" style="width:189.6pt;height:139.2pt" o:ole="">
-            <v:imagedata r:id="rId19" o:title=""/>
+            <v:imagedata r:id="rId20" o:title=""/>
           </v:shape>
-          <o:OLEObject Type="Embed" ProgID="Visio.Drawing.15" ShapeID="_x0000_i1025" DrawAspect="Content" ObjectID="_1777623907" r:id="rId20"/>
+          <o:OLEObject Type="Embed" ProgID="Visio.Drawing.15" ShapeID="_x0000_i1025" DrawAspect="Content" ObjectID="_1802889289" r:id="rId21"/>
         </w:object>
       </w:r>
     </w:p>
@@ -5378,9 +5536,9 @@
       <w:r>
         <w:object w:dxaOrig="16129" w:dyaOrig="6745" w14:anchorId="5F53D9B0">
           <v:shape id="_x0000_i1026" type="#_x0000_t75" style="width:403.2pt;height:168.6pt" o:ole="">
-            <v:imagedata r:id="rId21" o:title=""/>
+            <v:imagedata r:id="rId22" o:title=""/>
           </v:shape>
-          <o:OLEObject Type="Embed" ProgID="Visio.Drawing.15" ShapeID="_x0000_i1026" DrawAspect="Content" ObjectID="_1777623908" r:id="rId22"/>
+          <o:OLEObject Type="Embed" ProgID="Visio.Drawing.15" ShapeID="_x0000_i1026" DrawAspect="Content" ObjectID="_1802889290" r:id="rId23"/>
         </w:object>
       </w:r>
     </w:p>
@@ -5650,7 +5808,7 @@
                     </pic:cNvPicPr>
                   </pic:nvPicPr>
                   <pic:blipFill>
-                    <a:blip r:embed="rId23">
+                    <a:blip r:embed="rId24">
                       <a:extLst>
                         <a:ext uri="{28A0092B-C50C-407E-A947-70E740481C1C}">
                           <a14:useLocalDpi xmlns:a14="http://schemas.microsoft.com/office/drawing/2010/main" val="0"/>
@@ -5986,7 +6144,7 @@
                     </pic:cNvPicPr>
                   </pic:nvPicPr>
                   <pic:blipFill>
-                    <a:blip r:embed="rId24">
+                    <a:blip r:embed="rId25">
                       <a:extLst>
                         <a:ext uri="{28A0092B-C50C-407E-A947-70E740481C1C}">
                           <a14:useLocalDpi xmlns:a14="http://schemas.microsoft.com/office/drawing/2010/main" val="0"/>
@@ -6117,7 +6275,7 @@
         <w:snapToGrid w:val="0"/>
         <w:jc w:val="center"/>
         <w:rPr>
-          <w:rFonts w:ascii="宋体" w:eastAsia="宋体" w:hAnsi="宋体" w:cs="宋体"/>
+          <w:rFonts w:ascii="宋体" w:eastAsia="宋体" w:hAnsi="宋体" w:cs="宋体" w:hint="eastAsia"/>
           <w:kern w:val="0"/>
           <w:sz w:val="24"/>
           <w:szCs w:val="24"/>
@@ -6149,7 +6307,7 @@
                     </pic:cNvPicPr>
                   </pic:nvPicPr>
                   <pic:blipFill>
-                    <a:blip r:embed="rId25">
+                    <a:blip r:embed="rId26">
                       <a:extLst>
                         <a:ext uri="{28A0092B-C50C-407E-A947-70E740481C1C}">
                           <a14:useLocalDpi xmlns:a14="http://schemas.microsoft.com/office/drawing/2010/main" val="0"/>
@@ -6188,7 +6346,7 @@
         <w:spacing w:after="200"/>
         <w:jc w:val="center"/>
         <w:rPr>
-          <w:rFonts w:ascii="宋体" w:eastAsia="宋体" w:hAnsi="宋体" w:cs="宋体"/>
+          <w:rFonts w:ascii="宋体" w:eastAsia="宋体" w:hAnsi="宋体" w:cs="宋体" w:hint="eastAsia"/>
           <w:kern w:val="0"/>
           <w:sz w:val="24"/>
           <w:szCs w:val="24"/>
@@ -6220,7 +6378,7 @@
                     </pic:cNvPicPr>
                   </pic:nvPicPr>
                   <pic:blipFill>
-                    <a:blip r:embed="rId26">
+                    <a:blip r:embed="rId27">
                       <a:extLst>
                         <a:ext uri="{28A0092B-C50C-407E-A947-70E740481C1C}">
                           <a14:useLocalDpi xmlns:a14="http://schemas.microsoft.com/office/drawing/2010/main" val="0"/>
@@ -6277,7 +6435,7 @@
                     </pic:cNvPicPr>
                   </pic:nvPicPr>
                   <pic:blipFill>
-                    <a:blip r:embed="rId27">
+                    <a:blip r:embed="rId28">
                       <a:extLst>
                         <a:ext uri="{28A0092B-C50C-407E-A947-70E740481C1C}">
                           <a14:useLocalDpi xmlns:a14="http://schemas.microsoft.com/office/drawing/2010/main" val="0"/>
@@ -6443,7 +6601,7 @@
                     </pic:cNvPicPr>
                   </pic:nvPicPr>
                   <pic:blipFill>
-                    <a:blip r:embed="rId28">
+                    <a:blip r:embed="rId29">
                       <a:extLst>
                         <a:ext uri="{28A0092B-C50C-407E-A947-70E740481C1C}">
                           <a14:useLocalDpi xmlns:a14="http://schemas.microsoft.com/office/drawing/2010/main" val="0"/>
@@ -6504,7 +6662,7 @@
                     </pic:cNvPicPr>
                   </pic:nvPicPr>
                   <pic:blipFill>
-                    <a:blip r:embed="rId29" cstate="print">
+                    <a:blip r:embed="rId30" cstate="print">
                       <a:extLst>
                         <a:ext uri="{28A0092B-C50C-407E-A947-70E740481C1C}">
                           <a14:useLocalDpi xmlns:a14="http://schemas.microsoft.com/office/drawing/2010/main" val="0"/>
@@ -6569,6 +6727,9 @@
     <w:p>
       <w:pPr>
         <w:pStyle w:val="2"/>
+        <w:rPr>
+          <w:rFonts w:hint="eastAsia"/>
+        </w:rPr>
       </w:pPr>
       <w:bookmarkStart w:id="2" w:name="_基础规律"/>
       <w:bookmarkEnd w:id="2"/>
@@ -6596,6 +6757,7 @@
       <w:pPr>
         <w:pStyle w:val="3"/>
         <w:rPr>
+          <w:rFonts w:hint="eastAsia"/>
           <w:sz w:val="28"/>
         </w:rPr>
       </w:pPr>
@@ -6930,7 +7092,7 @@
         <w:widowControl/>
         <w:jc w:val="center"/>
         <w:rPr>
-          <w:rFonts w:ascii="宋体" w:eastAsia="宋体" w:hAnsi="宋体" w:cs="宋体"/>
+          <w:rFonts w:ascii="宋体" w:eastAsia="宋体" w:hAnsi="宋体" w:cs="宋体" w:hint="eastAsia"/>
           <w:kern w:val="0"/>
           <w:sz w:val="24"/>
           <w:szCs w:val="24"/>
@@ -6962,7 +7124,7 @@
                     </pic:cNvPicPr>
                   </pic:nvPicPr>
                   <pic:blipFill>
-                    <a:blip r:embed="rId30">
+                    <a:blip r:embed="rId31">
                       <a:extLst>
                         <a:ext uri="{28A0092B-C50C-407E-A947-70E740481C1C}">
                           <a14:useLocalDpi xmlns:a14="http://schemas.microsoft.com/office/drawing/2010/main" val="0"/>
@@ -7090,14 +7252,15 @@
       <w:pPr>
         <w:pStyle w:val="3"/>
         <w:rPr>
-          <w:sz w:val="28"/>
-        </w:rPr>
-      </w:pPr>
-      <w:r>
-        <w:rPr>
           <w:rFonts w:hint="eastAsia"/>
           <w:sz w:val="28"/>
         </w:rPr>
+      </w:pPr>
+      <w:r>
+        <w:rPr>
+          <w:rFonts w:hint="eastAsia"/>
+          <w:sz w:val="28"/>
+        </w:rPr>
         <w:t>天窗层的局限性</w:t>
       </w:r>
     </w:p>
@@ -7229,7 +7392,7 @@
         <w:widowControl/>
         <w:jc w:val="center"/>
         <w:rPr>
-          <w:rFonts w:ascii="宋体" w:eastAsia="宋体" w:hAnsi="宋体" w:cs="宋体"/>
+          <w:rFonts w:ascii="宋体" w:eastAsia="宋体" w:hAnsi="宋体" w:cs="宋体" w:hint="eastAsia"/>
           <w:kern w:val="0"/>
           <w:sz w:val="24"/>
           <w:szCs w:val="24"/>
@@ -7261,7 +7424,7 @@
                     </pic:cNvPicPr>
                   </pic:nvPicPr>
                   <pic:blipFill>
-                    <a:blip r:embed="rId31">
+                    <a:blip r:embed="rId32">
                       <a:extLst>
                         <a:ext uri="{28A0092B-C50C-407E-A947-70E740481C1C}">
                           <a14:useLocalDpi xmlns:a14="http://schemas.microsoft.com/office/drawing/2010/main" val="0"/>
@@ -7448,15 +7611,16 @@
       <w:pPr>
         <w:pStyle w:val="3"/>
         <w:rPr>
-          <w:sz w:val="28"/>
-        </w:rPr>
-      </w:pPr>
-      <w:proofErr w:type="gramStart"/>
-      <w:r>
-        <w:rPr>
           <w:rFonts w:hint="eastAsia"/>
           <w:sz w:val="28"/>
         </w:rPr>
+      </w:pPr>
+      <w:proofErr w:type="gramStart"/>
+      <w:r>
+        <w:rPr>
+          <w:rFonts w:hint="eastAsia"/>
+          <w:sz w:val="28"/>
+        </w:rPr>
         <w:lastRenderedPageBreak/>
         <w:t>中心锚点与</w:t>
       </w:r>
@@ -7597,9 +7761,9 @@
       <w:r>
         <w:object w:dxaOrig="4321" w:dyaOrig="3169" w14:anchorId="119F97D4">
           <v:shape id="_x0000_i1027" type="#_x0000_t75" style="width:189.6pt;height:139.2pt" o:ole="">
-            <v:imagedata r:id="rId19" o:title=""/>
+            <v:imagedata r:id="rId20" o:title=""/>
           </v:shape>
-          <o:OLEObject Type="Embed" ProgID="Visio.Drawing.15" ShapeID="_x0000_i1027" DrawAspect="Content" ObjectID="_1777623909" r:id="rId32"/>
+          <o:OLEObject Type="Embed" ProgID="Visio.Drawing.15" ShapeID="_x0000_i1027" DrawAspect="Content" ObjectID="_1802889291" r:id="rId33"/>
         </w:object>
       </w:r>
     </w:p>
@@ -7723,9 +7887,9 @@
       <w:r>
         <w:object w:dxaOrig="4321" w:dyaOrig="3169" w14:anchorId="3552C200">
           <v:shape id="_x0000_i1028" type="#_x0000_t75" style="width:3in;height:158.4pt" o:ole="">
-            <v:imagedata r:id="rId33" o:title=""/>
+            <v:imagedata r:id="rId34" o:title=""/>
           </v:shape>
-          <o:OLEObject Type="Embed" ProgID="Visio.Drawing.15" ShapeID="_x0000_i1028" DrawAspect="Content" ObjectID="_1777623910" r:id="rId34"/>
+          <o:OLEObject Type="Embed" ProgID="Visio.Drawing.15" ShapeID="_x0000_i1028" DrawAspect="Content" ObjectID="_1802889292" r:id="rId35"/>
         </w:object>
       </w:r>
     </w:p>
@@ -7803,7 +7967,7 @@
         <w:snapToGrid w:val="0"/>
         <w:jc w:val="left"/>
         <w:rPr>
-          <w:rFonts w:ascii="Tahoma" w:eastAsia="微软雅黑" w:hAnsi="Tahoma" w:hint="eastAsia"/>
+          <w:rFonts w:ascii="Tahoma" w:eastAsia="微软雅黑" w:hAnsi="Tahoma"/>
           <w:kern w:val="0"/>
           <w:sz w:val="22"/>
         </w:rPr>
@@ -7823,14 +7987,15 @@
         <w:snapToGrid w:val="0"/>
         <w:jc w:val="center"/>
         <w:rPr>
-          <w:rFonts w:ascii="Tahoma" w:eastAsia="微软雅黑" w:hAnsi="Tahoma" w:hint="eastAsia"/>
-          <w:kern w:val="0"/>
-          <w:sz w:val="22"/>
-        </w:rPr>
-      </w:pPr>
-      <w:r>
-        <w:rPr>
-          <w:rFonts w:ascii="Tahoma" w:eastAsia="微软雅黑" w:hAnsi="Tahoma"/>
+          <w:rFonts w:ascii="Tahoma" w:eastAsia="微软雅黑" w:hAnsi="Tahoma"/>
+          <w:kern w:val="0"/>
+          <w:sz w:val="22"/>
+        </w:rPr>
+      </w:pPr>
+      <w:r>
+        <w:rPr>
+          <w:rFonts w:ascii="Tahoma" w:eastAsia="微软雅黑" w:hAnsi="Tahoma"/>
+          <w:noProof/>
           <w:kern w:val="0"/>
           <w:sz w:val="22"/>
         </w:rPr>
@@ -7852,7 +8017,7 @@
                     </pic:cNvPicPr>
                   </pic:nvPicPr>
                   <pic:blipFill>
-                    <a:blip r:embed="rId35">
+                    <a:blip r:embed="rId36">
                       <a:extLst>
                         <a:ext uri="{28A0092B-C50C-407E-A947-70E740481C1C}">
                           <a14:useLocalDpi xmlns:a14="http://schemas.microsoft.com/office/drawing/2010/main" val="0"/>
@@ -7898,6 +8063,7 @@
       <w:r>
         <w:rPr>
           <w:rFonts w:ascii="Tahoma" w:eastAsia="微软雅黑" w:hAnsi="Tahoma"/>
+          <w:noProof/>
           <w:kern w:val="0"/>
           <w:sz w:val="22"/>
         </w:rPr>
@@ -7919,7 +8085,7 @@
                     </pic:cNvPicPr>
                   </pic:nvPicPr>
                   <pic:blipFill>
-                    <a:blip r:embed="rId36">
+                    <a:blip r:embed="rId37">
                       <a:extLst>
                         <a:ext uri="{28A0092B-C50C-407E-A947-70E740481C1C}">
                           <a14:useLocalDpi xmlns:a14="http://schemas.microsoft.com/office/drawing/2010/main" val="0"/>
@@ -7957,14 +8123,14 @@
         <w:snapToGrid w:val="0"/>
         <w:jc w:val="left"/>
         <w:rPr>
-          <w:rFonts w:ascii="Tahoma" w:eastAsia="微软雅黑" w:hAnsi="Tahoma" w:hint="eastAsia"/>
+          <w:rFonts w:ascii="Tahoma" w:eastAsia="微软雅黑" w:hAnsi="Tahoma"/>
           <w:kern w:val="0"/>
           <w:sz w:val="22"/>
         </w:rPr>
       </w:pPr>
     </w:p>
     <w:sectPr>
-      <w:headerReference w:type="default" r:id="rId37"/>
+      <w:headerReference w:type="default" r:id="rId38"/>
       <w:pgSz w:w="11906" w:h="16838"/>
       <w:pgMar w:top="1440" w:right="1800" w:bottom="1440" w:left="1800" w:header="851" w:footer="992" w:gutter="0"/>
       <w:cols w:space="425"/>
@@ -7975,9 +8141,14 @@
 </file>
 
 <file path=word/endnotes.xml><?xml version="1.0" encoding="utf-8"?>
-<w:endnotes xmlns:wpc="http://schemas.microsoft.com/office/word/2010/wordprocessingCanvas" xmlns:cx="http://schemas.microsoft.com/office/drawing/2014/chartex" xmlns:cx1="http://schemas.microsoft.com/office/drawing/2015/9/8/chartex" xmlns:cx2="http://schemas.microsoft.com/office/drawing/2015/10/21/chartex" xmlns:cx3="http://schemas.microsoft.com/office/drawing/2016/5/9/chartex" xmlns:cx4="http://schemas.microsoft.com/office/drawing/2016/5/10/chartex" xmlns:cx5="http://schemas.microsoft.com/office/drawing/2016/5/11/chartex" xmlns:cx6="http://schemas.microsoft.com/office/drawing/2016/5/12/chartex" xmlns:cx7="http://schemas.microsoft.com/office/drawing/2016/5/13/chartex" xmlns:cx8="http://schemas.microsoft.com/office/drawing/2016/5/14/chartex" xmlns:mc="http://schemas.openxmlformats.org/markup-compatibility/2006" xmlns:aink="http://schemas.microsoft.com/office/drawing/2016/ink" xmlns:am3d="http://schemas.microsoft.com/office/drawing/2017/model3d" xmlns:o="urn:schemas-microsoft-com:office:office" xmlns:oel="http://schemas.microsoft.com/office/2019/extlst" xmlns:r="http://schemas.openxmlformats.org/officeDocument/2006/relationships" xmlns:m="http://schemas.openxmlformats.org/officeDocument/2006/math" xmlns:v="urn:schemas-microsoft-com:vml" xmlns:wp14="http://schemas.microsoft.com/office/word/2010/wordprocessingDrawing" xmlns:wp="http://schemas.openxmlformats.org/drawingml/2006/wordprocessingDrawing" xmlns:w10="urn:schemas-microsoft-com:office:word" xmlns:w="http://schemas.openxmlformats.org/wordprocessingml/2006/main" xmlns:w14="http://schemas.microsoft.com/office/word/2010/wordml" xmlns:w15="http://schemas.microsoft.com/office/word/2012/wordml" xmlns:w16cex="http://schemas.microsoft.com/office/word/2018/wordml/cex" xmlns:w16cid="http://schemas.microsoft.com/office/word/2016/wordml/cid" xmlns:w16="http://schemas.microsoft.com/office/word/2018/wordml" xmlns:w16du="http://schemas.microsoft.com/office/word/2023/wordml/word16du" xmlns:w16sdtdh="http://schemas.microsoft.com/office/word/2020/wordml/sdtdatahash" xmlns:w16se="http://schemas.microsoft.com/office/word/2015/wordml/symex" xmlns:wpg="http://schemas.microsoft.com/office/word/2010/wordprocessingGroup" xmlns:wpi="http://schemas.microsoft.com/office/word/2010/wordprocessingInk" xmlns:wne="http://schemas.microsoft.com/office/word/2006/wordml" xmlns:wps="http://schemas.microsoft.com/office/word/2010/wordprocessingShape" mc:Ignorable="w14 w15 w16se w16cid w16 w16cex w16sdtdh w16du wp14">
+<w:endnotes xmlns:wpc="http://schemas.microsoft.com/office/word/2010/wordprocessingCanvas" xmlns:cx="http://schemas.microsoft.com/office/drawing/2014/chartex" xmlns:cx1="http://schemas.microsoft.com/office/drawing/2015/9/8/chartex" xmlns:cx2="http://schemas.microsoft.com/office/drawing/2015/10/21/chartex" xmlns:cx3="http://schemas.microsoft.com/office/drawing/2016/5/9/chartex" xmlns:cx4="http://schemas.microsoft.com/office/drawing/2016/5/10/chartex" xmlns:cx5="http://schemas.microsoft.com/office/drawing/2016/5/11/chartex" xmlns:cx6="http://schemas.microsoft.com/office/drawing/2016/5/12/chartex" xmlns:cx7="http://schemas.microsoft.com/office/drawing/2016/5/13/chartex" xmlns:cx8="http://schemas.microsoft.com/office/drawing/2016/5/14/chartex" xmlns:mc="http://schemas.openxmlformats.org/markup-compatibility/2006" xmlns:aink="http://schemas.microsoft.com/office/drawing/2016/ink" xmlns:am3d="http://schemas.microsoft.com/office/drawing/2017/model3d" xmlns:o="urn:schemas-microsoft-com:office:office" xmlns:oel="http://schemas.microsoft.com/office/2019/extlst" xmlns:r="http://schemas.openxmlformats.org/officeDocument/2006/relationships" xmlns:m="http://schemas.openxmlformats.org/officeDocument/2006/math" xmlns:v="urn:schemas-microsoft-com:vml" xmlns:wp14="http://schemas.microsoft.com/office/word/2010/wordprocessingDrawing" xmlns:wp="http://schemas.openxmlformats.org/drawingml/2006/wordprocessingDrawing" xmlns:w10="urn:schemas-microsoft-com:office:word" xmlns:w="http://schemas.openxmlformats.org/wordprocessingml/2006/main" xmlns:w14="http://schemas.microsoft.com/office/word/2010/wordml" xmlns:w15="http://schemas.microsoft.com/office/word/2012/wordml" xmlns:w16cex="http://schemas.microsoft.com/office/word/2018/wordml/cex" xmlns:w16cid="http://schemas.microsoft.com/office/word/2016/wordml/cid" xmlns:w16="http://schemas.microsoft.com/office/word/2018/wordml" xmlns:w16du="http://schemas.microsoft.com/office/word/2023/wordml/word16du" xmlns:w16sdtdh="http://schemas.microsoft.com/office/word/2020/wordml/sdtdatahash" xmlns:w16sdtfl="http://schemas.microsoft.com/office/word/2024/wordml/sdtformatlock" xmlns:w16se="http://schemas.microsoft.com/office/word/2015/wordml/symex" xmlns:wpg="http://schemas.microsoft.com/office/word/2010/wordprocessingGroup" xmlns:wpi="http://schemas.microsoft.com/office/word/2010/wordprocessingInk" xmlns:wne="http://schemas.microsoft.com/office/word/2006/wordml" xmlns:wps="http://schemas.microsoft.com/office/word/2010/wordprocessingShape" mc:Ignorable="w14 w15 w16se w16cid w16 w16cex w16sdtdh w16sdtfl w16du wp14">
   <w:endnote w:type="separator" w:id="-1">
     <w:p>
+      <w:pPr>
+        <w:rPr>
+          <w:rFonts w:hint="eastAsia"/>
+        </w:rPr>
+      </w:pPr>
       <w:r>
         <w:separator/>
       </w:r>
@@ -7985,6 +8156,11 @@
   </w:endnote>
   <w:endnote w:type="continuationSeparator" w:id="0">
     <w:p>
+      <w:pPr>
+        <w:rPr>
+          <w:rFonts w:hint="eastAsia"/>
+        </w:rPr>
+      </w:pPr>
       <w:r>
         <w:continuationSeparator/>
       </w:r>
@@ -7994,9 +8170,14 @@
 </file>
 
 <file path=word/footnotes.xml><?xml version="1.0" encoding="utf-8"?>
-<w:footnotes xmlns:wpc="http://schemas.microsoft.com/office/word/2010/wordprocessingCanvas" xmlns:cx="http://schemas.microsoft.com/office/drawing/2014/chartex" xmlns:cx1="http://schemas.microsoft.com/office/drawing/2015/9/8/chartex" xmlns:cx2="http://schemas.microsoft.com/office/drawing/2015/10/21/chartex" xmlns:cx3="http://schemas.microsoft.com/office/drawing/2016/5/9/chartex" xmlns:cx4="http://schemas.microsoft.com/office/drawing/2016/5/10/chartex" xmlns:cx5="http://schemas.microsoft.com/office/drawing/2016/5/11/chartex" xmlns:cx6="http://schemas.microsoft.com/office/drawing/2016/5/12/chartex" xmlns:cx7="http://schemas.microsoft.com/office/drawing/2016/5/13/chartex" xmlns:cx8="http://schemas.microsoft.com/office/drawing/2016/5/14/chartex" xmlns:mc="http://schemas.openxmlformats.org/markup-compatibility/2006" xmlns:aink="http://schemas.microsoft.com/office/drawing/2016/ink" xmlns:am3d="http://schemas.microsoft.com/office/drawing/2017/model3d" xmlns:o="urn:schemas-microsoft-com:office:office" xmlns:oel="http://schemas.microsoft.com/office/2019/extlst" xmlns:r="http://schemas.openxmlformats.org/officeDocument/2006/relationships" xmlns:m="http://schemas.openxmlformats.org/officeDocument/2006/math" xmlns:v="urn:schemas-microsoft-com:vml" xmlns:wp14="http://schemas.microsoft.com/office/word/2010/wordprocessingDrawing" xmlns:wp="http://schemas.openxmlformats.org/drawingml/2006/wordprocessingDrawing" xmlns:w10="urn:schemas-microsoft-com:office:word" xmlns:w="http://schemas.openxmlformats.org/wordprocessingml/2006/main" xmlns:w14="http://schemas.microsoft.com/office/word/2010/wordml" xmlns:w15="http://schemas.microsoft.com/office/word/2012/wordml" xmlns:w16cex="http://schemas.microsoft.com/office/word/2018/wordml/cex" xmlns:w16cid="http://schemas.microsoft.com/office/word/2016/wordml/cid" xmlns:w16="http://schemas.microsoft.com/office/word/2018/wordml" xmlns:w16du="http://schemas.microsoft.com/office/word/2023/wordml/word16du" xmlns:w16sdtdh="http://schemas.microsoft.com/office/word/2020/wordml/sdtdatahash" xmlns:w16se="http://schemas.microsoft.com/office/word/2015/wordml/symex" xmlns:wpg="http://schemas.microsoft.com/office/word/2010/wordprocessingGroup" xmlns:wpi="http://schemas.microsoft.com/office/word/2010/wordprocessingInk" xmlns:wne="http://schemas.microsoft.com/office/word/2006/wordml" xmlns:wps="http://schemas.microsoft.com/office/word/2010/wordprocessingShape" mc:Ignorable="w14 w15 w16se w16cid w16 w16cex w16sdtdh w16du wp14">
+<w:footnotes xmlns:wpc="http://schemas.microsoft.com/office/word/2010/wordprocessingCanvas" xmlns:cx="http://schemas.microsoft.com/office/drawing/2014/chartex" xmlns:cx1="http://schemas.microsoft.com/office/drawing/2015/9/8/chartex" xmlns:cx2="http://schemas.microsoft.com/office/drawing/2015/10/21/chartex" xmlns:cx3="http://schemas.microsoft.com/office/drawing/2016/5/9/chartex" xmlns:cx4="http://schemas.microsoft.com/office/drawing/2016/5/10/chartex" xmlns:cx5="http://schemas.microsoft.com/office/drawing/2016/5/11/chartex" xmlns:cx6="http://schemas.microsoft.com/office/drawing/2016/5/12/chartex" xmlns:cx7="http://schemas.microsoft.com/office/drawing/2016/5/13/chartex" xmlns:cx8="http://schemas.microsoft.com/office/drawing/2016/5/14/chartex" xmlns:mc="http://schemas.openxmlformats.org/markup-compatibility/2006" xmlns:aink="http://schemas.microsoft.com/office/drawing/2016/ink" xmlns:am3d="http://schemas.microsoft.com/office/drawing/2017/model3d" xmlns:o="urn:schemas-microsoft-com:office:office" xmlns:oel="http://schemas.microsoft.com/office/2019/extlst" xmlns:r="http://schemas.openxmlformats.org/officeDocument/2006/relationships" xmlns:m="http://schemas.openxmlformats.org/officeDocument/2006/math" xmlns:v="urn:schemas-microsoft-com:vml" xmlns:wp14="http://schemas.microsoft.com/office/word/2010/wordprocessingDrawing" xmlns:wp="http://schemas.openxmlformats.org/drawingml/2006/wordprocessingDrawing" xmlns:w10="urn:schemas-microsoft-com:office:word" xmlns:w="http://schemas.openxmlformats.org/wordprocessingml/2006/main" xmlns:w14="http://schemas.microsoft.com/office/word/2010/wordml" xmlns:w15="http://schemas.microsoft.com/office/word/2012/wordml" xmlns:w16cex="http://schemas.microsoft.com/office/word/2018/wordml/cex" xmlns:w16cid="http://schemas.microsoft.com/office/word/2016/wordml/cid" xmlns:w16="http://schemas.microsoft.com/office/word/2018/wordml" xmlns:w16du="http://schemas.microsoft.com/office/word/2023/wordml/word16du" xmlns:w16sdtdh="http://schemas.microsoft.com/office/word/2020/wordml/sdtdatahash" xmlns:w16sdtfl="http://schemas.microsoft.com/office/word/2024/wordml/sdtformatlock" xmlns:w16se="http://schemas.microsoft.com/office/word/2015/wordml/symex" xmlns:wpg="http://schemas.microsoft.com/office/word/2010/wordprocessingGroup" xmlns:wpi="http://schemas.microsoft.com/office/word/2010/wordprocessingInk" xmlns:wne="http://schemas.microsoft.com/office/word/2006/wordml" xmlns:wps="http://schemas.microsoft.com/office/word/2010/wordprocessingShape" mc:Ignorable="w14 w15 w16se w16cid w16 w16cex w16sdtdh w16sdtfl w16du wp14">
   <w:footnote w:type="separator" w:id="-1">
     <w:p>
+      <w:pPr>
+        <w:rPr>
+          <w:rFonts w:hint="eastAsia"/>
+        </w:rPr>
+      </w:pPr>
       <w:r>
         <w:separator/>
       </w:r>
@@ -8004,6 +8185,11 @@
   </w:footnote>
   <w:footnote w:type="continuationSeparator" w:id="0">
     <w:p>
+      <w:pPr>
+        <w:rPr>
+          <w:rFonts w:hint="eastAsia"/>
+        </w:rPr>
+      </w:pPr>
       <w:r>
         <w:continuationSeparator/>
       </w:r>
@@ -8013,12 +8199,12 @@
 </file>
 
 <file path=word/header1.xml><?xml version="1.0" encoding="utf-8"?>
-<w:hdr xmlns:wpc="http://schemas.microsoft.com/office/word/2010/wordprocessingCanvas" xmlns:cx="http://schemas.microsoft.com/office/drawing/2014/chartex" xmlns:cx1="http://schemas.microsoft.com/office/drawing/2015/9/8/chartex" xmlns:cx2="http://schemas.microsoft.com/office/drawing/2015/10/21/chartex" xmlns:cx3="http://schemas.microsoft.com/office/drawing/2016/5/9/chartex" xmlns:cx4="http://schemas.microsoft.com/office/drawing/2016/5/10/chartex" xmlns:cx5="http://schemas.microsoft.com/office/drawing/2016/5/11/chartex" xmlns:cx6="http://schemas.microsoft.com/office/drawing/2016/5/12/chartex" xmlns:cx7="http://schemas.microsoft.com/office/drawing/2016/5/13/chartex" xmlns:cx8="http://schemas.microsoft.com/office/drawing/2016/5/14/chartex" xmlns:mc="http://schemas.openxmlformats.org/markup-compatibility/2006" xmlns:aink="http://schemas.microsoft.com/office/drawing/2016/ink" xmlns:am3d="http://schemas.microsoft.com/office/drawing/2017/model3d" xmlns:o="urn:schemas-microsoft-com:office:office" xmlns:oel="http://schemas.microsoft.com/office/2019/extlst" xmlns:r="http://schemas.openxmlformats.org/officeDocument/2006/relationships" xmlns:m="http://schemas.openxmlformats.org/officeDocument/2006/math" xmlns:v="urn:schemas-microsoft-com:vml" xmlns:wp14="http://schemas.microsoft.com/office/word/2010/wordprocessingDrawing" xmlns:wp="http://schemas.openxmlformats.org/drawingml/2006/wordprocessingDrawing" xmlns:w10="urn:schemas-microsoft-com:office:word" xmlns:w="http://schemas.openxmlformats.org/wordprocessingml/2006/main" xmlns:w14="http://schemas.microsoft.com/office/word/2010/wordml" xmlns:w15="http://schemas.microsoft.com/office/word/2012/wordml" xmlns:w16cex="http://schemas.microsoft.com/office/word/2018/wordml/cex" xmlns:w16cid="http://schemas.microsoft.com/office/word/2016/wordml/cid" xmlns:w16="http://schemas.microsoft.com/office/word/2018/wordml" xmlns:w16du="http://schemas.microsoft.com/office/word/2023/wordml/word16du" xmlns:w16sdtdh="http://schemas.microsoft.com/office/word/2020/wordml/sdtdatahash" xmlns:w16se="http://schemas.microsoft.com/office/word/2015/wordml/symex" xmlns:wpg="http://schemas.microsoft.com/office/word/2010/wordprocessingGroup" xmlns:wpi="http://schemas.microsoft.com/office/word/2010/wordprocessingInk" xmlns:wne="http://schemas.microsoft.com/office/word/2006/wordml" xmlns:wps="http://schemas.microsoft.com/office/word/2010/wordprocessingShape" mc:Ignorable="w14 w15 w16se w16cid w16 w16cex w16sdtdh w16du wp14">
+<w:hdr xmlns:wpc="http://schemas.microsoft.com/office/word/2010/wordprocessingCanvas" xmlns:cx="http://schemas.microsoft.com/office/drawing/2014/chartex" xmlns:cx1="http://schemas.microsoft.com/office/drawing/2015/9/8/chartex" xmlns:cx2="http://schemas.microsoft.com/office/drawing/2015/10/21/chartex" xmlns:cx3="http://schemas.microsoft.com/office/drawing/2016/5/9/chartex" xmlns:cx4="http://schemas.microsoft.com/office/drawing/2016/5/10/chartex" xmlns:cx5="http://schemas.microsoft.com/office/drawing/2016/5/11/chartex" xmlns:cx6="http://schemas.microsoft.com/office/drawing/2016/5/12/chartex" xmlns:cx7="http://schemas.microsoft.com/office/drawing/2016/5/13/chartex" xmlns:cx8="http://schemas.microsoft.com/office/drawing/2016/5/14/chartex" xmlns:mc="http://schemas.openxmlformats.org/markup-compatibility/2006" xmlns:aink="http://schemas.microsoft.com/office/drawing/2016/ink" xmlns:am3d="http://schemas.microsoft.com/office/drawing/2017/model3d" xmlns:o="urn:schemas-microsoft-com:office:office" xmlns:oel="http://schemas.microsoft.com/office/2019/extlst" xmlns:r="http://schemas.openxmlformats.org/officeDocument/2006/relationships" xmlns:m="http://schemas.openxmlformats.org/officeDocument/2006/math" xmlns:v="urn:schemas-microsoft-com:vml" xmlns:wp14="http://schemas.microsoft.com/office/word/2010/wordprocessingDrawing" xmlns:wp="http://schemas.openxmlformats.org/drawingml/2006/wordprocessingDrawing" xmlns:w10="urn:schemas-microsoft-com:office:word" xmlns:w="http://schemas.openxmlformats.org/wordprocessingml/2006/main" xmlns:w14="http://schemas.microsoft.com/office/word/2010/wordml" xmlns:w15="http://schemas.microsoft.com/office/word/2012/wordml" xmlns:w16cex="http://schemas.microsoft.com/office/word/2018/wordml/cex" xmlns:w16cid="http://schemas.microsoft.com/office/word/2016/wordml/cid" xmlns:w16="http://schemas.microsoft.com/office/word/2018/wordml" xmlns:w16du="http://schemas.microsoft.com/office/word/2023/wordml/word16du" xmlns:w16sdtdh="http://schemas.microsoft.com/office/word/2020/wordml/sdtdatahash" xmlns:w16sdtfl="http://schemas.microsoft.com/office/word/2024/wordml/sdtformatlock" xmlns:w16se="http://schemas.microsoft.com/office/word/2015/wordml/symex" xmlns:wpg="http://schemas.microsoft.com/office/word/2010/wordprocessingGroup" xmlns:wpi="http://schemas.microsoft.com/office/word/2010/wordprocessingInk" xmlns:wne="http://schemas.microsoft.com/office/word/2006/wordml" xmlns:wps="http://schemas.microsoft.com/office/word/2010/wordprocessingShape" mc:Ignorable="w14 w15 w16se w16cid w16 w16cex w16sdtdh w16sdtfl w16du wp14">
   <w:p>
     <w:pPr>
       <w:jc w:val="center"/>
       <w:rPr>
-        <w:rFonts w:ascii="微软雅黑" w:eastAsia="微软雅黑" w:hAnsi="微软雅黑"/>
+        <w:rFonts w:ascii="微软雅黑" w:eastAsia="微软雅黑" w:hAnsi="微软雅黑" w:hint="eastAsia"/>
         <w:sz w:val="20"/>
       </w:rPr>
     </w:pPr>
@@ -8111,7 +8297,6 @@
       </w:rPr>
       <w:t xml:space="preserve">   </w:t>
     </w:r>
-    <w:proofErr w:type="spellStart"/>
     <w:r>
       <w:rPr>
         <w:rFonts w:ascii="微软雅黑" w:eastAsia="微软雅黑" w:hAnsi="微软雅黑"/>
@@ -8119,13 +8304,12 @@
       </w:rPr>
       <w:t>drill_up</w:t>
     </w:r>
-    <w:proofErr w:type="spellEnd"/>
   </w:p>
 </w:hdr>
 </file>
 
 <file path=word/styles.xml><?xml version="1.0" encoding="utf-8"?>
-<w:styles xmlns:mc="http://schemas.openxmlformats.org/markup-compatibility/2006" xmlns:r="http://schemas.openxmlformats.org/officeDocument/2006/relationships" xmlns:w="http://schemas.openxmlformats.org/wordprocessingml/2006/main" xmlns:w14="http://schemas.microsoft.com/office/word/2010/wordml" xmlns:w15="http://schemas.microsoft.com/office/word/2012/wordml" xmlns:w16cex="http://schemas.microsoft.com/office/word/2018/wordml/cex" xmlns:w16cid="http://schemas.microsoft.com/office/word/2016/wordml/cid" xmlns:w16="http://schemas.microsoft.com/office/word/2018/wordml" xmlns:w16du="http://schemas.microsoft.com/office/word/2023/wordml/word16du" xmlns:w16sdtdh="http://schemas.microsoft.com/office/word/2020/wordml/sdtdatahash" xmlns:w16se="http://schemas.microsoft.com/office/word/2015/wordml/symex" mc:Ignorable="w14 w15 w16se w16cid w16 w16cex w16sdtdh w16du">
+<w:styles xmlns:mc="http://schemas.openxmlformats.org/markup-compatibility/2006" xmlns:r="http://schemas.openxmlformats.org/officeDocument/2006/relationships" xmlns:w="http://schemas.openxmlformats.org/wordprocessingml/2006/main" xmlns:w14="http://schemas.microsoft.com/office/word/2010/wordml" xmlns:w15="http://schemas.microsoft.com/office/word/2012/wordml" xmlns:w16cex="http://schemas.microsoft.com/office/word/2018/wordml/cex" xmlns:w16cid="http://schemas.microsoft.com/office/word/2016/wordml/cid" xmlns:w16="http://schemas.microsoft.com/office/word/2018/wordml" xmlns:w16du="http://schemas.microsoft.com/office/word/2023/wordml/word16du" xmlns:w16sdtdh="http://schemas.microsoft.com/office/word/2020/wordml/sdtdatahash" xmlns:w16sdtfl="http://schemas.microsoft.com/office/word/2024/wordml/sdtformatlock" xmlns:w16se="http://schemas.microsoft.com/office/word/2015/wordml/symex" mc:Ignorable="w14 w15 w16se w16cid w16 w16cex w16sdtdh w16sdtfl w16du">
   <w:docDefaults>
     <w:rPrDefault>
       <w:rPr>

--- a/插件详细手册/6.地图/地图设计-万花镜室.docx
+++ b/插件详细手册/6.地图/地图设计-万花镜室.docx
@@ -13,23 +13,33 @@
         <w:rPr>
           <w:rFonts w:hint="eastAsia"/>
         </w:rPr>
+        <w:t>===</w:t>
+      </w:r>
+      <w:r>
+        <w:rPr>
+          <w:rFonts w:hint="eastAsia"/>
+        </w:rPr>
         <w:t>概述</w:t>
       </w:r>
+      <w:r>
+        <w:rPr>
+          <w:rFonts w:hint="eastAsia"/>
+        </w:rPr>
+        <w:t>===</w:t>
+      </w:r>
     </w:p>
     <w:p>
       <w:pPr>
         <w:pStyle w:val="3"/>
         <w:rPr>
           <w:rFonts w:hint="eastAsia"/>
-          <w:sz w:val="28"/>
         </w:rPr>
       </w:pPr>
       <w:r>
         <w:rPr>
           <w:rFonts w:hint="eastAsia"/>
-          <w:sz w:val="28"/>
-        </w:rPr>
-        <w:t>地图简介</w:t>
+        </w:rPr>
+        <w:t>示例图</w:t>
       </w:r>
     </w:p>
     <w:p>
@@ -76,7 +86,7 @@
           <w:noProof/>
         </w:rPr>
         <w:drawing>
-          <wp:inline distT="0" distB="0" distL="0" distR="0" wp14:anchorId="62F79F42" wp14:editId="412B94EA">
+          <wp:inline distT="0" distB="0" distL="0" distR="0" wp14:anchorId="62F79F42" wp14:editId="42FD91B4">
             <wp:extent cx="3954780" cy="3053456"/>
             <wp:effectExtent l="0" t="0" r="7620" b="0"/>
             <wp:docPr id="1484233242" name="图片 1"/>
@@ -125,242 +135,11 @@
         </w:drawing>
       </w:r>
     </w:p>
-    <w:tbl>
-      <w:tblPr>
-        <w:tblStyle w:val="af"/>
-        <w:tblW w:w="0" w:type="auto"/>
-        <w:shd w:val="clear" w:color="auto" w:fill="DEEAF6" w:themeFill="accent1" w:themeFillTint="33"/>
-        <w:tblLook w:val="04A0" w:firstRow="1" w:lastRow="0" w:firstColumn="1" w:lastColumn="0" w:noHBand="0" w:noVBand="1"/>
-      </w:tblPr>
-      <w:tblGrid>
-        <w:gridCol w:w="8522"/>
-      </w:tblGrid>
-      <w:tr>
-        <w:tc>
-          <w:tcPr>
-            <w:tcW w:w="8522" w:type="dxa"/>
-            <w:shd w:val="clear" w:color="auto" w:fill="DEEAF6" w:themeFill="accent1" w:themeFillTint="33"/>
-          </w:tcPr>
-          <w:p>
-            <w:pPr>
-              <w:widowControl/>
-              <w:snapToGrid w:val="0"/>
-              <w:jc w:val="left"/>
-              <w:rPr>
-                <w:rFonts w:ascii="Tahoma" w:eastAsia="微软雅黑" w:hAnsi="Tahoma"/>
-                <w:kern w:val="0"/>
-                <w:sz w:val="22"/>
-              </w:rPr>
-            </w:pPr>
-            <w:r>
-              <w:rPr>
-                <w:rFonts w:ascii="Tahoma" w:eastAsia="微软雅黑" w:hAnsi="Tahoma" w:hint="eastAsia"/>
-                <w:kern w:val="0"/>
-                <w:sz w:val="22"/>
-              </w:rPr>
-              <w:t>示例</w:t>
-            </w:r>
-            <w:r>
-              <w:rPr>
-                <w:rFonts w:ascii="Tahoma" w:eastAsia="微软雅黑" w:hAnsi="Tahoma" w:hint="eastAsia"/>
-                <w:kern w:val="0"/>
-                <w:sz w:val="22"/>
-              </w:rPr>
-              <w:t>中的地图为“</w:t>
-            </w:r>
-            <w:r>
-              <w:rPr>
-                <w:rFonts w:ascii="Tahoma" w:eastAsia="微软雅黑" w:hAnsi="Tahoma" w:hint="eastAsia"/>
-                <w:kern w:val="0"/>
-                <w:sz w:val="22"/>
-              </w:rPr>
-              <w:t>万花镜室</w:t>
-            </w:r>
-            <w:r>
-              <w:rPr>
-                <w:rFonts w:ascii="Tahoma" w:eastAsia="微软雅黑" w:hAnsi="Tahoma" w:hint="eastAsia"/>
-                <w:kern w:val="0"/>
-                <w:sz w:val="22"/>
-              </w:rPr>
-              <w:t>”</w:t>
-            </w:r>
-            <w:r>
-              <w:rPr>
-                <w:rFonts w:ascii="Tahoma" w:eastAsia="微软雅黑" w:hAnsi="Tahoma" w:hint="eastAsia"/>
-                <w:kern w:val="0"/>
-                <w:sz w:val="22"/>
-              </w:rPr>
-              <w:t>，</w:t>
-            </w:r>
-            <w:r>
-              <w:rPr>
-                <w:rFonts w:ascii="Tahoma" w:eastAsia="微软雅黑" w:hAnsi="Tahoma" w:hint="eastAsia"/>
-                <w:kern w:val="0"/>
-                <w:sz w:val="22"/>
-              </w:rPr>
-              <w:t>你</w:t>
-            </w:r>
-            <w:r>
-              <w:rPr>
-                <w:rFonts w:ascii="Tahoma" w:eastAsia="微软雅黑" w:hAnsi="Tahoma" w:hint="eastAsia"/>
-                <w:kern w:val="0"/>
-                <w:sz w:val="22"/>
-              </w:rPr>
-              <w:t>可以</w:t>
-            </w:r>
-            <w:r>
-              <w:rPr>
-                <w:rFonts w:ascii="Tahoma" w:eastAsia="微软雅黑" w:hAnsi="Tahoma" w:hint="eastAsia"/>
-                <w:kern w:val="0"/>
-                <w:sz w:val="22"/>
-              </w:rPr>
-              <w:t>设置</w:t>
-            </w:r>
-            <w:r>
-              <w:rPr>
-                <w:rFonts w:ascii="Tahoma" w:eastAsia="微软雅黑" w:hAnsi="Tahoma" w:hint="eastAsia"/>
-                <w:kern w:val="0"/>
-                <w:sz w:val="22"/>
-              </w:rPr>
-              <w:t xml:space="preserve"> </w:t>
-            </w:r>
-            <w:r>
-              <w:rPr>
-                <w:rFonts w:ascii="Tahoma" w:eastAsia="微软雅黑" w:hAnsi="Tahoma" w:hint="eastAsia"/>
-                <w:kern w:val="0"/>
-                <w:sz w:val="22"/>
-              </w:rPr>
-              <w:t>玩家起始位置</w:t>
-            </w:r>
-            <w:r>
-              <w:rPr>
-                <w:rFonts w:ascii="Tahoma" w:eastAsia="微软雅黑" w:hAnsi="Tahoma" w:hint="eastAsia"/>
-                <w:kern w:val="0"/>
-                <w:sz w:val="22"/>
-              </w:rPr>
-              <w:t xml:space="preserve"> </w:t>
-            </w:r>
-            <w:r>
-              <w:rPr>
-                <w:rFonts w:ascii="Tahoma" w:eastAsia="微软雅黑" w:hAnsi="Tahoma" w:hint="eastAsia"/>
-                <w:kern w:val="0"/>
-                <w:sz w:val="22"/>
-              </w:rPr>
-              <w:t>在该地图。</w:t>
-            </w:r>
-          </w:p>
-          <w:p>
-            <w:pPr>
-              <w:widowControl/>
-              <w:snapToGrid w:val="0"/>
-              <w:jc w:val="center"/>
-              <w:rPr>
-                <w:rFonts w:ascii="Tahoma" w:eastAsia="微软雅黑" w:hAnsi="Tahoma" w:hint="eastAsia"/>
-                <w:kern w:val="0"/>
-                <w:sz w:val="22"/>
-              </w:rPr>
-            </w:pPr>
-            <w:r>
-              <w:rPr>
-                <w:rFonts w:hint="eastAsia"/>
-                <w:noProof/>
-              </w:rPr>
-              <w:drawing>
-                <wp:inline distT="0" distB="0" distL="0" distR="0" wp14:anchorId="12870048" wp14:editId="46453279">
-                  <wp:extent cx="2446020" cy="792480"/>
-                  <wp:effectExtent l="0" t="0" r="0" b="7620"/>
-                  <wp:docPr id="2142537991" name="图片 1"/>
-                  <wp:cNvGraphicFramePr>
-                    <a:graphicFrameLocks xmlns:a="http://schemas.openxmlformats.org/drawingml/2006/main" noChangeAspect="1"/>
-                  </wp:cNvGraphicFramePr>
-                  <a:graphic xmlns:a="http://schemas.openxmlformats.org/drawingml/2006/main">
-                    <a:graphicData uri="http://schemas.openxmlformats.org/drawingml/2006/picture">
-                      <pic:pic xmlns:pic="http://schemas.openxmlformats.org/drawingml/2006/picture">
-                        <pic:nvPicPr>
-                          <pic:cNvPr id="0" name="Picture 5"/>
-                          <pic:cNvPicPr>
-                            <a:picLocks noChangeAspect="1" noChangeArrowheads="1"/>
-                          </pic:cNvPicPr>
-                        </pic:nvPicPr>
-                        <pic:blipFill>
-                          <a:blip r:embed="rId8">
-                            <a:extLst>
-                              <a:ext uri="{28A0092B-C50C-407E-A947-70E740481C1C}">
-                                <a14:useLocalDpi xmlns:a14="http://schemas.microsoft.com/office/drawing/2010/main" val="0"/>
-                              </a:ext>
-                            </a:extLst>
-                          </a:blip>
-                          <a:srcRect/>
-                          <a:stretch>
-                            <a:fillRect/>
-                          </a:stretch>
-                        </pic:blipFill>
-                        <pic:spPr bwMode="auto">
-                          <a:xfrm>
-                            <a:off x="0" y="0"/>
-                            <a:ext cx="2446020" cy="792480"/>
-                          </a:xfrm>
-                          <a:prstGeom prst="rect">
-                            <a:avLst/>
-                          </a:prstGeom>
-                          <a:noFill/>
-                          <a:ln>
-                            <a:noFill/>
-                          </a:ln>
-                        </pic:spPr>
-                      </pic:pic>
-                    </a:graphicData>
-                  </a:graphic>
-                </wp:inline>
-              </w:drawing>
-            </w:r>
-          </w:p>
-        </w:tc>
-      </w:tr>
-    </w:tbl>
-    <w:p>
-      <w:pPr>
-        <w:widowControl/>
-        <w:snapToGrid w:val="0"/>
-        <w:spacing w:before="120"/>
-        <w:jc w:val="left"/>
-        <w:rPr>
-          <w:rFonts w:ascii="Tahoma" w:eastAsia="微软雅黑" w:hAnsi="Tahoma"/>
-          <w:kern w:val="0"/>
-          <w:sz w:val="22"/>
-        </w:rPr>
-      </w:pPr>
-      <w:r>
-        <w:rPr>
-          <w:rFonts w:ascii="Tahoma" w:eastAsia="微软雅黑" w:hAnsi="Tahoma" w:hint="eastAsia"/>
-          <w:kern w:val="0"/>
-          <w:sz w:val="22"/>
-        </w:rPr>
-        <w:t>注意，该文档只详细说明</w:t>
-      </w:r>
-      <w:r>
-        <w:rPr>
-          <w:rFonts w:ascii="Tahoma" w:eastAsia="微软雅黑" w:hAnsi="Tahoma" w:hint="eastAsia"/>
-          <w:kern w:val="0"/>
-          <w:sz w:val="22"/>
-        </w:rPr>
-        <w:t xml:space="preserve"> </w:t>
-      </w:r>
-      <w:r>
-        <w:rPr>
-          <w:rFonts w:ascii="Tahoma" w:eastAsia="微软雅黑" w:hAnsi="Tahoma" w:hint="eastAsia"/>
-          <w:kern w:val="0"/>
-          <w:sz w:val="22"/>
-        </w:rPr>
-        <w:t>整体设计思路。</w:t>
-      </w:r>
-    </w:p>
-    <w:p>
-      <w:pPr>
-        <w:widowControl/>
-        <w:jc w:val="left"/>
-        <w:rPr>
-          <w:rFonts w:ascii="宋体" w:eastAsia="宋体" w:hAnsi="宋体" w:cs="宋体" w:hint="eastAsia"/>
+    <w:p>
+      <w:pPr>
+        <w:widowControl/>
+        <w:rPr>
+          <w:rFonts w:ascii="宋体" w:eastAsia="宋体" w:hAnsi="宋体" w:cs="宋体"/>
           <w:kern w:val="0"/>
           <w:sz w:val="24"/>
           <w:szCs w:val="24"/>
@@ -370,7 +149,6 @@
     <w:p>
       <w:pPr>
         <w:widowControl/>
-        <w:jc w:val="left"/>
         <w:rPr>
           <w:rFonts w:ascii="宋体" w:eastAsia="宋体" w:hAnsi="宋体" w:cs="宋体" w:hint="eastAsia"/>
           <w:kern w:val="0"/>
@@ -378,290 +156,124 @@
           <w:szCs w:val="24"/>
         </w:rPr>
       </w:pPr>
-      <w:r>
-        <w:rPr>
-          <w:rFonts w:ascii="宋体" w:eastAsia="宋体" w:hAnsi="宋体" w:cs="宋体"/>
-          <w:kern w:val="0"/>
-          <w:sz w:val="24"/>
-          <w:szCs w:val="24"/>
-        </w:rPr>
-        <w:br w:type="page"/>
-      </w:r>
     </w:p>
     <w:p>
       <w:pPr>
         <w:pStyle w:val="3"/>
+      </w:pPr>
+      <w:r>
         <w:rPr>
           <w:rFonts w:hint="eastAsia"/>
-          <w:sz w:val="28"/>
-        </w:rPr>
+        </w:rPr>
+        <w:t>示例位置</w:t>
+      </w:r>
+    </w:p>
+    <w:p>
+      <w:pPr>
+        <w:widowControl/>
+        <w:snapToGrid w:val="0"/>
+        <w:jc w:val="left"/>
+        <w:rPr>
+          <w:rFonts w:ascii="Tahoma" w:eastAsia="微软雅黑" w:hAnsi="Tahoma"/>
+          <w:kern w:val="0"/>
+          <w:sz w:val="22"/>
+        </w:rPr>
+      </w:pPr>
+      <w:r>
+        <w:rPr>
+          <w:rFonts w:ascii="Tahoma" w:eastAsia="微软雅黑" w:hAnsi="Tahoma" w:hint="eastAsia"/>
+          <w:kern w:val="0"/>
+          <w:sz w:val="22"/>
+        </w:rPr>
+        <w:t>示例</w:t>
+      </w:r>
+      <w:r>
+        <w:rPr>
+          <w:rFonts w:ascii="Tahoma" w:eastAsia="微软雅黑" w:hAnsi="Tahoma" w:hint="eastAsia"/>
+          <w:kern w:val="0"/>
+          <w:sz w:val="22"/>
+        </w:rPr>
+        <w:t>中的地图为“万花镜室”</w:t>
+      </w:r>
+      <w:r>
+        <w:rPr>
+          <w:rFonts w:ascii="Tahoma" w:eastAsia="微软雅黑" w:hAnsi="Tahoma" w:hint="eastAsia"/>
+          <w:kern w:val="0"/>
+          <w:sz w:val="22"/>
+        </w:rPr>
+        <w:t>，</w:t>
+      </w:r>
+      <w:r>
+        <w:rPr>
+          <w:rFonts w:ascii="Tahoma" w:eastAsia="微软雅黑" w:hAnsi="Tahoma" w:hint="eastAsia"/>
+          <w:kern w:val="0"/>
+          <w:sz w:val="22"/>
+        </w:rPr>
+        <w:t>你</w:t>
+      </w:r>
+      <w:r>
+        <w:rPr>
+          <w:rFonts w:ascii="Tahoma" w:eastAsia="微软雅黑" w:hAnsi="Tahoma" w:hint="eastAsia"/>
+          <w:kern w:val="0"/>
+          <w:sz w:val="22"/>
+        </w:rPr>
+        <w:t>可以</w:t>
+      </w:r>
+      <w:r>
+        <w:rPr>
+          <w:rFonts w:ascii="Tahoma" w:eastAsia="微软雅黑" w:hAnsi="Tahoma" w:hint="eastAsia"/>
+          <w:kern w:val="0"/>
+          <w:sz w:val="22"/>
+        </w:rPr>
+        <w:t>设置</w:t>
+      </w:r>
+      <w:r>
+        <w:rPr>
+          <w:rFonts w:ascii="Tahoma" w:eastAsia="微软雅黑" w:hAnsi="Tahoma" w:hint="eastAsia"/>
+          <w:kern w:val="0"/>
+          <w:sz w:val="22"/>
+        </w:rPr>
+        <w:t xml:space="preserve"> </w:t>
+      </w:r>
+      <w:r>
+        <w:rPr>
+          <w:rFonts w:ascii="Tahoma" w:eastAsia="微软雅黑" w:hAnsi="Tahoma" w:hint="eastAsia"/>
+          <w:kern w:val="0"/>
+          <w:sz w:val="22"/>
+        </w:rPr>
+        <w:t>玩家起始位置</w:t>
+      </w:r>
+      <w:r>
+        <w:rPr>
+          <w:rFonts w:ascii="Tahoma" w:eastAsia="微软雅黑" w:hAnsi="Tahoma" w:hint="eastAsia"/>
+          <w:kern w:val="0"/>
+          <w:sz w:val="22"/>
+        </w:rPr>
+        <w:t xml:space="preserve"> </w:t>
+      </w:r>
+      <w:r>
+        <w:rPr>
+          <w:rFonts w:ascii="Tahoma" w:eastAsia="微软雅黑" w:hAnsi="Tahoma" w:hint="eastAsia"/>
+          <w:kern w:val="0"/>
+          <w:sz w:val="22"/>
+        </w:rPr>
+        <w:t>在该地图。</w:t>
+      </w:r>
+    </w:p>
+    <w:p>
+      <w:pPr>
+        <w:jc w:val="center"/>
       </w:pPr>
       <w:r>
         <w:rPr>
           <w:rFonts w:hint="eastAsia"/>
-          <w:sz w:val="28"/>
-        </w:rPr>
-        <w:lastRenderedPageBreak/>
-        <w:t>基础</w:t>
-      </w:r>
-      <w:r>
-        <w:rPr>
-          <w:rFonts w:hint="eastAsia"/>
-          <w:sz w:val="28"/>
-        </w:rPr>
-        <w:t>配置</w:t>
-      </w:r>
-    </w:p>
-    <w:p>
-      <w:pPr>
-        <w:widowControl/>
-        <w:adjustRightInd w:val="0"/>
-        <w:snapToGrid w:val="0"/>
-        <w:spacing w:after="200"/>
-        <w:jc w:val="left"/>
-        <w:rPr>
-          <w:rFonts w:ascii="Tahoma" w:eastAsia="微软雅黑" w:hAnsi="Tahoma"/>
-          <w:kern w:val="0"/>
-          <w:sz w:val="22"/>
-        </w:rPr>
-      </w:pPr>
-      <w:r>
-        <w:rPr>
-          <w:rFonts w:ascii="Tahoma" w:eastAsia="微软雅黑" w:hAnsi="Tahoma" w:hint="eastAsia"/>
-          <w:kern w:val="0"/>
-          <w:sz w:val="22"/>
-        </w:rPr>
-        <w:t>具体注意示例下面的地方：</w:t>
-      </w:r>
-    </w:p>
-    <w:p>
-      <w:pPr>
-        <w:widowControl/>
-        <w:adjustRightInd w:val="0"/>
-        <w:snapToGrid w:val="0"/>
-        <w:spacing w:after="200"/>
-        <w:jc w:val="left"/>
-        <w:rPr>
-          <w:rFonts w:ascii="Tahoma" w:eastAsia="微软雅黑" w:hAnsi="Tahoma"/>
-          <w:b/>
-          <w:bCs/>
-          <w:kern w:val="0"/>
-          <w:sz w:val="22"/>
-        </w:rPr>
-      </w:pPr>
-      <w:r>
-        <w:rPr>
-          <w:rFonts w:ascii="Tahoma" w:eastAsia="微软雅黑" w:hAnsi="Tahoma" w:hint="eastAsia"/>
-          <w:b/>
-          <w:bCs/>
-          <w:kern w:val="0"/>
-          <w:sz w:val="22"/>
-        </w:rPr>
-        <w:t>1</w:t>
-      </w:r>
-      <w:r>
-        <w:rPr>
-          <w:rFonts w:ascii="Tahoma" w:eastAsia="微软雅黑" w:hAnsi="Tahoma" w:hint="eastAsia"/>
-          <w:b/>
-          <w:bCs/>
-          <w:kern w:val="0"/>
-          <w:sz w:val="22"/>
-        </w:rPr>
-        <w:t>）</w:t>
-      </w:r>
-      <w:proofErr w:type="gramStart"/>
-      <w:r>
-        <w:rPr>
-          <w:rFonts w:ascii="Tahoma" w:eastAsia="微软雅黑" w:hAnsi="Tahoma" w:hint="eastAsia"/>
-          <w:b/>
-          <w:bCs/>
-          <w:kern w:val="0"/>
-          <w:sz w:val="22"/>
-        </w:rPr>
-        <w:t>图块设计</w:t>
-      </w:r>
-      <w:proofErr w:type="gramEnd"/>
-    </w:p>
-    <w:p>
-      <w:pPr>
-        <w:widowControl/>
-        <w:adjustRightInd w:val="0"/>
-        <w:snapToGrid w:val="0"/>
-        <w:jc w:val="left"/>
-        <w:rPr>
-          <w:rFonts w:ascii="Tahoma" w:eastAsia="微软雅黑" w:hAnsi="Tahoma"/>
-          <w:kern w:val="0"/>
-          <w:sz w:val="22"/>
-        </w:rPr>
-      </w:pPr>
-      <w:r>
-        <w:rPr>
-          <w:rFonts w:ascii="Tahoma" w:eastAsia="微软雅黑" w:hAnsi="Tahoma" w:hint="eastAsia"/>
-          <w:kern w:val="0"/>
-          <w:sz w:val="22"/>
-        </w:rPr>
-        <w:t>地图大小与游戏窗体大小一致，即</w:t>
-      </w:r>
-      <w:r>
-        <w:rPr>
-          <w:rFonts w:ascii="Tahoma" w:eastAsia="微软雅黑" w:hAnsi="Tahoma" w:hint="eastAsia"/>
-          <w:kern w:val="0"/>
-          <w:sz w:val="22"/>
-        </w:rPr>
-        <w:t xml:space="preserve"> 816x624</w:t>
-      </w:r>
-      <w:r>
-        <w:rPr>
-          <w:rFonts w:ascii="Tahoma" w:eastAsia="微软雅黑" w:hAnsi="Tahoma" w:hint="eastAsia"/>
-          <w:kern w:val="0"/>
-          <w:sz w:val="22"/>
-        </w:rPr>
-        <w:t>像素，</w:t>
-      </w:r>
-      <w:r>
-        <w:rPr>
-          <w:rFonts w:ascii="Tahoma" w:eastAsia="微软雅黑" w:hAnsi="Tahoma"/>
-          <w:kern w:val="0"/>
-          <w:sz w:val="22"/>
-        </w:rPr>
-        <w:t>17x13</w:t>
-      </w:r>
-      <w:r>
-        <w:rPr>
-          <w:rFonts w:ascii="Tahoma" w:eastAsia="微软雅黑" w:hAnsi="Tahoma" w:hint="eastAsia"/>
-          <w:kern w:val="0"/>
-          <w:sz w:val="22"/>
-        </w:rPr>
-        <w:t xml:space="preserve"> </w:t>
-      </w:r>
-      <w:r>
-        <w:rPr>
-          <w:rFonts w:ascii="Tahoma" w:eastAsia="微软雅黑" w:hAnsi="Tahoma" w:hint="eastAsia"/>
-          <w:kern w:val="0"/>
-          <w:sz w:val="22"/>
-        </w:rPr>
-        <w:t>图块</w:t>
-      </w:r>
-      <w:r>
-        <w:rPr>
-          <w:rFonts w:ascii="Tahoma" w:eastAsia="微软雅黑" w:hAnsi="Tahoma" w:hint="eastAsia"/>
-          <w:kern w:val="0"/>
-          <w:sz w:val="22"/>
-        </w:rPr>
-        <w:t>。</w:t>
-      </w:r>
-    </w:p>
-    <w:p>
-      <w:pPr>
-        <w:widowControl/>
-        <w:adjustRightInd w:val="0"/>
-        <w:snapToGrid w:val="0"/>
-        <w:jc w:val="left"/>
-        <w:rPr>
-          <w:rFonts w:ascii="Tahoma" w:eastAsia="微软雅黑" w:hAnsi="Tahoma"/>
-          <w:kern w:val="0"/>
-          <w:sz w:val="22"/>
-        </w:rPr>
-      </w:pPr>
-      <w:r>
-        <w:rPr>
-          <w:rFonts w:ascii="Tahoma" w:eastAsia="微软雅黑" w:hAnsi="Tahoma" w:hint="eastAsia"/>
-          <w:kern w:val="0"/>
-          <w:sz w:val="22"/>
-        </w:rPr>
-        <w:t>中间需要留一个窟窿，用</w:t>
-      </w:r>
-      <w:r>
-        <w:rPr>
-          <w:rFonts w:ascii="Tahoma" w:eastAsia="微软雅黑" w:hAnsi="Tahoma" w:hint="eastAsia"/>
-          <w:kern w:val="0"/>
-          <w:sz w:val="22"/>
-        </w:rPr>
-        <w:t>来放置动态快照</w:t>
-      </w:r>
-      <w:r>
-        <w:rPr>
-          <w:rFonts w:ascii="Tahoma" w:eastAsia="微软雅黑" w:hAnsi="Tahoma" w:hint="eastAsia"/>
-          <w:kern w:val="0"/>
-          <w:sz w:val="22"/>
-        </w:rPr>
-        <w:t>。</w:t>
-      </w:r>
-    </w:p>
-    <w:p>
-      <w:pPr>
-        <w:widowControl/>
-        <w:adjustRightInd w:val="0"/>
-        <w:snapToGrid w:val="0"/>
-        <w:jc w:val="left"/>
-        <w:rPr>
-          <w:rFonts w:ascii="Tahoma" w:eastAsia="微软雅黑" w:hAnsi="Tahoma"/>
-          <w:kern w:val="0"/>
-          <w:sz w:val="22"/>
-        </w:rPr>
-      </w:pPr>
-      <w:r>
-        <w:rPr>
-          <w:rFonts w:ascii="Tahoma" w:eastAsia="微软雅黑" w:hAnsi="Tahoma" w:hint="eastAsia"/>
-          <w:kern w:val="0"/>
-          <w:sz w:val="22"/>
-        </w:rPr>
-        <w:t>上下边沿</w:t>
-      </w:r>
-      <w:r>
-        <w:rPr>
-          <w:rFonts w:ascii="Tahoma" w:eastAsia="微软雅黑" w:hAnsi="Tahoma" w:hint="eastAsia"/>
-          <w:kern w:val="0"/>
-          <w:sz w:val="22"/>
-        </w:rPr>
-        <w:t>3</w:t>
-      </w:r>
-      <w:r>
-        <w:rPr>
-          <w:rFonts w:ascii="Tahoma" w:eastAsia="微软雅黑" w:hAnsi="Tahoma" w:hint="eastAsia"/>
-          <w:kern w:val="0"/>
-          <w:sz w:val="22"/>
-        </w:rPr>
-        <w:t>个图块，左右边沿</w:t>
-      </w:r>
-      <w:r>
-        <w:rPr>
-          <w:rFonts w:ascii="Tahoma" w:eastAsia="微软雅黑" w:hAnsi="Tahoma" w:hint="eastAsia"/>
-          <w:kern w:val="0"/>
-          <w:sz w:val="22"/>
-        </w:rPr>
-        <w:t>4</w:t>
-      </w:r>
-      <w:r>
-        <w:rPr>
-          <w:rFonts w:ascii="Tahoma" w:eastAsia="微软雅黑" w:hAnsi="Tahoma" w:hint="eastAsia"/>
-          <w:kern w:val="0"/>
-          <w:sz w:val="22"/>
-        </w:rPr>
-        <w:t>个图块。</w:t>
-      </w:r>
-    </w:p>
-    <w:p>
-      <w:pPr>
-        <w:widowControl/>
-        <w:adjustRightInd w:val="0"/>
-        <w:snapToGrid w:val="0"/>
-        <w:jc w:val="center"/>
-        <w:rPr>
-          <w:rFonts w:ascii="Tahoma" w:eastAsia="微软雅黑" w:hAnsi="Tahoma"/>
-          <w:kern w:val="0"/>
-          <w:sz w:val="22"/>
-        </w:rPr>
-      </w:pPr>
-      <w:r>
-        <w:rPr>
           <w:noProof/>
         </w:rPr>
         <w:drawing>
-          <wp:inline distT="0" distB="0" distL="0" distR="0" wp14:anchorId="525D2C17" wp14:editId="2C533B50">
-            <wp:extent cx="3055620" cy="2188156"/>
-            <wp:effectExtent l="0" t="0" r="0" b="3175"/>
-            <wp:docPr id="1238198801" name="图片 4"/>
+          <wp:inline distT="0" distB="0" distL="0" distR="0" wp14:anchorId="05929037" wp14:editId="62B33F95">
+            <wp:extent cx="2446020" cy="792480"/>
+            <wp:effectExtent l="0" t="0" r="0" b="7620"/>
+            <wp:docPr id="2142537991" name="图片 1"/>
             <wp:cNvGraphicFramePr>
               <a:graphicFrameLocks xmlns:a="http://schemas.openxmlformats.org/drawingml/2006/main" noChangeAspect="1"/>
             </wp:cNvGraphicFramePr>
@@ -669,7 +281,275 @@
               <a:graphicData uri="http://schemas.openxmlformats.org/drawingml/2006/picture">
                 <pic:pic xmlns:pic="http://schemas.openxmlformats.org/drawingml/2006/picture">
                   <pic:nvPicPr>
-                    <pic:cNvPr id="0" name="Picture 7"/>
+                    <pic:cNvPr id="0" name="Picture 5"/>
+                    <pic:cNvPicPr>
+                      <a:picLocks noChangeAspect="1" noChangeArrowheads="1"/>
+                    </pic:cNvPicPr>
+                  </pic:nvPicPr>
+                  <pic:blipFill>
+                    <a:blip r:embed="rId8">
+                      <a:extLst>
+                        <a:ext uri="{28A0092B-C50C-407E-A947-70E740481C1C}">
+                          <a14:useLocalDpi xmlns:a14="http://schemas.microsoft.com/office/drawing/2010/main" val="0"/>
+                        </a:ext>
+                      </a:extLst>
+                    </a:blip>
+                    <a:srcRect/>
+                    <a:stretch>
+                      <a:fillRect/>
+                    </a:stretch>
+                  </pic:blipFill>
+                  <pic:spPr bwMode="auto">
+                    <a:xfrm>
+                      <a:off x="0" y="0"/>
+                      <a:ext cx="2446020" cy="792480"/>
+                    </a:xfrm>
+                    <a:prstGeom prst="rect">
+                      <a:avLst/>
+                    </a:prstGeom>
+                    <a:noFill/>
+                    <a:ln>
+                      <a:noFill/>
+                    </a:ln>
+                  </pic:spPr>
+                </pic:pic>
+              </a:graphicData>
+            </a:graphic>
+          </wp:inline>
+        </w:drawing>
+      </w:r>
+    </w:p>
+    <w:p/>
+    <w:p>
+      <w:pPr>
+        <w:widowControl/>
+        <w:jc w:val="left"/>
+        <w:rPr>
+          <w:rFonts w:hint="eastAsia"/>
+        </w:rPr>
+      </w:pPr>
+      <w:r>
+        <w:rPr>
+          <w:rFonts w:hint="eastAsia"/>
+        </w:rPr>
+        <w:br w:type="page"/>
+      </w:r>
+    </w:p>
+    <w:p>
+      <w:pPr>
+        <w:pStyle w:val="3"/>
+        <w:rPr>
+          <w:rFonts w:hint="eastAsia"/>
+        </w:rPr>
+      </w:pPr>
+      <w:r>
+        <w:rPr>
+          <w:rFonts w:hint="eastAsia"/>
+        </w:rPr>
+        <w:lastRenderedPageBreak/>
+        <w:t>灵感来源</w:t>
+      </w:r>
+    </w:p>
+    <w:p>
+      <w:pPr>
+        <w:widowControl/>
+        <w:snapToGrid w:val="0"/>
+        <w:jc w:val="left"/>
+        <w:rPr>
+          <w:rFonts w:ascii="Tahoma" w:eastAsia="微软雅黑" w:hAnsi="Tahoma"/>
+          <w:kern w:val="0"/>
+          <w:sz w:val="22"/>
+        </w:rPr>
+      </w:pPr>
+      <w:r>
+        <w:rPr>
+          <w:rFonts w:ascii="Tahoma" w:eastAsia="微软雅黑" w:hAnsi="Tahoma" w:hint="eastAsia"/>
+          <w:kern w:val="0"/>
+          <w:sz w:val="22"/>
+        </w:rPr>
+        <w:t>2</w:t>
+      </w:r>
+      <w:r>
+        <w:rPr>
+          <w:rFonts w:ascii="Tahoma" w:eastAsia="微软雅黑" w:hAnsi="Tahoma"/>
+          <w:kern w:val="0"/>
+          <w:sz w:val="22"/>
+        </w:rPr>
+        <w:t>023</w:t>
+      </w:r>
+      <w:r>
+        <w:rPr>
+          <w:rFonts w:ascii="Tahoma" w:eastAsia="微软雅黑" w:hAnsi="Tahoma" w:hint="eastAsia"/>
+          <w:kern w:val="0"/>
+          <w:sz w:val="22"/>
+        </w:rPr>
+        <w:t>年</w:t>
+      </w:r>
+      <w:r>
+        <w:rPr>
+          <w:rFonts w:ascii="Tahoma" w:eastAsia="微软雅黑" w:hAnsi="Tahoma" w:hint="eastAsia"/>
+          <w:kern w:val="0"/>
+          <w:sz w:val="22"/>
+        </w:rPr>
+        <w:t>12</w:t>
+      </w:r>
+      <w:r>
+        <w:rPr>
+          <w:rFonts w:ascii="Tahoma" w:eastAsia="微软雅黑" w:hAnsi="Tahoma" w:hint="eastAsia"/>
+          <w:kern w:val="0"/>
+          <w:sz w:val="22"/>
+        </w:rPr>
+        <w:t>月</w:t>
+      </w:r>
+      <w:r>
+        <w:rPr>
+          <w:rFonts w:ascii="Tahoma" w:eastAsia="微软雅黑" w:hAnsi="Tahoma"/>
+          <w:kern w:val="0"/>
+          <w:sz w:val="22"/>
+        </w:rPr>
+        <w:t>1</w:t>
+      </w:r>
+      <w:r>
+        <w:rPr>
+          <w:rFonts w:ascii="Tahoma" w:eastAsia="微软雅黑" w:hAnsi="Tahoma" w:hint="eastAsia"/>
+          <w:kern w:val="0"/>
+          <w:sz w:val="22"/>
+        </w:rPr>
+        <w:t>6</w:t>
+      </w:r>
+      <w:r>
+        <w:rPr>
+          <w:rFonts w:ascii="Tahoma" w:eastAsia="微软雅黑" w:hAnsi="Tahoma" w:hint="eastAsia"/>
+          <w:kern w:val="0"/>
+          <w:sz w:val="22"/>
+        </w:rPr>
+        <w:t>日，我在</w:t>
+      </w:r>
+      <w:r>
+        <w:rPr>
+          <w:rFonts w:ascii="Tahoma" w:eastAsia="微软雅黑" w:hAnsi="Tahoma" w:hint="eastAsia"/>
+          <w:kern w:val="0"/>
+          <w:sz w:val="22"/>
+        </w:rPr>
+        <w:t>b</w:t>
+      </w:r>
+      <w:r>
+        <w:rPr>
+          <w:rFonts w:ascii="Tahoma" w:eastAsia="微软雅黑" w:hAnsi="Tahoma" w:hint="eastAsia"/>
+          <w:kern w:val="0"/>
+          <w:sz w:val="22"/>
+        </w:rPr>
+        <w:t>站到处逛，碰巧看见了一个扫雷游戏《</w:t>
+      </w:r>
+      <w:r>
+        <w:rPr>
+          <w:rFonts w:ascii="Tahoma" w:eastAsia="微软雅黑" w:hAnsi="Tahoma"/>
+          <w:kern w:val="0"/>
+          <w:sz w:val="22"/>
+        </w:rPr>
+        <w:t>Mugen Sweeper</w:t>
+      </w:r>
+      <w:r>
+        <w:rPr>
+          <w:rFonts w:ascii="Tahoma" w:eastAsia="微软雅黑" w:hAnsi="Tahoma" w:hint="eastAsia"/>
+          <w:kern w:val="0"/>
+          <w:sz w:val="22"/>
+        </w:rPr>
+        <w:t>》。</w:t>
+      </w:r>
+    </w:p>
+    <w:p>
+      <w:pPr>
+        <w:widowControl/>
+        <w:snapToGrid w:val="0"/>
+        <w:jc w:val="left"/>
+        <w:rPr>
+          <w:rFonts w:ascii="Tahoma" w:eastAsia="微软雅黑" w:hAnsi="Tahoma"/>
+          <w:kern w:val="0"/>
+          <w:sz w:val="22"/>
+        </w:rPr>
+      </w:pPr>
+      <w:r>
+        <w:rPr>
+          <w:rFonts w:ascii="Tahoma" w:eastAsia="微软雅黑" w:hAnsi="Tahoma" w:hint="eastAsia"/>
+          <w:kern w:val="0"/>
+          <w:sz w:val="22"/>
+        </w:rPr>
+        <w:t>这个游戏以“无限循环”的创意吸引了我。</w:t>
+      </w:r>
+    </w:p>
+    <w:p>
+      <w:pPr>
+        <w:widowControl/>
+        <w:snapToGrid w:val="0"/>
+        <w:spacing w:after="200"/>
+        <w:jc w:val="left"/>
+        <w:rPr>
+          <w:rFonts w:ascii="Tahoma" w:eastAsia="微软雅黑" w:hAnsi="Tahoma"/>
+          <w:kern w:val="0"/>
+          <w:sz w:val="22"/>
+        </w:rPr>
+      </w:pPr>
+      <w:r>
+        <w:rPr>
+          <w:rFonts w:ascii="Tahoma" w:eastAsia="微软雅黑" w:hAnsi="Tahoma" w:hint="eastAsia"/>
+          <w:kern w:val="0"/>
+          <w:sz w:val="22"/>
+        </w:rPr>
+        <w:t>（这个游戏貌似</w:t>
+      </w:r>
+      <w:proofErr w:type="gramStart"/>
+      <w:r>
+        <w:rPr>
+          <w:rFonts w:ascii="Tahoma" w:eastAsia="微软雅黑" w:hAnsi="Tahoma" w:hint="eastAsia"/>
+          <w:kern w:val="0"/>
+          <w:sz w:val="22"/>
+        </w:rPr>
+        <w:t>后来差评居多</w:t>
+      </w:r>
+      <w:proofErr w:type="gramEnd"/>
+      <w:r>
+        <w:rPr>
+          <w:rFonts w:ascii="Tahoma" w:eastAsia="微软雅黑" w:hAnsi="Tahoma" w:hint="eastAsia"/>
+          <w:kern w:val="0"/>
+          <w:sz w:val="22"/>
+        </w:rPr>
+        <w:t>了，我也只是观望了一下）</w:t>
+      </w:r>
+    </w:p>
+    <w:p>
+      <w:pPr>
+        <w:widowControl/>
+        <w:snapToGrid w:val="0"/>
+        <w:spacing w:after="200"/>
+        <w:jc w:val="center"/>
+        <w:rPr>
+          <w:rFonts w:ascii="Tahoma" w:eastAsia="微软雅黑" w:hAnsi="Tahoma"/>
+          <w:kern w:val="0"/>
+          <w:sz w:val="22"/>
+        </w:rPr>
+      </w:pPr>
+      <w:r>
+        <w:rPr>
+          <w:rFonts w:ascii="宋体" w:eastAsia="宋体" w:hAnsi="宋体" w:cs="宋体"/>
+          <w:noProof/>
+          <w:kern w:val="0"/>
+          <w:sz w:val="24"/>
+          <w:szCs w:val="24"/>
+        </w:rPr>
+        <w:drawing>
+          <wp:inline distT="0" distB="0" distL="0" distR="0" wp14:anchorId="6DF30281" wp14:editId="1EB40374">
+            <wp:extent cx="3600450" cy="2558618"/>
+            <wp:effectExtent l="0" t="0" r="0" b="0"/>
+            <wp:docPr id="471949171" name="图片 1"/>
+            <wp:cNvGraphicFramePr>
+              <a:graphicFrameLocks xmlns:a="http://schemas.openxmlformats.org/drawingml/2006/main" noChangeAspect="1"/>
+            </wp:cNvGraphicFramePr>
+            <a:graphic xmlns:a="http://schemas.openxmlformats.org/drawingml/2006/main">
+              <a:graphicData uri="http://schemas.openxmlformats.org/drawingml/2006/picture">
+                <pic:pic xmlns:pic="http://schemas.openxmlformats.org/drawingml/2006/picture">
+                  <pic:nvPicPr>
+                    <pic:cNvPr id="0" name="Picture 1"/>
                     <pic:cNvPicPr>
                       <a:picLocks noChangeAspect="1" noChangeArrowheads="1"/>
                     </pic:cNvPicPr>
@@ -690,7 +570,7 @@
                   <pic:spPr bwMode="auto">
                     <a:xfrm>
                       <a:off x="0" y="0"/>
-                      <a:ext cx="3063525" cy="2193817"/>
+                      <a:ext cx="3610248" cy="2565581"/>
                     </a:xfrm>
                     <a:prstGeom prst="rect">
                       <a:avLst/>
@@ -710,48 +590,238 @@
     <w:p>
       <w:pPr>
         <w:widowControl/>
+        <w:snapToGrid w:val="0"/>
+        <w:jc w:val="left"/>
+        <w:rPr>
+          <w:rFonts w:ascii="Tahoma" w:eastAsia="微软雅黑" w:hAnsi="Tahoma"/>
+          <w:kern w:val="0"/>
+          <w:sz w:val="22"/>
+        </w:rPr>
+      </w:pPr>
+      <w:r>
+        <w:rPr>
+          <w:rFonts w:ascii="Tahoma" w:eastAsia="微软雅黑" w:hAnsi="Tahoma" w:hint="eastAsia"/>
+          <w:kern w:val="0"/>
+          <w:sz w:val="22"/>
+        </w:rPr>
+        <w:t>因为扫雷的方块太像</w:t>
+      </w:r>
+      <w:r>
+        <w:rPr>
+          <w:rFonts w:ascii="Tahoma" w:eastAsia="微软雅黑" w:hAnsi="Tahoma" w:hint="eastAsia"/>
+          <w:kern w:val="0"/>
+          <w:sz w:val="22"/>
+        </w:rPr>
+        <w:t xml:space="preserve"> </w:t>
+      </w:r>
+      <w:proofErr w:type="gramStart"/>
+      <w:r>
+        <w:rPr>
+          <w:rFonts w:ascii="Tahoma" w:eastAsia="微软雅黑" w:hAnsi="Tahoma" w:hint="eastAsia"/>
+          <w:kern w:val="0"/>
+          <w:sz w:val="22"/>
+        </w:rPr>
+        <w:t>图块</w:t>
+      </w:r>
+      <w:proofErr w:type="gramEnd"/>
+      <w:r>
+        <w:rPr>
+          <w:rFonts w:ascii="Tahoma" w:eastAsia="微软雅黑" w:hAnsi="Tahoma" w:hint="eastAsia"/>
+          <w:kern w:val="0"/>
+          <w:sz w:val="22"/>
+        </w:rPr>
+        <w:t xml:space="preserve"> </w:t>
+      </w:r>
+      <w:r>
+        <w:rPr>
+          <w:rFonts w:ascii="Tahoma" w:eastAsia="微软雅黑" w:hAnsi="Tahoma" w:hint="eastAsia"/>
+          <w:kern w:val="0"/>
+          <w:sz w:val="22"/>
+        </w:rPr>
+        <w:t>了，于是我开始</w:t>
+      </w:r>
+      <w:proofErr w:type="gramStart"/>
+      <w:r>
+        <w:rPr>
+          <w:rFonts w:ascii="Tahoma" w:eastAsia="微软雅黑" w:hAnsi="Tahoma" w:hint="eastAsia"/>
+          <w:kern w:val="0"/>
+          <w:sz w:val="22"/>
+        </w:rPr>
+        <w:t>思考开坑的</w:t>
+      </w:r>
+      <w:proofErr w:type="gramEnd"/>
+      <w:r>
+        <w:rPr>
+          <w:rFonts w:ascii="Tahoma" w:eastAsia="微软雅黑" w:hAnsi="Tahoma" w:hint="eastAsia"/>
+          <w:kern w:val="0"/>
+          <w:sz w:val="22"/>
+        </w:rPr>
+        <w:t>可能性，</w:t>
+      </w:r>
+    </w:p>
+    <w:p>
+      <w:pPr>
+        <w:widowControl/>
+        <w:snapToGrid w:val="0"/>
+        <w:jc w:val="left"/>
+        <w:rPr>
+          <w:rFonts w:ascii="Tahoma" w:eastAsia="微软雅黑" w:hAnsi="Tahoma"/>
+          <w:kern w:val="0"/>
+          <w:sz w:val="22"/>
+        </w:rPr>
+      </w:pPr>
+      <w:r>
+        <w:rPr>
+          <w:rFonts w:ascii="Tahoma" w:eastAsia="微软雅黑" w:hAnsi="Tahoma" w:hint="eastAsia"/>
+          <w:kern w:val="0"/>
+          <w:sz w:val="22"/>
+        </w:rPr>
+        <w:t>突然灵感爆发，发现其实</w:t>
+      </w:r>
+      <w:r>
+        <w:rPr>
+          <w:rFonts w:ascii="Tahoma" w:eastAsia="微软雅黑" w:hAnsi="Tahoma" w:hint="eastAsia"/>
+          <w:kern w:val="0"/>
+          <w:sz w:val="22"/>
+        </w:rPr>
+        <w:t xml:space="preserve"> </w:t>
+      </w:r>
+      <w:r>
+        <w:rPr>
+          <w:rFonts w:ascii="Tahoma" w:eastAsia="微软雅黑" w:hAnsi="Tahoma" w:hint="eastAsia"/>
+          <w:kern w:val="0"/>
+          <w:sz w:val="22"/>
+        </w:rPr>
+        <w:t>动态快照</w:t>
+      </w:r>
+      <w:r>
+        <w:rPr>
+          <w:rFonts w:ascii="Tahoma" w:eastAsia="微软雅黑" w:hAnsi="Tahoma" w:hint="eastAsia"/>
+          <w:kern w:val="0"/>
+          <w:sz w:val="22"/>
+        </w:rPr>
+        <w:t xml:space="preserve"> </w:t>
+      </w:r>
+      <w:r>
+        <w:rPr>
+          <w:rFonts w:ascii="Tahoma" w:eastAsia="微软雅黑" w:hAnsi="Tahoma" w:hint="eastAsia"/>
+          <w:kern w:val="0"/>
+          <w:sz w:val="22"/>
+        </w:rPr>
+        <w:t>也可以制作这种无限循环的效果。</w:t>
+      </w:r>
+    </w:p>
+    <w:p>
+      <w:pPr>
+        <w:widowControl/>
+        <w:snapToGrid w:val="0"/>
+        <w:rPr>
+          <w:rFonts w:ascii="Tahoma" w:eastAsia="微软雅黑" w:hAnsi="Tahoma"/>
+          <w:kern w:val="0"/>
+          <w:sz w:val="22"/>
+        </w:rPr>
+      </w:pPr>
+    </w:p>
+    <w:p>
+      <w:pPr>
+        <w:widowControl/>
+        <w:jc w:val="left"/>
+        <w:rPr>
+          <w:rFonts w:ascii="Tahoma" w:eastAsia="微软雅黑" w:hAnsi="Tahoma"/>
+          <w:kern w:val="0"/>
+          <w:sz w:val="22"/>
+        </w:rPr>
+      </w:pPr>
+      <w:r>
+        <w:rPr>
+          <w:rFonts w:ascii="Tahoma" w:eastAsia="微软雅黑" w:hAnsi="Tahoma"/>
+          <w:kern w:val="0"/>
+          <w:sz w:val="22"/>
+        </w:rPr>
+        <w:br w:type="page"/>
+      </w:r>
+    </w:p>
+    <w:p>
+      <w:pPr>
+        <w:pStyle w:val="2"/>
+        <w:rPr>
+          <w:rFonts w:hint="eastAsia"/>
+        </w:rPr>
+      </w:pPr>
+      <w:r>
+        <w:rPr>
+          <w:rFonts w:hint="eastAsia"/>
+        </w:rPr>
+        <w:lastRenderedPageBreak/>
+        <w:t>===</w:t>
+      </w:r>
+      <w:r>
+        <w:rPr>
+          <w:rFonts w:hint="eastAsia"/>
+        </w:rPr>
+        <w:t>万花镜室</w:t>
+      </w:r>
+      <w:r>
+        <w:rPr>
+          <w:rFonts w:hint="eastAsia"/>
+        </w:rPr>
+        <w:t xml:space="preserve"> - 实现===</w:t>
+      </w:r>
+    </w:p>
+    <w:p>
+      <w:pPr>
+        <w:pStyle w:val="3"/>
+        <w:rPr>
+          <w:rFonts w:hint="eastAsia"/>
+        </w:rPr>
+      </w:pPr>
+      <w:r>
+        <w:rPr>
+          <w:rFonts w:hint="eastAsia"/>
+        </w:rPr>
+        <w:t>基础配置</w:t>
+      </w:r>
+    </w:p>
+    <w:p>
+      <w:pPr>
+        <w:widowControl/>
         <w:adjustRightInd w:val="0"/>
         <w:snapToGrid w:val="0"/>
         <w:spacing w:after="200"/>
         <w:jc w:val="left"/>
         <w:rPr>
           <w:rFonts w:ascii="Tahoma" w:eastAsia="微软雅黑" w:hAnsi="Tahoma"/>
-          <w:b/>
-          <w:bCs/>
-          <w:kern w:val="0"/>
-          <w:sz w:val="22"/>
-        </w:rPr>
-      </w:pPr>
-      <w:r>
-        <w:rPr>
-          <w:rFonts w:ascii="Tahoma" w:eastAsia="微软雅黑" w:hAnsi="Tahoma" w:hint="eastAsia"/>
-          <w:b/>
-          <w:bCs/>
-          <w:kern w:val="0"/>
-          <w:sz w:val="22"/>
-        </w:rPr>
-        <w:t>2</w:t>
-      </w:r>
-      <w:r>
-        <w:rPr>
-          <w:rFonts w:ascii="Tahoma" w:eastAsia="微软雅黑" w:hAnsi="Tahoma" w:hint="eastAsia"/>
-          <w:b/>
-          <w:bCs/>
-          <w:kern w:val="0"/>
-          <w:sz w:val="22"/>
-        </w:rPr>
-        <w:t>）</w:t>
-      </w:r>
-      <w:r>
-        <w:rPr>
-          <w:rFonts w:ascii="Tahoma" w:eastAsia="微软雅黑" w:hAnsi="Tahoma" w:hint="eastAsia"/>
-          <w:b/>
-          <w:bCs/>
-          <w:kern w:val="0"/>
-          <w:sz w:val="22"/>
-        </w:rPr>
-        <w:t>地图背景设计</w:t>
-      </w:r>
+          <w:kern w:val="0"/>
+          <w:sz w:val="22"/>
+        </w:rPr>
+      </w:pPr>
+      <w:r>
+        <w:rPr>
+          <w:rFonts w:ascii="Tahoma" w:eastAsia="微软雅黑" w:hAnsi="Tahoma" w:hint="eastAsia"/>
+          <w:kern w:val="0"/>
+          <w:sz w:val="22"/>
+        </w:rPr>
+        <w:t>具体注意示例下面的地方：</w:t>
+      </w:r>
+    </w:p>
+    <w:p>
+      <w:pPr>
+        <w:pStyle w:val="4"/>
+      </w:pPr>
+      <w:r>
+        <w:rPr>
+          <w:rFonts w:hint="eastAsia"/>
+        </w:rPr>
+        <w:t>1）</w:t>
+      </w:r>
+      <w:proofErr w:type="gramStart"/>
+      <w:r>
+        <w:rPr>
+          <w:rFonts w:hint="eastAsia"/>
+        </w:rPr>
+        <w:t>图块设计</w:t>
+      </w:r>
+      <w:proofErr w:type="gramEnd"/>
     </w:p>
     <w:p>
       <w:pPr>
@@ -771,23 +841,31 @@
           <w:kern w:val="0"/>
           <w:sz w:val="22"/>
         </w:rPr>
-        <w:t>该地图没有地图背景。</w:t>
-      </w:r>
-      <w:r>
-        <w:rPr>
-          <w:rFonts w:ascii="Tahoma" w:eastAsia="微软雅黑" w:hAnsi="Tahoma" w:hint="eastAsia"/>
-          <w:kern w:val="0"/>
-          <w:sz w:val="22"/>
-        </w:rPr>
-        <w:t>而是</w:t>
-      </w:r>
-      <w:r>
-        <w:rPr>
-          <w:rFonts w:ascii="Tahoma" w:eastAsia="微软雅黑" w:hAnsi="Tahoma" w:hint="eastAsia"/>
-          <w:kern w:val="0"/>
-          <w:sz w:val="22"/>
-        </w:rPr>
-        <w:t>通过</w:t>
+        <w:t>地图大小与游戏窗体大小一致，即</w:t>
+      </w:r>
+      <w:r>
+        <w:rPr>
+          <w:rFonts w:ascii="Tahoma" w:eastAsia="微软雅黑" w:hAnsi="Tahoma" w:hint="eastAsia"/>
+          <w:kern w:val="0"/>
+          <w:sz w:val="22"/>
+        </w:rPr>
+        <w:t xml:space="preserve"> 816x624</w:t>
+      </w:r>
+      <w:r>
+        <w:rPr>
+          <w:rFonts w:ascii="Tahoma" w:eastAsia="微软雅黑" w:hAnsi="Tahoma" w:hint="eastAsia"/>
+          <w:kern w:val="0"/>
+          <w:sz w:val="22"/>
+        </w:rPr>
+        <w:t>像素，</w:t>
+      </w:r>
+      <w:r>
+        <w:rPr>
+          <w:rFonts w:ascii="Tahoma" w:eastAsia="微软雅黑" w:hAnsi="Tahoma"/>
+          <w:kern w:val="0"/>
+          <w:sz w:val="22"/>
+        </w:rPr>
+        <w:t>17x13</w:t>
       </w:r>
       <w:r>
         <w:rPr>
@@ -803,31 +881,179 @@
           <w:kern w:val="0"/>
           <w:sz w:val="22"/>
         </w:rPr>
-        <w:t>天窗层的</w:t>
-      </w:r>
-      <w:r>
-        <w:rPr>
-          <w:rFonts w:ascii="Tahoma" w:eastAsia="微软雅黑" w:hAnsi="Tahoma" w:hint="eastAsia"/>
-          <w:kern w:val="0"/>
-          <w:sz w:val="22"/>
-        </w:rPr>
-        <w:t>多层</w:t>
-      </w:r>
-      <w:r>
-        <w:rPr>
-          <w:rFonts w:ascii="Tahoma" w:eastAsia="微软雅黑" w:hAnsi="Tahoma" w:hint="eastAsia"/>
-          <w:kern w:val="0"/>
-          <w:sz w:val="22"/>
-        </w:rPr>
-        <w:t>动态快照</w:t>
-      </w:r>
-      <w:r>
-        <w:rPr>
-          <w:rFonts w:ascii="Tahoma" w:eastAsia="微软雅黑" w:hAnsi="Tahoma" w:hint="eastAsia"/>
-          <w:kern w:val="0"/>
-          <w:sz w:val="22"/>
-        </w:rPr>
-        <w:t>、天窗层的多层魔法圈</w:t>
+        <w:t>图块。</w:t>
+      </w:r>
+    </w:p>
+    <w:p>
+      <w:pPr>
+        <w:widowControl/>
+        <w:adjustRightInd w:val="0"/>
+        <w:snapToGrid w:val="0"/>
+        <w:jc w:val="left"/>
+        <w:rPr>
+          <w:rFonts w:ascii="Tahoma" w:eastAsia="微软雅黑" w:hAnsi="Tahoma"/>
+          <w:kern w:val="0"/>
+          <w:sz w:val="22"/>
+        </w:rPr>
+      </w:pPr>
+      <w:r>
+        <w:rPr>
+          <w:rFonts w:ascii="Tahoma" w:eastAsia="微软雅黑" w:hAnsi="Tahoma" w:hint="eastAsia"/>
+          <w:kern w:val="0"/>
+          <w:sz w:val="22"/>
+        </w:rPr>
+        <w:t>中间需要留一个窟窿，用来放置动态快照。</w:t>
+      </w:r>
+    </w:p>
+    <w:p>
+      <w:pPr>
+        <w:widowControl/>
+        <w:adjustRightInd w:val="0"/>
+        <w:snapToGrid w:val="0"/>
+        <w:jc w:val="left"/>
+        <w:rPr>
+          <w:rFonts w:ascii="Tahoma" w:eastAsia="微软雅黑" w:hAnsi="Tahoma"/>
+          <w:kern w:val="0"/>
+          <w:sz w:val="22"/>
+        </w:rPr>
+      </w:pPr>
+      <w:r>
+        <w:rPr>
+          <w:rFonts w:ascii="Tahoma" w:eastAsia="微软雅黑" w:hAnsi="Tahoma" w:hint="eastAsia"/>
+          <w:kern w:val="0"/>
+          <w:sz w:val="22"/>
+        </w:rPr>
+        <w:t>上下边沿</w:t>
+      </w:r>
+      <w:r>
+        <w:rPr>
+          <w:rFonts w:ascii="Tahoma" w:eastAsia="微软雅黑" w:hAnsi="Tahoma" w:hint="eastAsia"/>
+          <w:kern w:val="0"/>
+          <w:sz w:val="22"/>
+        </w:rPr>
+        <w:t>3</w:t>
+      </w:r>
+      <w:r>
+        <w:rPr>
+          <w:rFonts w:ascii="Tahoma" w:eastAsia="微软雅黑" w:hAnsi="Tahoma" w:hint="eastAsia"/>
+          <w:kern w:val="0"/>
+          <w:sz w:val="22"/>
+        </w:rPr>
+        <w:t>个图块，左右边沿</w:t>
+      </w:r>
+      <w:r>
+        <w:rPr>
+          <w:rFonts w:ascii="Tahoma" w:eastAsia="微软雅黑" w:hAnsi="Tahoma" w:hint="eastAsia"/>
+          <w:kern w:val="0"/>
+          <w:sz w:val="22"/>
+        </w:rPr>
+        <w:t>4</w:t>
+      </w:r>
+      <w:r>
+        <w:rPr>
+          <w:rFonts w:ascii="Tahoma" w:eastAsia="微软雅黑" w:hAnsi="Tahoma" w:hint="eastAsia"/>
+          <w:kern w:val="0"/>
+          <w:sz w:val="22"/>
+        </w:rPr>
+        <w:t>个图块。</w:t>
+      </w:r>
+    </w:p>
+    <w:p>
+      <w:pPr>
+        <w:widowControl/>
+        <w:adjustRightInd w:val="0"/>
+        <w:snapToGrid w:val="0"/>
+        <w:jc w:val="center"/>
+        <w:rPr>
+          <w:rFonts w:ascii="Tahoma" w:eastAsia="微软雅黑" w:hAnsi="Tahoma"/>
+          <w:kern w:val="0"/>
+          <w:sz w:val="22"/>
+        </w:rPr>
+      </w:pPr>
+      <w:r>
+        <w:rPr>
+          <w:noProof/>
+        </w:rPr>
+        <w:drawing>
+          <wp:inline distT="0" distB="0" distL="0" distR="0" wp14:anchorId="119EE0EC" wp14:editId="6602BAAC">
+            <wp:extent cx="2552700" cy="1828011"/>
+            <wp:effectExtent l="0" t="0" r="0" b="1270"/>
+            <wp:docPr id="1238198801" name="图片 4"/>
+            <wp:cNvGraphicFramePr>
+              <a:graphicFrameLocks xmlns:a="http://schemas.openxmlformats.org/drawingml/2006/main" noChangeAspect="1"/>
+            </wp:cNvGraphicFramePr>
+            <a:graphic xmlns:a="http://schemas.openxmlformats.org/drawingml/2006/main">
+              <a:graphicData uri="http://schemas.openxmlformats.org/drawingml/2006/picture">
+                <pic:pic xmlns:pic="http://schemas.openxmlformats.org/drawingml/2006/picture">
+                  <pic:nvPicPr>
+                    <pic:cNvPr id="0" name="Picture 7"/>
+                    <pic:cNvPicPr>
+                      <a:picLocks noChangeAspect="1" noChangeArrowheads="1"/>
+                    </pic:cNvPicPr>
+                  </pic:nvPicPr>
+                  <pic:blipFill>
+                    <a:blip r:embed="rId10" cstate="print">
+                      <a:extLst>
+                        <a:ext uri="{28A0092B-C50C-407E-A947-70E740481C1C}">
+                          <a14:useLocalDpi xmlns:a14="http://schemas.microsoft.com/office/drawing/2010/main" val="0"/>
+                        </a:ext>
+                      </a:extLst>
+                    </a:blip>
+                    <a:srcRect/>
+                    <a:stretch>
+                      <a:fillRect/>
+                    </a:stretch>
+                  </pic:blipFill>
+                  <pic:spPr bwMode="auto">
+                    <a:xfrm>
+                      <a:off x="0" y="0"/>
+                      <a:ext cx="2562707" cy="1835177"/>
+                    </a:xfrm>
+                    <a:prstGeom prst="rect">
+                      <a:avLst/>
+                    </a:prstGeom>
+                    <a:noFill/>
+                    <a:ln>
+                      <a:noFill/>
+                    </a:ln>
+                  </pic:spPr>
+                </pic:pic>
+              </a:graphicData>
+            </a:graphic>
+          </wp:inline>
+        </w:drawing>
+      </w:r>
+    </w:p>
+    <w:p>
+      <w:pPr>
+        <w:pStyle w:val="4"/>
+      </w:pPr>
+      <w:r>
+        <w:rPr>
+          <w:rFonts w:hint="eastAsia"/>
+        </w:rPr>
+        <w:t>2）地图背景设计</w:t>
+      </w:r>
+    </w:p>
+    <w:p>
+      <w:pPr>
+        <w:widowControl/>
+        <w:adjustRightInd w:val="0"/>
+        <w:snapToGrid w:val="0"/>
+        <w:jc w:val="left"/>
+        <w:rPr>
+          <w:rFonts w:ascii="Tahoma" w:eastAsia="微软雅黑" w:hAnsi="Tahoma"/>
+          <w:kern w:val="0"/>
+          <w:sz w:val="22"/>
+        </w:rPr>
+      </w:pPr>
+      <w:r>
+        <w:rPr>
+          <w:rFonts w:ascii="Tahoma" w:eastAsia="微软雅黑" w:hAnsi="Tahoma" w:hint="eastAsia"/>
+          <w:kern w:val="0"/>
+          <w:sz w:val="22"/>
+        </w:rPr>
+        <w:t>该地图没有地图背景。而是通过</w:t>
       </w:r>
       <w:r>
         <w:rPr>
@@ -843,6 +1069,22 @@
           <w:kern w:val="0"/>
           <w:sz w:val="22"/>
         </w:rPr>
+        <w:t>天窗层的多层动态快照、天窗层的多层魔法圈</w:t>
+      </w:r>
+      <w:r>
+        <w:rPr>
+          <w:rFonts w:ascii="Tahoma" w:eastAsia="微软雅黑" w:hAnsi="Tahoma" w:hint="eastAsia"/>
+          <w:kern w:val="0"/>
+          <w:sz w:val="22"/>
+        </w:rPr>
+        <w:t xml:space="preserve"> </w:t>
+      </w:r>
+      <w:r>
+        <w:rPr>
+          <w:rFonts w:ascii="Tahoma" w:eastAsia="微软雅黑" w:hAnsi="Tahoma" w:hint="eastAsia"/>
+          <w:kern w:val="0"/>
+          <w:sz w:val="22"/>
+        </w:rPr>
         <w:t>实现。</w:t>
       </w:r>
     </w:p>
@@ -912,15 +1154,7 @@
           <w:kern w:val="0"/>
           <w:sz w:val="22"/>
         </w:rPr>
-        <w:t>过渡</w:t>
-      </w:r>
-      <w:r>
-        <w:rPr>
-          <w:rFonts w:ascii="Tahoma" w:eastAsia="微软雅黑" w:hAnsi="Tahoma" w:hint="eastAsia"/>
-          <w:kern w:val="0"/>
-          <w:sz w:val="22"/>
-        </w:rPr>
-        <w:t>层</w:t>
+        <w:t>过渡层</w:t>
       </w:r>
       <w:r>
         <w:rPr>
@@ -998,9 +1232,9 @@
           <w:szCs w:val="24"/>
         </w:rPr>
         <w:drawing>
-          <wp:inline distT="0" distB="0" distL="0" distR="0" wp14:anchorId="7A4ACE56" wp14:editId="3FFBA2FC">
-            <wp:extent cx="3566160" cy="1180768"/>
-            <wp:effectExtent l="0" t="0" r="0" b="635"/>
+          <wp:inline distT="0" distB="0" distL="0" distR="0" wp14:anchorId="60CA03CB" wp14:editId="0C81AE27">
+            <wp:extent cx="3223260" cy="1067232"/>
+            <wp:effectExtent l="0" t="0" r="0" b="0"/>
             <wp:docPr id="365073534" name="图片 11"/>
             <wp:cNvGraphicFramePr>
               <a:graphicFrameLocks xmlns:a="http://schemas.openxmlformats.org/drawingml/2006/main" noChangeAspect="1"/>
@@ -1015,7 +1249,7 @@
                     </pic:cNvPicPr>
                   </pic:nvPicPr>
                   <pic:blipFill>
-                    <a:blip r:embed="rId10">
+                    <a:blip r:embed="rId11">
                       <a:extLst>
                         <a:ext uri="{28A0092B-C50C-407E-A947-70E740481C1C}">
                           <a14:useLocalDpi xmlns:a14="http://schemas.microsoft.com/office/drawing/2010/main" val="0"/>
@@ -1030,7 +1264,7 @@
                   <pic:spPr bwMode="auto">
                     <a:xfrm>
                       <a:off x="0" y="0"/>
-                      <a:ext cx="3581999" cy="1186012"/>
+                      <a:ext cx="3243038" cy="1073781"/>
                     </a:xfrm>
                     <a:prstGeom prst="rect">
                       <a:avLst/>
@@ -1049,48 +1283,34 @@
     </w:p>
     <w:p>
       <w:pPr>
+        <w:pStyle w:val="4"/>
+      </w:pPr>
+      <w:r>
+        <w:rPr>
+          <w:rFonts w:hint="eastAsia"/>
+        </w:rPr>
+        <w:t>3）事件设计</w:t>
+      </w:r>
+    </w:p>
+    <w:p>
+      <w:pPr>
         <w:widowControl/>
         <w:adjustRightInd w:val="0"/>
         <w:snapToGrid w:val="0"/>
-        <w:spacing w:after="200"/>
         <w:jc w:val="left"/>
         <w:rPr>
           <w:rFonts w:ascii="Tahoma" w:eastAsia="微软雅黑" w:hAnsi="Tahoma"/>
-          <w:b/>
-          <w:bCs/>
-          <w:kern w:val="0"/>
-          <w:sz w:val="22"/>
-        </w:rPr>
-      </w:pPr>
-      <w:r>
-        <w:rPr>
-          <w:rFonts w:ascii="Tahoma" w:eastAsia="微软雅黑" w:hAnsi="Tahoma" w:hint="eastAsia"/>
-          <w:b/>
-          <w:bCs/>
-          <w:kern w:val="0"/>
-          <w:sz w:val="22"/>
-        </w:rPr>
-        <w:t>3</w:t>
-      </w:r>
-      <w:r>
-        <w:rPr>
-          <w:rFonts w:ascii="Tahoma" w:eastAsia="微软雅黑" w:hAnsi="Tahoma" w:hint="eastAsia"/>
-          <w:b/>
-          <w:bCs/>
-          <w:kern w:val="0"/>
-          <w:sz w:val="22"/>
-        </w:rPr>
-        <w:t>）</w:t>
-      </w:r>
-      <w:r>
-        <w:rPr>
-          <w:rFonts w:ascii="Tahoma" w:eastAsia="微软雅黑" w:hAnsi="Tahoma" w:hint="eastAsia"/>
-          <w:b/>
-          <w:bCs/>
-          <w:kern w:val="0"/>
-          <w:sz w:val="22"/>
-        </w:rPr>
-        <w:t>事件设计</w:t>
+          <w:kern w:val="0"/>
+          <w:sz w:val="22"/>
+        </w:rPr>
+      </w:pPr>
+      <w:r>
+        <w:rPr>
+          <w:rFonts w:ascii="Tahoma" w:eastAsia="微软雅黑" w:hAnsi="Tahoma" w:hint="eastAsia"/>
+          <w:kern w:val="0"/>
+          <w:sz w:val="22"/>
+        </w:rPr>
+        <w:t>注意这两个初始化的事件，</w:t>
       </w:r>
     </w:p>
     <w:p>
@@ -1111,44 +1331,7 @@
           <w:kern w:val="0"/>
           <w:sz w:val="22"/>
         </w:rPr>
-        <w:t>注意这两个初始化的事件，</w:t>
-      </w:r>
-    </w:p>
-    <w:p>
-      <w:pPr>
-        <w:widowControl/>
-        <w:adjustRightInd w:val="0"/>
-        <w:snapToGrid w:val="0"/>
-        <w:jc w:val="left"/>
-        <w:rPr>
-          <w:rFonts w:ascii="Tahoma" w:eastAsia="微软雅黑" w:hAnsi="Tahoma"/>
-          <w:kern w:val="0"/>
-          <w:sz w:val="22"/>
-        </w:rPr>
-      </w:pPr>
-      <w:r>
-        <w:rPr>
-          <w:rFonts w:ascii="Tahoma" w:eastAsia="微软雅黑" w:hAnsi="Tahoma" w:hint="eastAsia"/>
-          <w:kern w:val="0"/>
-          <w:sz w:val="22"/>
-        </w:rPr>
-        <w:t>进入地图时</w:t>
-      </w:r>
-      <w:r>
-        <w:rPr>
-          <w:rFonts w:ascii="Tahoma" w:eastAsia="微软雅黑" w:hAnsi="Tahoma" w:hint="eastAsia"/>
-          <w:kern w:val="0"/>
-          <w:sz w:val="22"/>
-        </w:rPr>
-        <w:t>显示动态快照</w:t>
-      </w:r>
-      <w:r>
-        <w:rPr>
-          <w:rFonts w:ascii="Tahoma" w:eastAsia="微软雅黑" w:hAnsi="Tahoma" w:hint="eastAsia"/>
-          <w:kern w:val="0"/>
-          <w:sz w:val="22"/>
-        </w:rPr>
-        <w:t>，离开地图时清空所有天窗层的贴图。</w:t>
+        <w:t>进入地图时显示动态快照，离开地图时清空所有天窗层的贴图。</w:t>
       </w:r>
     </w:p>
     <w:p>
@@ -1173,7 +1356,7 @@
           <w:szCs w:val="24"/>
         </w:rPr>
         <w:drawing>
-          <wp:inline distT="0" distB="0" distL="0" distR="0" wp14:anchorId="46F436B2" wp14:editId="31DBD65D">
+          <wp:inline distT="0" distB="0" distL="0" distR="0" wp14:anchorId="49876EA6" wp14:editId="6BACC38C">
             <wp:extent cx="2099480" cy="1234440"/>
             <wp:effectExtent l="0" t="0" r="0" b="3810"/>
             <wp:docPr id="1572679199" name="图片 4"/>
@@ -1190,7 +1373,7 @@
                     </pic:cNvPicPr>
                   </pic:nvPicPr>
                   <pic:blipFill>
-                    <a:blip r:embed="rId11">
+                    <a:blip r:embed="rId12">
                       <a:extLst>
                         <a:ext uri="{28A0092B-C50C-407E-A947-70E740481C1C}">
                           <a14:useLocalDpi xmlns:a14="http://schemas.microsoft.com/office/drawing/2010/main" val="0"/>
@@ -1245,7 +1428,7 @@
     </w:p>
     <w:p>
       <w:pPr>
-        <w:pStyle w:val="2"/>
+        <w:pStyle w:val="3"/>
         <w:rPr>
           <w:rFonts w:hint="eastAsia"/>
         </w:rPr>
@@ -1253,557 +1436,6 @@
       <w:r>
         <w:rPr>
           <w:rFonts w:hint="eastAsia"/>
-        </w:rPr>
-        <w:lastRenderedPageBreak/>
-        <w:t>万花镜室</w:t>
-      </w:r>
-      <w:r>
-        <w:rPr>
-          <w:rFonts w:hint="eastAsia"/>
-        </w:rPr>
-        <w:t>-</w:t>
-      </w:r>
-      <w:r>
-        <w:rPr>
-          <w:rFonts w:hint="eastAsia"/>
-        </w:rPr>
-        <w:t>设计</w:t>
-      </w:r>
-    </w:p>
-    <w:p>
-      <w:pPr>
-        <w:pStyle w:val="3"/>
-        <w:rPr>
-          <w:rFonts w:hint="eastAsia"/>
-          <w:sz w:val="28"/>
-        </w:rPr>
-      </w:pPr>
-      <w:r>
-        <w:rPr>
-          <w:rFonts w:hint="eastAsia"/>
-          <w:sz w:val="28"/>
-        </w:rPr>
-        <w:t>设计</w:t>
-      </w:r>
-      <w:r>
-        <w:rPr>
-          <w:rFonts w:hint="eastAsia"/>
-          <w:sz w:val="28"/>
-        </w:rPr>
-        <w:t>简介</w:t>
-      </w:r>
-    </w:p>
-    <w:p>
-      <w:pPr>
-        <w:pStyle w:val="4"/>
-        <w:rPr>
-          <w:rFonts w:hint="eastAsia"/>
-        </w:rPr>
-      </w:pPr>
-      <w:r>
-        <w:rPr>
-          <w:rFonts w:hint="eastAsia"/>
-        </w:rPr>
-        <w:t>1）</w:t>
-      </w:r>
-      <w:r>
-        <w:rPr>
-          <w:rFonts w:hint="eastAsia"/>
-        </w:rPr>
-        <w:t>灵感来源</w:t>
-      </w:r>
-    </w:p>
-    <w:p>
-      <w:pPr>
-        <w:widowControl/>
-        <w:snapToGrid w:val="0"/>
-        <w:jc w:val="left"/>
-        <w:rPr>
-          <w:rFonts w:ascii="Tahoma" w:eastAsia="微软雅黑" w:hAnsi="Tahoma"/>
-          <w:kern w:val="0"/>
-          <w:sz w:val="22"/>
-        </w:rPr>
-      </w:pPr>
-      <w:r>
-        <w:rPr>
-          <w:rFonts w:ascii="Tahoma" w:eastAsia="微软雅黑" w:hAnsi="Tahoma" w:hint="eastAsia"/>
-          <w:kern w:val="0"/>
-          <w:sz w:val="22"/>
-        </w:rPr>
-        <w:t>2</w:t>
-      </w:r>
-      <w:r>
-        <w:rPr>
-          <w:rFonts w:ascii="Tahoma" w:eastAsia="微软雅黑" w:hAnsi="Tahoma"/>
-          <w:kern w:val="0"/>
-          <w:sz w:val="22"/>
-        </w:rPr>
-        <w:t>02</w:t>
-      </w:r>
-      <w:r>
-        <w:rPr>
-          <w:rFonts w:ascii="Tahoma" w:eastAsia="微软雅黑" w:hAnsi="Tahoma"/>
-          <w:kern w:val="0"/>
-          <w:sz w:val="22"/>
-        </w:rPr>
-        <w:t>3</w:t>
-      </w:r>
-      <w:r>
-        <w:rPr>
-          <w:rFonts w:ascii="Tahoma" w:eastAsia="微软雅黑" w:hAnsi="Tahoma" w:hint="eastAsia"/>
-          <w:kern w:val="0"/>
-          <w:sz w:val="22"/>
-        </w:rPr>
-        <w:t>年</w:t>
-      </w:r>
-      <w:r>
-        <w:rPr>
-          <w:rFonts w:ascii="Tahoma" w:eastAsia="微软雅黑" w:hAnsi="Tahoma" w:hint="eastAsia"/>
-          <w:kern w:val="0"/>
-          <w:sz w:val="22"/>
-        </w:rPr>
-        <w:t>12</w:t>
-      </w:r>
-      <w:r>
-        <w:rPr>
-          <w:rFonts w:ascii="Tahoma" w:eastAsia="微软雅黑" w:hAnsi="Tahoma" w:hint="eastAsia"/>
-          <w:kern w:val="0"/>
-          <w:sz w:val="22"/>
-        </w:rPr>
-        <w:t>月</w:t>
-      </w:r>
-      <w:r>
-        <w:rPr>
-          <w:rFonts w:ascii="Tahoma" w:eastAsia="微软雅黑" w:hAnsi="Tahoma"/>
-          <w:kern w:val="0"/>
-          <w:sz w:val="22"/>
-        </w:rPr>
-        <w:t>1</w:t>
-      </w:r>
-      <w:r>
-        <w:rPr>
-          <w:rFonts w:ascii="Tahoma" w:eastAsia="微软雅黑" w:hAnsi="Tahoma" w:hint="eastAsia"/>
-          <w:kern w:val="0"/>
-          <w:sz w:val="22"/>
-        </w:rPr>
-        <w:t>6</w:t>
-      </w:r>
-      <w:r>
-        <w:rPr>
-          <w:rFonts w:ascii="Tahoma" w:eastAsia="微软雅黑" w:hAnsi="Tahoma" w:hint="eastAsia"/>
-          <w:kern w:val="0"/>
-          <w:sz w:val="22"/>
-        </w:rPr>
-        <w:t>日</w:t>
-      </w:r>
-      <w:r>
-        <w:rPr>
-          <w:rFonts w:ascii="Tahoma" w:eastAsia="微软雅黑" w:hAnsi="Tahoma" w:hint="eastAsia"/>
-          <w:kern w:val="0"/>
-          <w:sz w:val="22"/>
-        </w:rPr>
-        <w:t>，</w:t>
-      </w:r>
-      <w:r>
-        <w:rPr>
-          <w:rFonts w:ascii="Tahoma" w:eastAsia="微软雅黑" w:hAnsi="Tahoma" w:hint="eastAsia"/>
-          <w:kern w:val="0"/>
-          <w:sz w:val="22"/>
-        </w:rPr>
-        <w:t>我在</w:t>
-      </w:r>
-      <w:r>
-        <w:rPr>
-          <w:rFonts w:ascii="Tahoma" w:eastAsia="微软雅黑" w:hAnsi="Tahoma" w:hint="eastAsia"/>
-          <w:kern w:val="0"/>
-          <w:sz w:val="22"/>
-        </w:rPr>
-        <w:t>b</w:t>
-      </w:r>
-      <w:r>
-        <w:rPr>
-          <w:rFonts w:ascii="Tahoma" w:eastAsia="微软雅黑" w:hAnsi="Tahoma" w:hint="eastAsia"/>
-          <w:kern w:val="0"/>
-          <w:sz w:val="22"/>
-        </w:rPr>
-        <w:t>站到处逛，碰巧看见了一个</w:t>
-      </w:r>
-      <w:r>
-        <w:rPr>
-          <w:rFonts w:ascii="Tahoma" w:eastAsia="微软雅黑" w:hAnsi="Tahoma" w:hint="eastAsia"/>
-          <w:kern w:val="0"/>
-          <w:sz w:val="22"/>
-        </w:rPr>
-        <w:t>扫雷游戏《</w:t>
-      </w:r>
-      <w:r>
-        <w:rPr>
-          <w:rFonts w:ascii="Tahoma" w:eastAsia="微软雅黑" w:hAnsi="Tahoma"/>
-          <w:kern w:val="0"/>
-          <w:sz w:val="22"/>
-        </w:rPr>
-        <w:t>Mugen Sweeper</w:t>
-      </w:r>
-      <w:r>
-        <w:rPr>
-          <w:rFonts w:ascii="Tahoma" w:eastAsia="微软雅黑" w:hAnsi="Tahoma" w:hint="eastAsia"/>
-          <w:kern w:val="0"/>
-          <w:sz w:val="22"/>
-        </w:rPr>
-        <w:t>》</w:t>
-      </w:r>
-      <w:r>
-        <w:rPr>
-          <w:rFonts w:ascii="Tahoma" w:eastAsia="微软雅黑" w:hAnsi="Tahoma" w:hint="eastAsia"/>
-          <w:kern w:val="0"/>
-          <w:sz w:val="22"/>
-        </w:rPr>
-        <w:t>。</w:t>
-      </w:r>
-    </w:p>
-    <w:p>
-      <w:pPr>
-        <w:widowControl/>
-        <w:snapToGrid w:val="0"/>
-        <w:jc w:val="left"/>
-        <w:rPr>
-          <w:rFonts w:ascii="Tahoma" w:eastAsia="微软雅黑" w:hAnsi="Tahoma"/>
-          <w:kern w:val="0"/>
-          <w:sz w:val="22"/>
-        </w:rPr>
-      </w:pPr>
-      <w:r>
-        <w:rPr>
-          <w:rFonts w:ascii="Tahoma" w:eastAsia="微软雅黑" w:hAnsi="Tahoma" w:hint="eastAsia"/>
-          <w:kern w:val="0"/>
-          <w:sz w:val="22"/>
-        </w:rPr>
-        <w:t>这个游戏</w:t>
-      </w:r>
-      <w:r>
-        <w:rPr>
-          <w:rFonts w:ascii="Tahoma" w:eastAsia="微软雅黑" w:hAnsi="Tahoma" w:hint="eastAsia"/>
-          <w:kern w:val="0"/>
-          <w:sz w:val="22"/>
-        </w:rPr>
-        <w:t>以“无限循环”的</w:t>
-      </w:r>
-      <w:r>
-        <w:rPr>
-          <w:rFonts w:ascii="Tahoma" w:eastAsia="微软雅黑" w:hAnsi="Tahoma" w:hint="eastAsia"/>
-          <w:kern w:val="0"/>
-          <w:sz w:val="22"/>
-        </w:rPr>
-        <w:t>创意</w:t>
-      </w:r>
-      <w:r>
-        <w:rPr>
-          <w:rFonts w:ascii="Tahoma" w:eastAsia="微软雅黑" w:hAnsi="Tahoma" w:hint="eastAsia"/>
-          <w:kern w:val="0"/>
-          <w:sz w:val="22"/>
-        </w:rPr>
-        <w:t>吸引了我。</w:t>
-      </w:r>
-    </w:p>
-    <w:p>
-      <w:pPr>
-        <w:widowControl/>
-        <w:snapToGrid w:val="0"/>
-        <w:spacing w:after="200"/>
-        <w:jc w:val="left"/>
-        <w:rPr>
-          <w:rFonts w:ascii="Tahoma" w:eastAsia="微软雅黑" w:hAnsi="Tahoma"/>
-          <w:kern w:val="0"/>
-          <w:sz w:val="22"/>
-        </w:rPr>
-      </w:pPr>
-      <w:r>
-        <w:rPr>
-          <w:rFonts w:ascii="Tahoma" w:eastAsia="微软雅黑" w:hAnsi="Tahoma" w:hint="eastAsia"/>
-          <w:kern w:val="0"/>
-          <w:sz w:val="22"/>
-        </w:rPr>
-        <w:t>（这个游戏貌似</w:t>
-      </w:r>
-      <w:proofErr w:type="gramStart"/>
-      <w:r>
-        <w:rPr>
-          <w:rFonts w:ascii="Tahoma" w:eastAsia="微软雅黑" w:hAnsi="Tahoma" w:hint="eastAsia"/>
-          <w:kern w:val="0"/>
-          <w:sz w:val="22"/>
-        </w:rPr>
-        <w:t>后来差评居多</w:t>
-      </w:r>
-      <w:proofErr w:type="gramEnd"/>
-      <w:r>
-        <w:rPr>
-          <w:rFonts w:ascii="Tahoma" w:eastAsia="微软雅黑" w:hAnsi="Tahoma" w:hint="eastAsia"/>
-          <w:kern w:val="0"/>
-          <w:sz w:val="22"/>
-        </w:rPr>
-        <w:t>了，我也只是观望了一下）</w:t>
-      </w:r>
-    </w:p>
-    <w:p>
-      <w:pPr>
-        <w:widowControl/>
-        <w:snapToGrid w:val="0"/>
-        <w:spacing w:after="200"/>
-        <w:jc w:val="center"/>
-        <w:rPr>
-          <w:rFonts w:ascii="Tahoma" w:eastAsia="微软雅黑" w:hAnsi="Tahoma"/>
-          <w:kern w:val="0"/>
-          <w:sz w:val="22"/>
-        </w:rPr>
-      </w:pPr>
-      <w:r>
-        <w:rPr>
-          <w:rFonts w:ascii="宋体" w:eastAsia="宋体" w:hAnsi="宋体" w:cs="宋体"/>
-          <w:noProof/>
-          <w:kern w:val="0"/>
-          <w:sz w:val="24"/>
-          <w:szCs w:val="24"/>
-        </w:rPr>
-        <w:drawing>
-          <wp:inline distT="0" distB="0" distL="0" distR="0" wp14:anchorId="705F2C34" wp14:editId="0E2FC54C">
-            <wp:extent cx="3600450" cy="2558618"/>
-            <wp:effectExtent l="0" t="0" r="0" b="0"/>
-            <wp:docPr id="471949171" name="图片 1"/>
-            <wp:cNvGraphicFramePr>
-              <a:graphicFrameLocks xmlns:a="http://schemas.openxmlformats.org/drawingml/2006/main" noChangeAspect="1"/>
-            </wp:cNvGraphicFramePr>
-            <a:graphic xmlns:a="http://schemas.openxmlformats.org/drawingml/2006/main">
-              <a:graphicData uri="http://schemas.openxmlformats.org/drawingml/2006/picture">
-                <pic:pic xmlns:pic="http://schemas.openxmlformats.org/drawingml/2006/picture">
-                  <pic:nvPicPr>
-                    <pic:cNvPr id="0" name="Picture 1"/>
-                    <pic:cNvPicPr>
-                      <a:picLocks noChangeAspect="1" noChangeArrowheads="1"/>
-                    </pic:cNvPicPr>
-                  </pic:nvPicPr>
-                  <pic:blipFill>
-                    <a:blip r:embed="rId12">
-                      <a:extLst>
-                        <a:ext uri="{28A0092B-C50C-407E-A947-70E740481C1C}">
-                          <a14:useLocalDpi xmlns:a14="http://schemas.microsoft.com/office/drawing/2010/main" val="0"/>
-                        </a:ext>
-                      </a:extLst>
-                    </a:blip>
-                    <a:srcRect/>
-                    <a:stretch>
-                      <a:fillRect/>
-                    </a:stretch>
-                  </pic:blipFill>
-                  <pic:spPr bwMode="auto">
-                    <a:xfrm>
-                      <a:off x="0" y="0"/>
-                      <a:ext cx="3610248" cy="2565581"/>
-                    </a:xfrm>
-                    <a:prstGeom prst="rect">
-                      <a:avLst/>
-                    </a:prstGeom>
-                    <a:noFill/>
-                    <a:ln>
-                      <a:noFill/>
-                    </a:ln>
-                  </pic:spPr>
-                </pic:pic>
-              </a:graphicData>
-            </a:graphic>
-          </wp:inline>
-        </w:drawing>
-      </w:r>
-    </w:p>
-    <w:p>
-      <w:pPr>
-        <w:widowControl/>
-        <w:snapToGrid w:val="0"/>
-        <w:jc w:val="left"/>
-        <w:rPr>
-          <w:rFonts w:ascii="Tahoma" w:eastAsia="微软雅黑" w:hAnsi="Tahoma"/>
-          <w:kern w:val="0"/>
-          <w:sz w:val="22"/>
-        </w:rPr>
-      </w:pPr>
-      <w:r>
-        <w:rPr>
-          <w:rFonts w:ascii="Tahoma" w:eastAsia="微软雅黑" w:hAnsi="Tahoma" w:hint="eastAsia"/>
-          <w:kern w:val="0"/>
-          <w:sz w:val="22"/>
-        </w:rPr>
-        <w:t>因为扫雷的方块太像</w:t>
-      </w:r>
-      <w:r>
-        <w:rPr>
-          <w:rFonts w:ascii="Tahoma" w:eastAsia="微软雅黑" w:hAnsi="Tahoma" w:hint="eastAsia"/>
-          <w:kern w:val="0"/>
-          <w:sz w:val="22"/>
-        </w:rPr>
-        <w:t xml:space="preserve"> </w:t>
-      </w:r>
-      <w:proofErr w:type="gramStart"/>
-      <w:r>
-        <w:rPr>
-          <w:rFonts w:ascii="Tahoma" w:eastAsia="微软雅黑" w:hAnsi="Tahoma" w:hint="eastAsia"/>
-          <w:kern w:val="0"/>
-          <w:sz w:val="22"/>
-        </w:rPr>
-        <w:t>图块</w:t>
-      </w:r>
-      <w:proofErr w:type="gramEnd"/>
-      <w:r>
-        <w:rPr>
-          <w:rFonts w:ascii="Tahoma" w:eastAsia="微软雅黑" w:hAnsi="Tahoma" w:hint="eastAsia"/>
-          <w:kern w:val="0"/>
-          <w:sz w:val="22"/>
-        </w:rPr>
-        <w:t xml:space="preserve"> </w:t>
-      </w:r>
-      <w:r>
-        <w:rPr>
-          <w:rFonts w:ascii="Tahoma" w:eastAsia="微软雅黑" w:hAnsi="Tahoma" w:hint="eastAsia"/>
-          <w:kern w:val="0"/>
-          <w:sz w:val="22"/>
-        </w:rPr>
-        <w:t>了，于是</w:t>
-      </w:r>
-      <w:r>
-        <w:rPr>
-          <w:rFonts w:ascii="Tahoma" w:eastAsia="微软雅黑" w:hAnsi="Tahoma" w:hint="eastAsia"/>
-          <w:kern w:val="0"/>
-          <w:sz w:val="22"/>
-        </w:rPr>
-        <w:t>我</w:t>
-      </w:r>
-      <w:r>
-        <w:rPr>
-          <w:rFonts w:ascii="Tahoma" w:eastAsia="微软雅黑" w:hAnsi="Tahoma" w:hint="eastAsia"/>
-          <w:kern w:val="0"/>
-          <w:sz w:val="22"/>
-        </w:rPr>
-        <w:t>开始</w:t>
-      </w:r>
-      <w:proofErr w:type="gramStart"/>
-      <w:r>
-        <w:rPr>
-          <w:rFonts w:ascii="Tahoma" w:eastAsia="微软雅黑" w:hAnsi="Tahoma" w:hint="eastAsia"/>
-          <w:kern w:val="0"/>
-          <w:sz w:val="22"/>
-        </w:rPr>
-        <w:t>思考开坑的</w:t>
-      </w:r>
-      <w:proofErr w:type="gramEnd"/>
-      <w:r>
-        <w:rPr>
-          <w:rFonts w:ascii="Tahoma" w:eastAsia="微软雅黑" w:hAnsi="Tahoma" w:hint="eastAsia"/>
-          <w:kern w:val="0"/>
-          <w:sz w:val="22"/>
-        </w:rPr>
-        <w:t>可能性，</w:t>
-      </w:r>
-    </w:p>
-    <w:p>
-      <w:pPr>
-        <w:widowControl/>
-        <w:snapToGrid w:val="0"/>
-        <w:jc w:val="left"/>
-        <w:rPr>
-          <w:rFonts w:ascii="Tahoma" w:eastAsia="微软雅黑" w:hAnsi="Tahoma"/>
-          <w:kern w:val="0"/>
-          <w:sz w:val="22"/>
-        </w:rPr>
-      </w:pPr>
-      <w:r>
-        <w:rPr>
-          <w:rFonts w:ascii="Tahoma" w:eastAsia="微软雅黑" w:hAnsi="Tahoma" w:hint="eastAsia"/>
-          <w:kern w:val="0"/>
-          <w:sz w:val="22"/>
-        </w:rPr>
-        <w:t>突然灵感爆发，发现</w:t>
-      </w:r>
-      <w:r>
-        <w:rPr>
-          <w:rFonts w:ascii="Tahoma" w:eastAsia="微软雅黑" w:hAnsi="Tahoma" w:hint="eastAsia"/>
-          <w:kern w:val="0"/>
-          <w:sz w:val="22"/>
-        </w:rPr>
-        <w:t>其实</w:t>
-      </w:r>
-      <w:r>
-        <w:rPr>
-          <w:rFonts w:ascii="Tahoma" w:eastAsia="微软雅黑" w:hAnsi="Tahoma" w:hint="eastAsia"/>
-          <w:kern w:val="0"/>
-          <w:sz w:val="22"/>
-        </w:rPr>
-        <w:t xml:space="preserve"> </w:t>
-      </w:r>
-      <w:r>
-        <w:rPr>
-          <w:rFonts w:ascii="Tahoma" w:eastAsia="微软雅黑" w:hAnsi="Tahoma" w:hint="eastAsia"/>
-          <w:kern w:val="0"/>
-          <w:sz w:val="22"/>
-        </w:rPr>
-        <w:t>动态快照</w:t>
-      </w:r>
-      <w:r>
-        <w:rPr>
-          <w:rFonts w:ascii="Tahoma" w:eastAsia="微软雅黑" w:hAnsi="Tahoma" w:hint="eastAsia"/>
-          <w:kern w:val="0"/>
-          <w:sz w:val="22"/>
-        </w:rPr>
-        <w:t xml:space="preserve"> </w:t>
-      </w:r>
-      <w:r>
-        <w:rPr>
-          <w:rFonts w:ascii="Tahoma" w:eastAsia="微软雅黑" w:hAnsi="Tahoma" w:hint="eastAsia"/>
-          <w:kern w:val="0"/>
-          <w:sz w:val="22"/>
-        </w:rPr>
-        <w:t>也可以制作这种无限循环的效果。</w:t>
-      </w:r>
-    </w:p>
-    <w:p>
-      <w:pPr>
-        <w:widowControl/>
-        <w:snapToGrid w:val="0"/>
-        <w:rPr>
-          <w:rFonts w:ascii="Tahoma" w:eastAsia="微软雅黑" w:hAnsi="Tahoma"/>
-          <w:kern w:val="0"/>
-          <w:sz w:val="22"/>
-        </w:rPr>
-      </w:pPr>
-    </w:p>
-    <w:p>
-      <w:pPr>
-        <w:widowControl/>
-        <w:jc w:val="left"/>
-        <w:rPr>
-          <w:rFonts w:ascii="Tahoma" w:eastAsia="微软雅黑" w:hAnsi="Tahoma"/>
-          <w:kern w:val="0"/>
-          <w:sz w:val="22"/>
-        </w:rPr>
-      </w:pPr>
-      <w:r>
-        <w:rPr>
-          <w:rFonts w:ascii="Tahoma" w:eastAsia="微软雅黑" w:hAnsi="Tahoma"/>
-          <w:kern w:val="0"/>
-          <w:sz w:val="22"/>
-        </w:rPr>
-        <w:br w:type="page"/>
-      </w:r>
-    </w:p>
-    <w:p>
-      <w:pPr>
-        <w:pStyle w:val="3"/>
-        <w:rPr>
-          <w:rFonts w:hint="eastAsia"/>
-          <w:sz w:val="28"/>
-        </w:rPr>
-      </w:pPr>
-      <w:r>
-        <w:rPr>
-          <w:rFonts w:hint="eastAsia"/>
-          <w:sz w:val="28"/>
         </w:rPr>
         <w:lastRenderedPageBreak/>
         <w:t>房间</w:t>
@@ -1811,7 +1443,6 @@
       <w:r>
         <w:rPr>
           <w:rFonts w:hint="eastAsia"/>
-          <w:sz w:val="28"/>
         </w:rPr>
         <w:t>绘制</w:t>
       </w:r>
@@ -2651,7 +2282,7 @@
           <w:sz w:val="22"/>
         </w:rPr>
         <w:drawing>
-          <wp:inline distT="0" distB="0" distL="0" distR="0" wp14:anchorId="3EF103CC" wp14:editId="2C84FB24">
+          <wp:inline distT="0" distB="0" distL="0" distR="0" wp14:anchorId="3EF103CC" wp14:editId="7DDA83C1">
             <wp:extent cx="3507324" cy="2674620"/>
             <wp:effectExtent l="0" t="0" r="0" b="0"/>
             <wp:docPr id="451926018" name="图片 6"/>
@@ -2766,6 +2397,18 @@
     </w:p>
     <w:p>
       <w:pPr>
+        <w:widowControl/>
+        <w:snapToGrid w:val="0"/>
+        <w:jc w:val="left"/>
+        <w:rPr>
+          <w:rFonts w:ascii="Tahoma" w:eastAsia="微软雅黑" w:hAnsi="Tahoma" w:hint="eastAsia"/>
+          <w:kern w:val="0"/>
+          <w:sz w:val="22"/>
+        </w:rPr>
+      </w:pPr>
+    </w:p>
+    <w:p>
+      <w:pPr>
         <w:pStyle w:val="4"/>
         <w:rPr>
           <w:rFonts w:hint="eastAsia"/>
@@ -3044,7 +2687,7 @@
                     </pic:cNvPicPr>
                   </pic:nvPicPr>
                   <pic:blipFill>
-                    <a:blip r:embed="rId9">
+                    <a:blip r:embed="rId10">
                       <a:extLst>
                         <a:ext uri="{28A0092B-C50C-407E-A947-70E740481C1C}">
                           <a14:useLocalDpi xmlns:a14="http://schemas.microsoft.com/office/drawing/2010/main" val="0"/>
@@ -3576,7 +3219,6 @@
           <w:kern w:val="0"/>
           <w:sz w:val="22"/>
         </w:rPr>
-        <w:lastRenderedPageBreak/>
         <w:t>所以</w:t>
       </w:r>
       <w:r>
@@ -3632,6 +3274,7 @@
           <w:sz w:val="24"/>
           <w:szCs w:val="24"/>
         </w:rPr>
+        <w:lastRenderedPageBreak/>
         <w:drawing>
           <wp:inline distT="0" distB="0" distL="0" distR="0" wp14:anchorId="0FB3CF46" wp14:editId="2CE57CA9">
             <wp:extent cx="2400300" cy="920322"/>
@@ -4922,7 +4565,7 @@
                     </pic:cNvPicPr>
                   </pic:nvPicPr>
                   <pic:blipFill>
-                    <a:blip r:embed="rId10">
+                    <a:blip r:embed="rId11">
                       <a:extLst>
                         <a:ext uri="{28A0092B-C50C-407E-A947-70E740481C1C}">
                           <a14:useLocalDpi xmlns:a14="http://schemas.microsoft.com/office/drawing/2010/main" val="0"/>
@@ -5008,7 +4651,7 @@
           <w:noProof/>
         </w:rPr>
         <w:drawing>
-          <wp:inline distT="0" distB="0" distL="0" distR="0" wp14:anchorId="14A9F1E4" wp14:editId="7D18691A">
+          <wp:inline distT="0" distB="0" distL="0" distR="0" wp14:anchorId="14A9F1E4" wp14:editId="7B5EC5E3">
             <wp:extent cx="2883247" cy="2202180"/>
             <wp:effectExtent l="0" t="0" r="0" b="7620"/>
             <wp:docPr id="85470203" name="图片 5"/>
@@ -5275,7 +4918,7 @@
           <v:shape id="_x0000_i1025" type="#_x0000_t75" style="width:189.6pt;height:139.2pt" o:ole="">
             <v:imagedata r:id="rId20" o:title=""/>
           </v:shape>
-          <o:OLEObject Type="Embed" ProgID="Visio.Drawing.15" ShapeID="_x0000_i1025" DrawAspect="Content" ObjectID="_1802889289" r:id="rId21"/>
+          <o:OLEObject Type="Embed" ProgID="Visio.Drawing.15" ShapeID="_x0000_i1025" DrawAspect="Content" ObjectID="_1810887668" r:id="rId21"/>
         </w:object>
       </w:r>
     </w:p>
@@ -5538,7 +5181,7 @@
           <v:shape id="_x0000_i1026" type="#_x0000_t75" style="width:403.2pt;height:168.6pt" o:ole="">
             <v:imagedata r:id="rId22" o:title=""/>
           </v:shape>
-          <o:OLEObject Type="Embed" ProgID="Visio.Drawing.15" ShapeID="_x0000_i1026" DrawAspect="Content" ObjectID="_1802889290" r:id="rId23"/>
+          <o:OLEObject Type="Embed" ProgID="Visio.Drawing.15" ShapeID="_x0000_i1026" DrawAspect="Content" ObjectID="_1810887669" r:id="rId23"/>
         </w:object>
       </w:r>
     </w:p>
@@ -5868,59 +5511,59 @@
           <w:kern w:val="0"/>
           <w:sz w:val="22"/>
         </w:rPr>
+        <w:t>参数准备完毕后，</w:t>
+      </w:r>
+      <w:r>
+        <w:rPr>
+          <w:rFonts w:ascii="Tahoma" w:eastAsia="微软雅黑" w:hAnsi="Tahoma" w:hint="eastAsia"/>
+          <w:kern w:val="0"/>
+          <w:sz w:val="22"/>
+        </w:rPr>
+        <w:t>六</w:t>
+      </w:r>
+      <w:r>
+        <w:rPr>
+          <w:rFonts w:ascii="Tahoma" w:eastAsia="微软雅黑" w:hAnsi="Tahoma" w:hint="eastAsia"/>
+          <w:kern w:val="0"/>
+          <w:sz w:val="22"/>
+        </w:rPr>
+        <w:t>层开始自己的缩放变化</w:t>
+      </w:r>
+      <w:r>
+        <w:rPr>
+          <w:rFonts w:ascii="Tahoma" w:eastAsia="微软雅黑" w:hAnsi="Tahoma" w:hint="eastAsia"/>
+          <w:kern w:val="0"/>
+          <w:sz w:val="22"/>
+        </w:rPr>
+        <w:t>，分别为</w:t>
+      </w:r>
+      <w:r>
+        <w:rPr>
+          <w:rFonts w:ascii="Tahoma" w:eastAsia="微软雅黑" w:hAnsi="Tahoma" w:hint="eastAsia"/>
+          <w:kern w:val="0"/>
+          <w:sz w:val="22"/>
+        </w:rPr>
+        <w:t>：</w:t>
+      </w:r>
+    </w:p>
+    <w:p>
+      <w:pPr>
+        <w:widowControl/>
+        <w:snapToGrid w:val="0"/>
+        <w:jc w:val="left"/>
+        <w:rPr>
+          <w:rFonts w:ascii="Tahoma" w:eastAsia="微软雅黑" w:hAnsi="Tahoma"/>
+          <w:kern w:val="0"/>
+          <w:sz w:val="22"/>
+        </w:rPr>
+      </w:pPr>
+      <w:r>
+        <w:rPr>
+          <w:rFonts w:ascii="Tahoma" w:eastAsia="微软雅黑" w:hAnsi="Tahoma" w:hint="eastAsia"/>
+          <w:kern w:val="0"/>
+          <w:sz w:val="22"/>
+        </w:rPr>
         <w:lastRenderedPageBreak/>
-        <w:t>参数准备完毕后，</w:t>
-      </w:r>
-      <w:r>
-        <w:rPr>
-          <w:rFonts w:ascii="Tahoma" w:eastAsia="微软雅黑" w:hAnsi="Tahoma" w:hint="eastAsia"/>
-          <w:kern w:val="0"/>
-          <w:sz w:val="22"/>
-        </w:rPr>
-        <w:t>六</w:t>
-      </w:r>
-      <w:r>
-        <w:rPr>
-          <w:rFonts w:ascii="Tahoma" w:eastAsia="微软雅黑" w:hAnsi="Tahoma" w:hint="eastAsia"/>
-          <w:kern w:val="0"/>
-          <w:sz w:val="22"/>
-        </w:rPr>
-        <w:t>层开始自己的缩放变化</w:t>
-      </w:r>
-      <w:r>
-        <w:rPr>
-          <w:rFonts w:ascii="Tahoma" w:eastAsia="微软雅黑" w:hAnsi="Tahoma" w:hint="eastAsia"/>
-          <w:kern w:val="0"/>
-          <w:sz w:val="22"/>
-        </w:rPr>
-        <w:t>，分别为</w:t>
-      </w:r>
-      <w:r>
-        <w:rPr>
-          <w:rFonts w:ascii="Tahoma" w:eastAsia="微软雅黑" w:hAnsi="Tahoma" w:hint="eastAsia"/>
-          <w:kern w:val="0"/>
-          <w:sz w:val="22"/>
-        </w:rPr>
-        <w:t>：</w:t>
-      </w:r>
-    </w:p>
-    <w:p>
-      <w:pPr>
-        <w:widowControl/>
-        <w:snapToGrid w:val="0"/>
-        <w:jc w:val="left"/>
-        <w:rPr>
-          <w:rFonts w:ascii="Tahoma" w:eastAsia="微软雅黑" w:hAnsi="Tahoma"/>
-          <w:kern w:val="0"/>
-          <w:sz w:val="22"/>
-        </w:rPr>
-      </w:pPr>
-      <w:r>
-        <w:rPr>
-          <w:rFonts w:ascii="Tahoma" w:eastAsia="微软雅黑" w:hAnsi="Tahoma" w:hint="eastAsia"/>
-          <w:kern w:val="0"/>
-          <w:sz w:val="22"/>
-        </w:rPr>
         <w:t>-1</w:t>
       </w:r>
       <w:r>
@@ -6738,33 +6381,31 @@
           <w:rFonts w:hint="eastAsia"/>
         </w:rPr>
         <w:lastRenderedPageBreak/>
+        <w:t>===</w:t>
+      </w:r>
+      <w:r>
+        <w:rPr>
+          <w:rFonts w:hint="eastAsia"/>
+        </w:rPr>
         <w:t>万花镜室</w:t>
       </w:r>
       <w:r>
         <w:rPr>
           <w:rFonts w:hint="eastAsia"/>
         </w:rPr>
-        <w:t>-</w:t>
-      </w:r>
-      <w:r>
+        <w:t xml:space="preserve"> - 注意事项===</w:t>
+      </w:r>
+    </w:p>
+    <w:p>
+      <w:pPr>
+        <w:pStyle w:val="3"/>
         <w:rPr>
           <w:rFonts w:hint="eastAsia"/>
         </w:rPr>
-        <w:t>细节问题</w:t>
-      </w:r>
-    </w:p>
-    <w:p>
-      <w:pPr>
-        <w:pStyle w:val="3"/>
+      </w:pPr>
+      <w:r>
         <w:rPr>
           <w:rFonts w:hint="eastAsia"/>
-          <w:sz w:val="28"/>
-        </w:rPr>
-      </w:pPr>
-      <w:r>
-        <w:rPr>
-          <w:rFonts w:hint="eastAsia"/>
-          <w:sz w:val="28"/>
         </w:rPr>
         <w:t>游戏分辨率与缩放计算</w:t>
       </w:r>
@@ -7253,13 +6894,11 @@
         <w:pStyle w:val="3"/>
         <w:rPr>
           <w:rFonts w:hint="eastAsia"/>
-          <w:sz w:val="28"/>
         </w:rPr>
       </w:pPr>
       <w:r>
         <w:rPr>
           <w:rFonts w:hint="eastAsia"/>
-          <w:sz w:val="28"/>
         </w:rPr>
         <w:t>天窗层的局限性</w:t>
       </w:r>
@@ -7612,14 +7251,12 @@
         <w:pStyle w:val="3"/>
         <w:rPr>
           <w:rFonts w:hint="eastAsia"/>
-          <w:sz w:val="28"/>
         </w:rPr>
       </w:pPr>
       <w:proofErr w:type="gramStart"/>
       <w:r>
         <w:rPr>
           <w:rFonts w:hint="eastAsia"/>
-          <w:sz w:val="28"/>
         </w:rPr>
         <w:lastRenderedPageBreak/>
         <w:t>中心锚点与</w:t>
@@ -7628,7 +7265,6 @@
       <w:r>
         <w:rPr>
           <w:rFonts w:hint="eastAsia"/>
-          <w:sz w:val="28"/>
         </w:rPr>
         <w:t>缩放</w:t>
       </w:r>
@@ -7763,7 +7399,7 @@
           <v:shape id="_x0000_i1027" type="#_x0000_t75" style="width:189.6pt;height:139.2pt" o:ole="">
             <v:imagedata r:id="rId20" o:title=""/>
           </v:shape>
-          <o:OLEObject Type="Embed" ProgID="Visio.Drawing.15" ShapeID="_x0000_i1027" DrawAspect="Content" ObjectID="_1802889291" r:id="rId33"/>
+          <o:OLEObject Type="Embed" ProgID="Visio.Drawing.15" ShapeID="_x0000_i1027" DrawAspect="Content" ObjectID="_1810887670" r:id="rId33"/>
         </w:object>
       </w:r>
     </w:p>
@@ -7889,7 +7525,7 @@
           <v:shape id="_x0000_i1028" type="#_x0000_t75" style="width:3in;height:158.4pt" o:ole="">
             <v:imagedata r:id="rId34" o:title=""/>
           </v:shape>
-          <o:OLEObject Type="Embed" ProgID="Visio.Drawing.15" ShapeID="_x0000_i1028" DrawAspect="Content" ObjectID="_1802889292" r:id="rId35"/>
+          <o:OLEObject Type="Embed" ProgID="Visio.Drawing.15" ShapeID="_x0000_i1028" DrawAspect="Content" ObjectID="_1810887671" r:id="rId35"/>
         </w:object>
       </w:r>
     </w:p>
@@ -8761,41 +8397,42 @@
     <w:uiPriority w:val="9"/>
     <w:unhideWhenUsed/>
     <w:qFormat/>
-    <w:rsid w:val="00AA0818"/>
+    <w:rsid w:val="007320A6"/>
     <w:pPr>
       <w:keepNext/>
       <w:keepLines/>
-      <w:spacing w:before="260" w:after="260" w:line="416" w:lineRule="auto"/>
+      <w:spacing w:before="120" w:after="120" w:line="415" w:lineRule="auto"/>
       <w:outlineLvl w:val="2"/>
     </w:pPr>
     <w:rPr>
       <w:b/>
       <w:bCs/>
-      <w:sz w:val="32"/>
-      <w:szCs w:val="32"/>
+      <w:sz w:val="28"/>
+      <w:szCs w:val="28"/>
     </w:rPr>
   </w:style>
   <w:style w:type="paragraph" w:styleId="4">
     <w:name w:val="heading 4"/>
+    <w:aliases w:val="第三层条,第四层,(１)黑小三,36标题4,标题 4 Char Char,1.1.1.1,1.1.1.1标题 4,H4,h4,PIM 4,第四层1 Char,第四层1,四级标题,四级,bullet,bl,bb,论文标题 3,论文标题3,四级标题 Char,36标题 4,第三层条1.1,1.1.1.1 标题 4,第三层条1,第三层条2,第三层条3,第三层条4,第三层条5,第三层条6,第三层条7,第三层条8,第三层条9,第三层条10,第三层条11,第三层条12,第三层条13,标题 4-lzg"/>
     <w:basedOn w:val="a"/>
     <w:next w:val="a"/>
     <w:link w:val="40"/>
     <w:uiPriority w:val="9"/>
     <w:unhideWhenUsed/>
     <w:qFormat/>
-    <w:rsid w:val="00E354C4"/>
+    <w:rsid w:val="00E76586"/>
     <w:pPr>
       <w:keepNext/>
       <w:keepLines/>
-      <w:spacing w:before="280" w:after="290" w:line="376" w:lineRule="auto"/>
+      <w:snapToGrid w:val="0"/>
+      <w:spacing w:before="120" w:after="120"/>
       <w:outlineLvl w:val="3"/>
     </w:pPr>
     <w:rPr>
-      <w:rFonts w:asciiTheme="majorHAnsi" w:eastAsiaTheme="majorEastAsia" w:hAnsiTheme="majorHAnsi" w:cstheme="majorBidi"/>
+      <w:rFonts w:ascii="微软雅黑" w:eastAsia="微软雅黑" w:hAnsi="微软雅黑" w:cstheme="majorBidi"/>
       <w:b/>
       <w:bCs/>
-      <w:sz w:val="28"/>
-      <w:szCs w:val="28"/>
+      <w:sz w:val="22"/>
     </w:rPr>
   </w:style>
   <w:style w:type="character" w:default="1" w:styleId="a0">
@@ -9051,12 +8688,12 @@
     <w:basedOn w:val="a0"/>
     <w:link w:val="3"/>
     <w:uiPriority w:val="9"/>
-    <w:rsid w:val="00AA0818"/>
+    <w:rsid w:val="007320A6"/>
     <w:rPr>
       <w:b/>
       <w:bCs/>
-      <w:sz w:val="32"/>
-      <w:szCs w:val="32"/>
+      <w:sz w:val="28"/>
+      <w:szCs w:val="28"/>
     </w:rPr>
   </w:style>
   <w:style w:type="paragraph" w:styleId="af1">
@@ -9083,16 +8720,16 @@
   </w:style>
   <w:style w:type="character" w:customStyle="1" w:styleId="40">
     <w:name w:val="标题 4 字符"/>
+    <w:aliases w:val="第三层条 字符,第四层 字符,(１)黑小三 字符,36标题4 字符,标题 4 Char Char 字符,1.1.1.1 字符,1.1.1.1标题 4 字符,H4 字符,h4 字符,PIM 4 字符,第四层1 Char 字符,第四层1 字符,四级标题 字符,四级 字符,bullet 字符,bl 字符,bb 字符,论文标题 3 字符,论文标题3 字符,四级标题 Char 字符,36标题 4 字符,第三层条1.1 字符,1.1.1.1 标题 4 字符,第三层条1 字符,第三层条2 字符"/>
     <w:basedOn w:val="a0"/>
     <w:link w:val="4"/>
     <w:uiPriority w:val="9"/>
-    <w:rsid w:val="00E354C4"/>
+    <w:rsid w:val="00E76586"/>
     <w:rPr>
-      <w:rFonts w:asciiTheme="majorHAnsi" w:eastAsiaTheme="majorEastAsia" w:hAnsiTheme="majorHAnsi" w:cstheme="majorBidi"/>
+      <w:rFonts w:ascii="微软雅黑" w:eastAsia="微软雅黑" w:hAnsi="微软雅黑" w:cstheme="majorBidi"/>
       <w:b/>
       <w:bCs/>
-      <w:sz w:val="28"/>
-      <w:szCs w:val="28"/>
+      <w:sz w:val="22"/>
     </w:rPr>
   </w:style>
   <w:style w:type="character" w:customStyle="1" w:styleId="10">

--- a/插件详细手册/6.地图/地图设计-万花镜室.docx
+++ b/插件详细手册/6.地图/地图设计-万花镜室.docx
@@ -75,7 +75,7 @@
         <w:widowControl/>
         <w:jc w:val="center"/>
         <w:rPr>
-          <w:rFonts w:ascii="宋体" w:eastAsia="宋体" w:hAnsi="宋体" w:cs="宋体"/>
+          <w:rFonts w:ascii="宋体" w:eastAsia="宋体" w:hAnsi="宋体" w:cs="宋体" w:hint="eastAsia"/>
           <w:kern w:val="0"/>
           <w:sz w:val="24"/>
           <w:szCs w:val="24"/>
@@ -86,7 +86,7 @@
           <w:noProof/>
         </w:rPr>
         <w:drawing>
-          <wp:inline distT="0" distB="0" distL="0" distR="0" wp14:anchorId="62F79F42" wp14:editId="42FD91B4">
+          <wp:inline distT="0" distB="0" distL="0" distR="0" wp14:anchorId="62F79F42" wp14:editId="2290A486">
             <wp:extent cx="3954780" cy="3053456"/>
             <wp:effectExtent l="0" t="0" r="7620" b="0"/>
             <wp:docPr id="1484233242" name="图片 1"/>
@@ -139,7 +139,7 @@
       <w:pPr>
         <w:widowControl/>
         <w:rPr>
-          <w:rFonts w:ascii="宋体" w:eastAsia="宋体" w:hAnsi="宋体" w:cs="宋体"/>
+          <w:rFonts w:ascii="宋体" w:eastAsia="宋体" w:hAnsi="宋体" w:cs="宋体" w:hint="eastAsia"/>
           <w:kern w:val="0"/>
           <w:sz w:val="24"/>
           <w:szCs w:val="24"/>
@@ -160,11 +160,14 @@
     <w:p>
       <w:pPr>
         <w:pStyle w:val="3"/>
-      </w:pPr>
-      <w:r>
         <w:rPr>
           <w:rFonts w:hint="eastAsia"/>
         </w:rPr>
+      </w:pPr>
+      <w:r>
+        <w:rPr>
+          <w:rFonts w:hint="eastAsia"/>
+        </w:rPr>
         <w:t>示例位置</w:t>
       </w:r>
     </w:p>
@@ -263,6 +266,9 @@
     <w:p>
       <w:pPr>
         <w:jc w:val="center"/>
+        <w:rPr>
+          <w:rFonts w:hint="eastAsia"/>
+        </w:rPr>
       </w:pPr>
       <w:r>
         <w:rPr>
@@ -319,7 +325,13 @@
         </w:drawing>
       </w:r>
     </w:p>
-    <w:p/>
+    <w:p>
+      <w:pPr>
+        <w:rPr>
+          <w:rFonts w:hint="eastAsia"/>
+        </w:rPr>
+      </w:pPr>
+    </w:p>
     <w:p>
       <w:pPr>
         <w:widowControl/>
@@ -496,25 +508,7 @@
           <w:kern w:val="0"/>
           <w:sz w:val="22"/>
         </w:rPr>
-        <w:t>（这个游戏貌似</w:t>
-      </w:r>
-      <w:proofErr w:type="gramStart"/>
-      <w:r>
-        <w:rPr>
-          <w:rFonts w:ascii="Tahoma" w:eastAsia="微软雅黑" w:hAnsi="Tahoma" w:hint="eastAsia"/>
-          <w:kern w:val="0"/>
-          <w:sz w:val="22"/>
-        </w:rPr>
-        <w:t>后来差评居多</w:t>
-      </w:r>
-      <w:proofErr w:type="gramEnd"/>
-      <w:r>
-        <w:rPr>
-          <w:rFonts w:ascii="Tahoma" w:eastAsia="微软雅黑" w:hAnsi="Tahoma" w:hint="eastAsia"/>
-          <w:kern w:val="0"/>
-          <w:sz w:val="22"/>
-        </w:rPr>
-        <w:t>了，我也只是观望了一下）</w:t>
+        <w:t>（这个游戏貌似后来差评居多了，我也只是观望了一下）</w:t>
       </w:r>
     </w:p>
     <w:p>
@@ -614,7 +608,6 @@
         </w:rPr>
         <w:t xml:space="preserve"> </w:t>
       </w:r>
-      <w:proofErr w:type="gramStart"/>
       <w:r>
         <w:rPr>
           <w:rFonts w:ascii="Tahoma" w:eastAsia="微软雅黑" w:hAnsi="Tahoma" w:hint="eastAsia"/>
@@ -623,7 +616,6 @@
         </w:rPr>
         <w:t>图块</w:t>
       </w:r>
-      <w:proofErr w:type="gramEnd"/>
       <w:r>
         <w:rPr>
           <w:rFonts w:ascii="Tahoma" w:eastAsia="微软雅黑" w:hAnsi="Tahoma" w:hint="eastAsia"/>
@@ -638,25 +630,7 @@
           <w:kern w:val="0"/>
           <w:sz w:val="22"/>
         </w:rPr>
-        <w:t>了，于是我开始</w:t>
-      </w:r>
-      <w:proofErr w:type="gramStart"/>
-      <w:r>
-        <w:rPr>
-          <w:rFonts w:ascii="Tahoma" w:eastAsia="微软雅黑" w:hAnsi="Tahoma" w:hint="eastAsia"/>
-          <w:kern w:val="0"/>
-          <w:sz w:val="22"/>
-        </w:rPr>
-        <w:t>思考开坑的</w:t>
-      </w:r>
-      <w:proofErr w:type="gramEnd"/>
-      <w:r>
-        <w:rPr>
-          <w:rFonts w:ascii="Tahoma" w:eastAsia="微软雅黑" w:hAnsi="Tahoma" w:hint="eastAsia"/>
-          <w:kern w:val="0"/>
-          <w:sz w:val="22"/>
-        </w:rPr>
-        <w:t>可能性，</w:t>
+        <w:t>了，于是我开始思考开坑的可能性，</w:t>
       </w:r>
     </w:p>
     <w:p>
@@ -807,21 +781,16 @@
     <w:p>
       <w:pPr>
         <w:pStyle w:val="4"/>
-      </w:pPr>
-      <w:r>
         <w:rPr>
           <w:rFonts w:hint="eastAsia"/>
         </w:rPr>
-        <w:t>1）</w:t>
-      </w:r>
-      <w:proofErr w:type="gramStart"/>
+      </w:pPr>
       <w:r>
         <w:rPr>
           <w:rFonts w:hint="eastAsia"/>
         </w:rPr>
-        <w:t>图块设计</w:t>
-      </w:r>
-      <w:proofErr w:type="gramEnd"/>
+        <w:t>1）图块设计</w:t>
+      </w:r>
     </w:p>
     <w:p>
       <w:pPr>
@@ -975,7 +944,7 @@
           <w:noProof/>
         </w:rPr>
         <w:drawing>
-          <wp:inline distT="0" distB="0" distL="0" distR="0" wp14:anchorId="119EE0EC" wp14:editId="6602BAAC">
+          <wp:inline distT="0" distB="0" distL="0" distR="0" wp14:anchorId="119EE0EC" wp14:editId="2B2AC33C">
             <wp:extent cx="2552700" cy="1828011"/>
             <wp:effectExtent l="0" t="0" r="0" b="1270"/>
             <wp:docPr id="1238198801" name="图片 4"/>
@@ -1027,6 +996,9 @@
     <w:p>
       <w:pPr>
         <w:pStyle w:val="4"/>
+        <w:rPr>
+          <w:rFonts w:hint="eastAsia"/>
+        </w:rPr>
       </w:pPr>
       <w:r>
         <w:rPr>
@@ -1284,6 +1256,9 @@
     <w:p>
       <w:pPr>
         <w:pStyle w:val="4"/>
+        <w:rPr>
+          <w:rFonts w:hint="eastAsia"/>
+        </w:rPr>
       </w:pPr>
       <w:r>
         <w:rPr>
@@ -1537,18 +1512,8 @@
           <w:kern w:val="0"/>
           <w:sz w:val="22"/>
         </w:rPr>
-        <w:t>动态快照</w:t>
-      </w:r>
-      <w:proofErr w:type="gramStart"/>
-      <w:r>
-        <w:rPr>
-          <w:rFonts w:ascii="Tahoma" w:eastAsia="微软雅黑" w:hAnsi="Tahoma" w:hint="eastAsia"/>
-          <w:kern w:val="0"/>
-          <w:sz w:val="22"/>
-        </w:rPr>
-        <w:t>的锚点</w:t>
-      </w:r>
-      <w:proofErr w:type="gramEnd"/>
+        <w:t>动态快照的锚点</w:t>
+      </w:r>
       <w:r>
         <w:rPr>
           <w:rFonts w:ascii="Tahoma" w:eastAsia="微软雅黑" w:hAnsi="Tahoma" w:hint="eastAsia"/>
@@ -1563,25 +1528,7 @@
           <w:kern w:val="0"/>
           <w:sz w:val="22"/>
         </w:rPr>
-        <w:t>在正中心，如果</w:t>
-      </w:r>
-      <w:proofErr w:type="gramStart"/>
-      <w:r>
-        <w:rPr>
-          <w:rFonts w:ascii="Tahoma" w:eastAsia="微软雅黑" w:hAnsi="Tahoma" w:hint="eastAsia"/>
-          <w:kern w:val="0"/>
-          <w:sz w:val="22"/>
-        </w:rPr>
-        <w:t>不</w:t>
-      </w:r>
-      <w:proofErr w:type="gramEnd"/>
-      <w:r>
-        <w:rPr>
-          <w:rFonts w:ascii="Tahoma" w:eastAsia="微软雅黑" w:hAnsi="Tahoma" w:hint="eastAsia"/>
-          <w:kern w:val="0"/>
-          <w:sz w:val="22"/>
-        </w:rPr>
-        <w:t>对齐中心，还要费劲去对齐坐标）</w:t>
+        <w:t>在正中心，如果不对齐中心，还要费劲去对齐坐标）</w:t>
       </w:r>
     </w:p>
     <w:p>
@@ -2015,43 +1962,15 @@
           <w:kern w:val="0"/>
           <w:sz w:val="22"/>
         </w:rPr>
-        <w:t>最初我对比例</w:t>
-      </w:r>
-      <w:proofErr w:type="gramStart"/>
-      <w:r>
-        <w:rPr>
-          <w:rFonts w:ascii="Tahoma" w:eastAsia="微软雅黑" w:hAnsi="Tahoma" w:hint="eastAsia"/>
-          <w:kern w:val="0"/>
-          <w:sz w:val="22"/>
-        </w:rPr>
-        <w:t>设置没</w:t>
-      </w:r>
-      <w:proofErr w:type="gramEnd"/>
-      <w:r>
-        <w:rPr>
-          <w:rFonts w:ascii="Tahoma" w:eastAsia="微软雅黑" w:hAnsi="Tahoma" w:hint="eastAsia"/>
-          <w:kern w:val="0"/>
-          <w:sz w:val="22"/>
-        </w:rPr>
-        <w:t>多想，</w:t>
-      </w:r>
-      <w:proofErr w:type="gramStart"/>
-      <w:r>
-        <w:rPr>
-          <w:rFonts w:ascii="Tahoma" w:eastAsia="微软雅黑" w:hAnsi="Tahoma" w:hint="eastAsia"/>
-          <w:kern w:val="0"/>
-          <w:sz w:val="22"/>
-        </w:rPr>
-        <w:t>就一半</w:t>
-      </w:r>
-      <w:proofErr w:type="gramEnd"/>
-      <w:r>
-        <w:rPr>
-          <w:rFonts w:ascii="Tahoma" w:eastAsia="微软雅黑" w:hAnsi="Tahoma" w:hint="eastAsia"/>
-          <w:kern w:val="0"/>
-          <w:sz w:val="22"/>
-        </w:rPr>
-        <w:t>吧，</w:t>
+        <w:t>最初我对比例设置没多想，</w:t>
+      </w:r>
+      <w:r>
+        <w:rPr>
+          <w:rFonts w:ascii="Tahoma" w:eastAsia="微软雅黑" w:hAnsi="Tahoma" w:hint="eastAsia"/>
+          <w:kern w:val="0"/>
+          <w:sz w:val="22"/>
+        </w:rPr>
+        <w:t>就一半吧，</w:t>
       </w:r>
       <w:r>
         <w:rPr>
@@ -2282,7 +2201,7 @@
           <w:sz w:val="22"/>
         </w:rPr>
         <w:drawing>
-          <wp:inline distT="0" distB="0" distL="0" distR="0" wp14:anchorId="3EF103CC" wp14:editId="7DDA83C1">
+          <wp:inline distT="0" distB="0" distL="0" distR="0" wp14:anchorId="3EF103CC" wp14:editId="0D9F1664">
             <wp:extent cx="3507324" cy="2674620"/>
             <wp:effectExtent l="0" t="0" r="0" b="0"/>
             <wp:docPr id="451926018" name="图片 6"/>
@@ -2401,7 +2320,7 @@
         <w:snapToGrid w:val="0"/>
         <w:jc w:val="left"/>
         <w:rPr>
-          <w:rFonts w:ascii="Tahoma" w:eastAsia="微软雅黑" w:hAnsi="Tahoma" w:hint="eastAsia"/>
+          <w:rFonts w:ascii="Tahoma" w:eastAsia="微软雅黑" w:hAnsi="Tahoma"/>
           <w:kern w:val="0"/>
           <w:sz w:val="22"/>
         </w:rPr>
@@ -2482,25 +2401,7 @@
           <w:kern w:val="0"/>
           <w:sz w:val="22"/>
         </w:rPr>
-        <w:t>整个</w:t>
-      </w:r>
-      <w:proofErr w:type="gramStart"/>
-      <w:r>
-        <w:rPr>
-          <w:rFonts w:ascii="Tahoma" w:eastAsia="微软雅黑" w:hAnsi="Tahoma" w:hint="eastAsia"/>
-          <w:kern w:val="0"/>
-          <w:sz w:val="22"/>
-        </w:rPr>
-        <w:t>窗口图块大小</w:t>
-      </w:r>
-      <w:proofErr w:type="gramEnd"/>
-      <w:r>
-        <w:rPr>
-          <w:rFonts w:ascii="Tahoma" w:eastAsia="微软雅黑" w:hAnsi="Tahoma" w:hint="eastAsia"/>
-          <w:kern w:val="0"/>
-          <w:sz w:val="22"/>
-        </w:rPr>
-        <w:t>：</w:t>
+        <w:t>整个窗口图块大小：</w:t>
       </w:r>
       <w:r>
         <w:rPr>
@@ -2577,25 +2478,7 @@
           <w:kern w:val="0"/>
           <w:sz w:val="22"/>
         </w:rPr>
-        <w:t>中间</w:t>
-      </w:r>
-      <w:proofErr w:type="gramStart"/>
-      <w:r>
-        <w:rPr>
-          <w:rFonts w:ascii="Tahoma" w:eastAsia="微软雅黑" w:hAnsi="Tahoma" w:hint="eastAsia"/>
-          <w:kern w:val="0"/>
-          <w:sz w:val="22"/>
-        </w:rPr>
-        <w:t>窟窿图块大小</w:t>
-      </w:r>
-      <w:proofErr w:type="gramEnd"/>
-      <w:r>
-        <w:rPr>
-          <w:rFonts w:ascii="Tahoma" w:eastAsia="微软雅黑" w:hAnsi="Tahoma" w:hint="eastAsia"/>
-          <w:kern w:val="0"/>
-          <w:sz w:val="22"/>
-        </w:rPr>
-        <w:t>：</w:t>
+        <w:t>中间窟窿图块大小：</w:t>
       </w:r>
       <w:r>
         <w:rPr>
@@ -2828,25 +2711,7 @@
           <w:kern w:val="0"/>
           <w:sz w:val="22"/>
         </w:rPr>
-        <w:t>（</w:t>
-      </w:r>
-      <w:proofErr w:type="gramStart"/>
-      <w:r>
-        <w:rPr>
-          <w:rFonts w:ascii="Tahoma" w:eastAsia="微软雅黑" w:hAnsi="Tahoma" w:hint="eastAsia"/>
-          <w:kern w:val="0"/>
-          <w:sz w:val="22"/>
-        </w:rPr>
-        <w:t>用图块算也</w:t>
-      </w:r>
-      <w:proofErr w:type="gramEnd"/>
-      <w:r>
-        <w:rPr>
-          <w:rFonts w:ascii="Tahoma" w:eastAsia="微软雅黑" w:hAnsi="Tahoma" w:hint="eastAsia"/>
-          <w:kern w:val="0"/>
-          <w:sz w:val="22"/>
-        </w:rPr>
-        <w:t>一样</w:t>
+        <w:t>（用图块算也一样</w:t>
       </w:r>
       <w:r>
         <w:rPr>
@@ -3002,25 +2867,7 @@
           <w:kern w:val="0"/>
           <w:sz w:val="22"/>
         </w:rPr>
-        <w:t>（</w:t>
-      </w:r>
-      <w:proofErr w:type="gramStart"/>
-      <w:r>
-        <w:rPr>
-          <w:rFonts w:ascii="Tahoma" w:eastAsia="微软雅黑" w:hAnsi="Tahoma" w:hint="eastAsia"/>
-          <w:kern w:val="0"/>
-          <w:sz w:val="22"/>
-        </w:rPr>
-        <w:t>用图块算也</w:t>
-      </w:r>
-      <w:proofErr w:type="gramEnd"/>
-      <w:r>
-        <w:rPr>
-          <w:rFonts w:ascii="Tahoma" w:eastAsia="微软雅黑" w:hAnsi="Tahoma" w:hint="eastAsia"/>
-          <w:kern w:val="0"/>
-          <w:sz w:val="22"/>
-        </w:rPr>
-        <w:t>一样</w:t>
+        <w:t>（用图块算也一样</w:t>
       </w:r>
       <w:r>
         <w:rPr>
@@ -3506,7 +3353,6 @@
         <w:tc>
           <w:tcPr>
             <w:tcW w:w="2127" w:type="dxa"/>
-            <w:shd w:val="clear" w:color="auto" w:fill="auto"/>
             <w:vAlign w:val="center"/>
           </w:tcPr>
           <w:p>
@@ -3610,7 +3456,6 @@
         <w:tc>
           <w:tcPr>
             <w:tcW w:w="2127" w:type="dxa"/>
-            <w:shd w:val="clear" w:color="auto" w:fill="auto"/>
             <w:vAlign w:val="center"/>
           </w:tcPr>
           <w:p>
@@ -3714,7 +3559,6 @@
         <w:tc>
           <w:tcPr>
             <w:tcW w:w="2127" w:type="dxa"/>
-            <w:shd w:val="clear" w:color="auto" w:fill="auto"/>
             <w:vAlign w:val="center"/>
           </w:tcPr>
           <w:p>
@@ -3818,7 +3662,6 @@
         <w:tc>
           <w:tcPr>
             <w:tcW w:w="2127" w:type="dxa"/>
-            <w:shd w:val="clear" w:color="auto" w:fill="auto"/>
             <w:vAlign w:val="center"/>
           </w:tcPr>
           <w:p>
@@ -3922,7 +3765,6 @@
         <w:tc>
           <w:tcPr>
             <w:tcW w:w="2127" w:type="dxa"/>
-            <w:shd w:val="clear" w:color="auto" w:fill="auto"/>
             <w:vAlign w:val="center"/>
           </w:tcPr>
           <w:p>
@@ -4026,7 +3868,6 @@
         <w:tc>
           <w:tcPr>
             <w:tcW w:w="2127" w:type="dxa"/>
-            <w:shd w:val="clear" w:color="auto" w:fill="auto"/>
             <w:vAlign w:val="center"/>
           </w:tcPr>
           <w:p>
@@ -4130,7 +3971,6 @@
         <w:tc>
           <w:tcPr>
             <w:tcW w:w="2127" w:type="dxa"/>
-            <w:shd w:val="clear" w:color="auto" w:fill="auto"/>
             <w:vAlign w:val="center"/>
           </w:tcPr>
           <w:p>
@@ -4261,25 +4101,7 @@
           <w:kern w:val="0"/>
           <w:sz w:val="22"/>
         </w:rPr>
-        <w:t>的平方、立方、四次方、五次</w:t>
-      </w:r>
-      <w:proofErr w:type="gramStart"/>
-      <w:r>
-        <w:rPr>
-          <w:rFonts w:ascii="Tahoma" w:eastAsia="微软雅黑" w:hAnsi="Tahoma" w:hint="eastAsia"/>
-          <w:kern w:val="0"/>
-          <w:sz w:val="22"/>
-        </w:rPr>
-        <w:t>方这样</w:t>
-      </w:r>
-      <w:proofErr w:type="gramEnd"/>
-      <w:r>
-        <w:rPr>
-          <w:rFonts w:ascii="Tahoma" w:eastAsia="微软雅黑" w:hAnsi="Tahoma" w:hint="eastAsia"/>
-          <w:kern w:val="0"/>
-          <w:sz w:val="22"/>
-        </w:rPr>
-        <w:t>算）</w:t>
+        <w:t>的平方、立方、四次方、五次方这样算）</w:t>
       </w:r>
     </w:p>
     <w:p>
@@ -4651,7 +4473,7 @@
           <w:noProof/>
         </w:rPr>
         <w:drawing>
-          <wp:inline distT="0" distB="0" distL="0" distR="0" wp14:anchorId="14A9F1E4" wp14:editId="7B5EC5E3">
+          <wp:inline distT="0" distB="0" distL="0" distR="0" wp14:anchorId="14A9F1E4" wp14:editId="40FB8EB9">
             <wp:extent cx="2883247" cy="2202180"/>
             <wp:effectExtent l="0" t="0" r="0" b="7620"/>
             <wp:docPr id="85470203" name="图片 5"/>
@@ -4918,7 +4740,7 @@
           <v:shape id="_x0000_i1025" type="#_x0000_t75" style="width:189.6pt;height:139.2pt" o:ole="">
             <v:imagedata r:id="rId20" o:title=""/>
           </v:shape>
-          <o:OLEObject Type="Embed" ProgID="Visio.Drawing.15" ShapeID="_x0000_i1025" DrawAspect="Content" ObjectID="_1810887668" r:id="rId21"/>
+          <o:OLEObject Type="Embed" ProgID="Visio.Drawing.15" ShapeID="_x0000_i1025" DrawAspect="Content" ObjectID="_1835081500" r:id="rId21"/>
         </w:object>
       </w:r>
     </w:p>
@@ -4949,7 +4771,6 @@
         </w:rPr>
         <w:t>，</w:t>
       </w:r>
-      <w:proofErr w:type="gramStart"/>
       <w:r>
         <w:rPr>
           <w:rFonts w:ascii="Tahoma" w:eastAsia="微软雅黑" w:hAnsi="Tahoma" w:hint="eastAsia"/>
@@ -4958,7 +4779,6 @@
         </w:rPr>
         <w:t>缩放值</w:t>
       </w:r>
-      <w:proofErr w:type="gramEnd"/>
       <w:r>
         <w:rPr>
           <w:rFonts w:ascii="Tahoma" w:eastAsia="微软雅黑" w:hAnsi="Tahoma" w:hint="eastAsia"/>
@@ -5073,18 +4893,8 @@
           <w:kern w:val="0"/>
           <w:sz w:val="22"/>
         </w:rPr>
-        <w:t>要实现缩小的缩放设计，</w:t>
-      </w:r>
-      <w:proofErr w:type="gramStart"/>
-      <w:r>
-        <w:rPr>
-          <w:rFonts w:ascii="Tahoma" w:eastAsia="微软雅黑" w:hAnsi="Tahoma" w:hint="eastAsia"/>
-          <w:kern w:val="0"/>
-          <w:sz w:val="22"/>
-        </w:rPr>
-        <w:t>缩放值</w:t>
-      </w:r>
-      <w:proofErr w:type="gramEnd"/>
+        <w:t>要实现缩小的缩放设计，缩放值</w:t>
+      </w:r>
       <w:r>
         <w:rPr>
           <w:rFonts w:ascii="Tahoma" w:eastAsia="微软雅黑" w:hAnsi="Tahoma" w:hint="eastAsia"/>
@@ -5181,7 +4991,7 @@
           <v:shape id="_x0000_i1026" type="#_x0000_t75" style="width:403.2pt;height:168.6pt" o:ole="">
             <v:imagedata r:id="rId22" o:title=""/>
           </v:shape>
-          <o:OLEObject Type="Embed" ProgID="Visio.Drawing.15" ShapeID="_x0000_i1026" DrawAspect="Content" ObjectID="_1810887669" r:id="rId23"/>
+          <o:OLEObject Type="Embed" ProgID="Visio.Drawing.15" ShapeID="_x0000_i1026" DrawAspect="Content" ObjectID="_1835081501" r:id="rId23"/>
         </w:object>
       </w:r>
     </w:p>
@@ -5362,25 +5172,7 @@
           <w:kern w:val="0"/>
           <w:sz w:val="22"/>
         </w:rPr>
-        <w:t>（</w:t>
-      </w:r>
-      <w:proofErr w:type="gramStart"/>
-      <w:r>
-        <w:rPr>
-          <w:rFonts w:ascii="Tahoma" w:eastAsia="微软雅黑" w:hAnsi="Tahoma" w:hint="eastAsia"/>
-          <w:kern w:val="0"/>
-          <w:sz w:val="22"/>
-        </w:rPr>
-        <w:t>不</w:t>
-      </w:r>
-      <w:proofErr w:type="gramEnd"/>
-      <w:r>
-        <w:rPr>
-          <w:rFonts w:ascii="Tahoma" w:eastAsia="微软雅黑" w:hAnsi="Tahoma" w:hint="eastAsia"/>
-          <w:kern w:val="0"/>
-          <w:sz w:val="22"/>
-        </w:rPr>
-        <w:t>缩放时，地图只能看见</w:t>
+        <w:t>（不缩放时，地图只能看见</w:t>
       </w:r>
       <w:r>
         <w:rPr>
@@ -6181,23 +5973,13 @@
         </w:rPr>
         <w:t>一个</w:t>
       </w:r>
-      <w:proofErr w:type="gramStart"/>
-      <w:r>
-        <w:rPr>
-          <w:rFonts w:ascii="Tahoma" w:eastAsia="微软雅黑" w:hAnsi="Tahoma" w:hint="eastAsia"/>
-          <w:kern w:val="0"/>
-          <w:sz w:val="22"/>
-        </w:rPr>
-        <w:t>不</w:t>
-      </w:r>
-      <w:proofErr w:type="gramEnd"/>
-      <w:r>
-        <w:rPr>
-          <w:rFonts w:ascii="Tahoma" w:eastAsia="微软雅黑" w:hAnsi="Tahoma" w:hint="eastAsia"/>
-          <w:kern w:val="0"/>
-          <w:sz w:val="22"/>
-        </w:rPr>
-        <w:t>旋转的魔法圈</w:t>
+      <w:r>
+        <w:rPr>
+          <w:rFonts w:ascii="Tahoma" w:eastAsia="微软雅黑" w:hAnsi="Tahoma" w:hint="eastAsia"/>
+          <w:kern w:val="0"/>
+          <w:sz w:val="22"/>
+        </w:rPr>
+        <w:t>不旋转的魔法圈</w:t>
       </w:r>
       <w:r>
         <w:rPr>
@@ -6528,25 +6310,7 @@
           <w:kern w:val="0"/>
           <w:sz w:val="22"/>
         </w:rPr>
-        <w:t>确保游戏</w:t>
-      </w:r>
-      <w:proofErr w:type="gramStart"/>
-      <w:r>
-        <w:rPr>
-          <w:rFonts w:ascii="Tahoma" w:eastAsia="微软雅黑" w:hAnsi="Tahoma" w:hint="eastAsia"/>
-          <w:kern w:val="0"/>
-          <w:sz w:val="22"/>
-        </w:rPr>
-        <w:t>的图块能</w:t>
-      </w:r>
-      <w:proofErr w:type="gramEnd"/>
-      <w:r>
-        <w:rPr>
-          <w:rFonts w:ascii="Tahoma" w:eastAsia="微软雅黑" w:hAnsi="Tahoma" w:hint="eastAsia"/>
-          <w:kern w:val="0"/>
-          <w:sz w:val="22"/>
-        </w:rPr>
-        <w:t>填满所有游戏</w:t>
+        <w:t>确保游戏的图块能填满所有游戏</w:t>
       </w:r>
       <w:r>
         <w:rPr>
@@ -6920,25 +6684,7 @@
           <w:kern w:val="0"/>
           <w:sz w:val="22"/>
         </w:rPr>
-        <w:t>天窗</w:t>
-      </w:r>
-      <w:proofErr w:type="gramStart"/>
-      <w:r>
-        <w:rPr>
-          <w:rFonts w:ascii="Tahoma" w:eastAsia="微软雅黑" w:hAnsi="Tahoma" w:hint="eastAsia"/>
-          <w:kern w:val="0"/>
-          <w:sz w:val="22"/>
-        </w:rPr>
-        <w:t>层最大</w:t>
-      </w:r>
-      <w:proofErr w:type="gramEnd"/>
-      <w:r>
-        <w:rPr>
-          <w:rFonts w:ascii="Tahoma" w:eastAsia="微软雅黑" w:hAnsi="Tahoma" w:hint="eastAsia"/>
-          <w:kern w:val="0"/>
-          <w:sz w:val="22"/>
-        </w:rPr>
-        <w:t>的缺点就是它的位置太高了。</w:t>
+        <w:t>天窗层最大的缺点就是它的位置太高了。</w:t>
       </w:r>
     </w:p>
     <w:p>
@@ -7226,12 +6972,80 @@
           <w:sz w:val="22"/>
         </w:rPr>
       </w:pPr>
-    </w:p>
-    <w:p>
-      <w:pPr>
-        <w:widowControl/>
+      <w:r>
+        <w:rPr>
+          <w:rFonts w:ascii="Tahoma" w:eastAsia="微软雅黑" w:hAnsi="Tahoma" w:hint="eastAsia"/>
+          <w:kern w:val="0"/>
+          <w:sz w:val="22"/>
+        </w:rPr>
+        <w:t>（但是设置对话框为</w:t>
+      </w:r>
+      <w:r>
+        <w:rPr>
+          <w:rFonts w:ascii="Tahoma" w:eastAsia="微软雅黑" w:hAnsi="Tahoma" w:hint="eastAsia"/>
+          <w:kern w:val="0"/>
+          <w:sz w:val="22"/>
+        </w:rPr>
+        <w:t>3</w:t>
+      </w:r>
+      <w:r>
+        <w:rPr>
+          <w:rFonts w:ascii="Tahoma" w:eastAsia="微软雅黑" w:hAnsi="Tahoma" w:hint="eastAsia"/>
+          <w:kern w:val="0"/>
+          <w:sz w:val="22"/>
+        </w:rPr>
+        <w:t>行后，脸图</w:t>
+      </w:r>
+      <w:r>
+        <w:rPr>
+          <w:rFonts w:ascii="Tahoma" w:eastAsia="微软雅黑" w:hAnsi="Tahoma" w:hint="eastAsia"/>
+          <w:kern w:val="0"/>
+          <w:sz w:val="22"/>
+        </w:rPr>
+        <w:t>又</w:t>
+      </w:r>
+      <w:r>
+        <w:rPr>
+          <w:rFonts w:ascii="Tahoma" w:eastAsia="微软雅黑" w:hAnsi="Tahoma" w:hint="eastAsia"/>
+          <w:kern w:val="0"/>
+          <w:sz w:val="22"/>
+        </w:rPr>
+        <w:t>会被切割</w:t>
+      </w:r>
+      <w:r>
+        <w:rPr>
+          <w:rFonts w:ascii="Tahoma" w:eastAsia="微软雅黑" w:hAnsi="Tahoma" w:hint="eastAsia"/>
+          <w:kern w:val="0"/>
+          <w:sz w:val="22"/>
+        </w:rPr>
+        <w:t>……</w:t>
+      </w:r>
+      <w:r>
+        <w:rPr>
+          <w:rFonts w:ascii="Tahoma" w:eastAsia="微软雅黑" w:hAnsi="Tahoma" w:hint="eastAsia"/>
+          <w:kern w:val="0"/>
+          <w:sz w:val="22"/>
+        </w:rPr>
+        <w:t>）</w:t>
+      </w:r>
+    </w:p>
+    <w:p>
+      <w:pPr>
+        <w:widowControl/>
+        <w:snapToGrid w:val="0"/>
         <w:jc w:val="left"/>
         <w:rPr>
+          <w:rFonts w:ascii="Tahoma" w:eastAsia="微软雅黑" w:hAnsi="Tahoma" w:hint="eastAsia"/>
+          <w:kern w:val="0"/>
+          <w:sz w:val="22"/>
+        </w:rPr>
+      </w:pPr>
+    </w:p>
+    <w:p>
+      <w:pPr>
+        <w:widowControl/>
+        <w:jc w:val="left"/>
+        <w:rPr>
           <w:rFonts w:ascii="Tahoma" w:eastAsia="微软雅黑" w:hAnsi="Tahoma"/>
           <w:kern w:val="0"/>
           <w:sz w:val="22"/>
@@ -7253,20 +7067,12 @@
           <w:rFonts w:hint="eastAsia"/>
         </w:rPr>
       </w:pPr>
-      <w:proofErr w:type="gramStart"/>
       <w:r>
         <w:rPr>
           <w:rFonts w:hint="eastAsia"/>
         </w:rPr>
         <w:lastRenderedPageBreak/>
-        <w:t>中心锚点与</w:t>
-      </w:r>
-      <w:proofErr w:type="gramEnd"/>
-      <w:r>
-        <w:rPr>
-          <w:rFonts w:hint="eastAsia"/>
-        </w:rPr>
-        <w:t>缩放</w:t>
+        <w:t>中心锚点与缩放</w:t>
       </w:r>
     </w:p>
     <w:p>
@@ -7286,16 +7092,7 @@
           <w:kern w:val="0"/>
           <w:sz w:val="22"/>
         </w:rPr>
-        <w:t>因为动态快照默认</w:t>
-      </w:r>
-      <w:proofErr w:type="gramStart"/>
-      <w:r>
-        <w:rPr>
-          <w:rFonts w:ascii="Tahoma" w:eastAsia="微软雅黑" w:hAnsi="Tahoma" w:hint="eastAsia"/>
-          <w:kern w:val="0"/>
-          <w:sz w:val="22"/>
-        </w:rPr>
-        <w:t>的锚点</w:t>
+        <w:t>因为动态快照默认的锚点</w:t>
       </w:r>
       <w:r>
         <w:rPr>
@@ -7305,7 +7102,6 @@
         </w:rPr>
         <w:t>都</w:t>
       </w:r>
-      <w:proofErr w:type="gramEnd"/>
       <w:r>
         <w:rPr>
           <w:rFonts w:ascii="Tahoma" w:eastAsia="微软雅黑" w:hAnsi="Tahoma" w:hint="eastAsia"/>
@@ -7399,7 +7195,7 @@
           <v:shape id="_x0000_i1027" type="#_x0000_t75" style="width:189.6pt;height:139.2pt" o:ole="">
             <v:imagedata r:id="rId20" o:title=""/>
           </v:shape>
-          <o:OLEObject Type="Embed" ProgID="Visio.Drawing.15" ShapeID="_x0000_i1027" DrawAspect="Content" ObjectID="_1810887670" r:id="rId33"/>
+          <o:OLEObject Type="Embed" ProgID="Visio.Drawing.15" ShapeID="_x0000_i1027" DrawAspect="Content" ObjectID="_1835081502" r:id="rId33"/>
         </w:object>
       </w:r>
     </w:p>
@@ -7428,16 +7224,7 @@
           <w:kern w:val="0"/>
           <w:sz w:val="22"/>
         </w:rPr>
-        <w:t>动态快照</w:t>
-      </w:r>
-      <w:proofErr w:type="gramStart"/>
-      <w:r>
-        <w:rPr>
-          <w:rFonts w:ascii="Tahoma" w:eastAsia="微软雅黑" w:hAnsi="Tahoma" w:hint="eastAsia"/>
-          <w:kern w:val="0"/>
-          <w:sz w:val="22"/>
-        </w:rPr>
-        <w:t>的</w:t>
+        <w:t>动态快照的</w:t>
       </w:r>
       <w:r>
         <w:rPr>
@@ -7455,7 +7242,6 @@
         </w:rPr>
         <w:t>都</w:t>
       </w:r>
-      <w:proofErr w:type="gramEnd"/>
       <w:r>
         <w:rPr>
           <w:rFonts w:ascii="Tahoma" w:eastAsia="微软雅黑" w:hAnsi="Tahoma" w:hint="eastAsia"/>
@@ -7525,7 +7311,7 @@
           <v:shape id="_x0000_i1028" type="#_x0000_t75" style="width:3in;height:158.4pt" o:ole="">
             <v:imagedata r:id="rId34" o:title=""/>
           </v:shape>
-          <o:OLEObject Type="Embed" ProgID="Visio.Drawing.15" ShapeID="_x0000_i1028" DrawAspect="Content" ObjectID="_1810887671" r:id="rId35"/>
+          <o:OLEObject Type="Embed" ProgID="Visio.Drawing.15" ShapeID="_x0000_i1028" DrawAspect="Content" ObjectID="_1835081503" r:id="rId35"/>
         </w:object>
       </w:r>
     </w:p>
